--- a/EXPORTS/DOCX/published/niveau3/English/GerardusLeeuw.docx
+++ b/EXPORTS/DOCX/published/niveau3/English/GerardusLeeuw.docx
@@ -188,7 +188,7 @@
           <w:rFonts w:ascii="Charis SIL Regular" w:hAnsi="Charis SIL Regular" w:eastAsia="Charis SIL Regular"/>
           <w:b w:val="0"/>
           <w:i w:val="0"/>
-          <w:color w:val="0066CC"/>
+          <w:color w:val="0000FF"/>
           <w:sz w:val="24"/>
           <w:u w:val="single"/>
         </w:rPr>
@@ -206,7 +206,7 @@
           <w:rFonts w:ascii="Charis SIL Regular" w:hAnsi="Charis SIL Regular" w:eastAsia="Charis SIL Regular"/>
           <w:b w:val="0"/>
           <w:i w:val="0"/>
-          <w:color w:val="0066CC"/>
+          <w:color w:val="0000FF"/>
           <w:sz w:val="24"/>
           <w:u w:val="single"/>
         </w:rPr>
@@ -217,7 +217,7 @@
           <w:rFonts w:ascii="Charis SIL Regular" w:hAnsi="Charis SIL Regular" w:eastAsia="Charis SIL Regular"/>
           <w:b w:val="0"/>
           <w:i w:val="0"/>
-          <w:color w:val="0066CC"/>
+          <w:color w:val="0000FF"/>
           <w:sz w:val="24"/>
           <w:u w:val="single"/>
         </w:rPr>
@@ -235,7 +235,7 @@
           <w:rFonts w:ascii="Charis SIL Regular" w:hAnsi="Charis SIL Regular" w:eastAsia="Charis SIL Regular"/>
           <w:b w:val="0"/>
           <w:i w:val="0"/>
-          <w:color w:val="0066CC"/>
+          <w:color w:val="0000FF"/>
           <w:sz w:val="24"/>
           <w:u w:val="single"/>
         </w:rPr>
@@ -246,7 +246,7 @@
           <w:rFonts w:ascii="Charis SIL Regular" w:hAnsi="Charis SIL Regular" w:eastAsia="Charis SIL Regular"/>
           <w:b w:val="0"/>
           <w:i w:val="0"/>
-          <w:color w:val="0066CC"/>
+          <w:color w:val="0000FF"/>
           <w:sz w:val="24"/>
           <w:u w:val="single"/>
         </w:rPr>
@@ -281,7 +281,7 @@
       </w:r>
       <w:r>
         <w:rPr>
-          <w:u w:val="single" w:color="0066cc"/>
+          <w:u w:val="single" w:color="0000ff"/>
           <w:rFonts w:ascii="Charis SIL Regular" w:hAnsi="Charis SIL Regular" w:eastAsia="Charis SIL Regular"/>
           <w:b w:val="0"/>
           <w:i w:val="0"/>
@@ -299,17 +299,25 @@
       </w:r>
       <w:r>
         <w:rPr>
+          <w:u w:val="single" w:color="0000ff"/>
           <w:rFonts w:ascii="Charis SIL Regular" w:hAnsi="Charis SIL Regular" w:eastAsia="Charis SIL Regular"/>
           <w:b w:val="0"/>
           <w:i w:val="0"/>
           <w:color w:val="000000"/>
           <w:sz w:val="24"/>
         </w:rPr>
-        <w:t>grap</w:t>
+        <w:hyperlink r:id="rId9" w:history="1">
+          <w:r>
+            <w:rPr>
+              <w:rStyle w:val="Hyperlink"/>
+            </w:rPr>
+            <w:t>grap</w:t>
+          </w:r>
+        </w:hyperlink>
       </w:r>
       <w:r>
         <w:rPr>
-          <w:u w:val="single" w:color="0066cc"/>
+          <w:u w:val="single" w:color="0000ff"/>
           <w:rFonts w:ascii="Charis SIL Regular" w:hAnsi="Charis SIL Regular" w:eastAsia="Charis SIL Regular"/>
           <w:b w:val="0"/>
           <w:i w:val="0"/>
@@ -410,7 +418,7 @@
           <w:rFonts w:ascii="Charis SIL Regular" w:hAnsi="Charis SIL Regular" w:eastAsia="Charis SIL Regular"/>
           <w:b w:val="0"/>
           <w:i w:val="0"/>
-          <w:color w:val="0066CC"/>
+          <w:color w:val="0000FF"/>
           <w:sz w:val="24"/>
           <w:u w:val="single"/>
         </w:rPr>
@@ -428,7 +436,7 @@
           <w:rFonts w:ascii="Charis SIL Regular" w:hAnsi="Charis SIL Regular" w:eastAsia="Charis SIL Regular"/>
           <w:b w:val="0"/>
           <w:i w:val="0"/>
-          <w:color w:val="0066CC"/>
+          <w:color w:val="0000FF"/>
           <w:sz w:val="24"/>
           <w:u w:val="single"/>
         </w:rPr>
@@ -439,7 +447,7 @@
           <w:rFonts w:ascii="Charis SIL Regular" w:hAnsi="Charis SIL Regular" w:eastAsia="Charis SIL Regular"/>
           <w:b w:val="0"/>
           <w:i w:val="0"/>
-          <w:color w:val="0066CC"/>
+          <w:color w:val="0000FF"/>
           <w:sz w:val="24"/>
           <w:u w:val="single"/>
         </w:rPr>
@@ -457,7 +465,7 @@
           <w:rFonts w:ascii="Charis SIL Regular" w:hAnsi="Charis SIL Regular" w:eastAsia="Charis SIL Regular"/>
           <w:b w:val="0"/>
           <w:i w:val="0"/>
-          <w:color w:val="0066CC"/>
+          <w:color w:val="0000FF"/>
           <w:sz w:val="24"/>
           <w:u w:val="single"/>
         </w:rPr>
@@ -468,7 +476,7 @@
           <w:rFonts w:ascii="Charis SIL Regular" w:hAnsi="Charis SIL Regular" w:eastAsia="Charis SIL Regular"/>
           <w:b w:val="0"/>
           <w:i w:val="0"/>
-          <w:color w:val="0066CC"/>
+          <w:color w:val="0000FF"/>
           <w:sz w:val="24"/>
           <w:u w:val="single"/>
         </w:rPr>
@@ -636,7 +644,7 @@
           <w:rFonts w:ascii="Charis SIL Italic" w:hAnsi="Charis SIL Italic" w:eastAsia="Charis SIL Italic"/>
           <w:b w:val="0"/>
           <w:i/>
-          <w:color w:val="0066CC"/>
+          <w:color w:val="0000FF"/>
           <w:sz w:val="24"/>
           <w:u w:val="single"/>
         </w:rPr>
@@ -654,7 +662,7 @@
           <w:rFonts w:ascii="Charis SIL Italic" w:hAnsi="Charis SIL Italic" w:eastAsia="Charis SIL Italic"/>
           <w:b w:val="0"/>
           <w:i/>
-          <w:color w:val="0066CC"/>
+          <w:color w:val="0000FF"/>
           <w:sz w:val="24"/>
           <w:u w:val="single"/>
         </w:rPr>
@@ -665,7 +673,7 @@
           <w:rFonts w:ascii="Charis SIL Italic" w:hAnsi="Charis SIL Italic" w:eastAsia="Charis SIL Italic"/>
           <w:b w:val="0"/>
           <w:i/>
-          <w:color w:val="0066CC"/>
+          <w:color w:val="0000FF"/>
           <w:sz w:val="24"/>
           <w:u w:val="single"/>
         </w:rPr>
@@ -683,7 +691,7 @@
           <w:rFonts w:ascii="Charis SIL Italic" w:hAnsi="Charis SIL Italic" w:eastAsia="Charis SIL Italic"/>
           <w:b w:val="0"/>
           <w:i/>
-          <w:color w:val="0066CC"/>
+          <w:color w:val="0000FF"/>
           <w:sz w:val="24"/>
           <w:u w:val="single"/>
         </w:rPr>
@@ -694,7 +702,7 @@
           <w:rFonts w:ascii="Charis SIL Italic" w:hAnsi="Charis SIL Italic" w:eastAsia="Charis SIL Italic"/>
           <w:b w:val="0"/>
           <w:i/>
-          <w:color w:val="0066CC"/>
+          <w:color w:val="0000FF"/>
           <w:sz w:val="24"/>
           <w:u w:val="single"/>
         </w:rPr>
@@ -712,7 +720,7 @@
           <w:rFonts w:ascii="Charis SIL Italic" w:hAnsi="Charis SIL Italic" w:eastAsia="Charis SIL Italic"/>
           <w:b w:val="0"/>
           <w:i/>
-          <w:color w:val="0066CC"/>
+          <w:color w:val="0000FF"/>
           <w:sz w:val="24"/>
           <w:u w:val="single"/>
         </w:rPr>
@@ -723,7 +731,7 @@
           <w:rFonts w:ascii="Charis SIL Italic" w:hAnsi="Charis SIL Italic" w:eastAsia="Charis SIL Italic"/>
           <w:b w:val="0"/>
           <w:i/>
-          <w:color w:val="0066CC"/>
+          <w:color w:val="0000FF"/>
           <w:sz w:val="24"/>
           <w:u w:val="single"/>
         </w:rPr>
@@ -741,7 +749,7 @@
           <w:rFonts w:ascii="Charis SIL Italic" w:hAnsi="Charis SIL Italic" w:eastAsia="Charis SIL Italic"/>
           <w:b w:val="0"/>
           <w:i/>
-          <w:color w:val="0066CC"/>
+          <w:color w:val="0000FF"/>
           <w:sz w:val="24"/>
           <w:u w:val="single"/>
         </w:rPr>
@@ -752,7 +760,7 @@
           <w:rFonts w:ascii="Charis SIL Italic" w:hAnsi="Charis SIL Italic" w:eastAsia="Charis SIL Italic"/>
           <w:b w:val="0"/>
           <w:i/>
-          <w:color w:val="0066CC"/>
+          <w:color w:val="0000FF"/>
           <w:sz w:val="24"/>
           <w:u w:val="single"/>
         </w:rPr>
@@ -787,25 +795,18 @@
       </w:r>
       <w:r>
         <w:rPr>
-          <w:u w:val="single" w:color="0066cc"/>
+          <w:u w:val="single" w:color="0000ff"/>
           <w:rFonts w:ascii="Charis SIL Regular" w:hAnsi="Charis SIL Regular" w:eastAsia="Charis SIL Regular"/>
           <w:b w:val="0"/>
           <w:i w:val="0"/>
           <w:color w:val="000000"/>
           <w:sz w:val="24"/>
         </w:rPr>
-        <w:hyperlink r:id="rId11" w:history="1">
-          <w:r>
-            <w:rPr>
-              <w:rStyle w:val="Hyperlink"/>
-            </w:rPr>
-            <w:t xml:space="preserve">ion </w:t>
-          </w:r>
-        </w:hyperlink>
+        <w:t xml:space="preserve">ion </w:t>
       </w:r>
       <w:r>
         <w:rPr>
-          <w:u w:val="single" w:color="0066cc"/>
+          <w:u w:val="single" w:color="0000ff"/>
           <w:rFonts w:ascii="Charis SIL Regular" w:hAnsi="Charis SIL Regular" w:eastAsia="Charis SIL Regular"/>
           <w:b w:val="0"/>
           <w:i w:val="0"/>
@@ -823,7 +824,7 @@
       </w:r>
       <w:r>
         <w:rPr>
-          <w:u w:val="single" w:color="0066cc"/>
+          <w:u w:val="single" w:color="0000ff"/>
           <w:rFonts w:ascii="Charis SIL Regular" w:hAnsi="Charis SIL Regular" w:eastAsia="Charis SIL Regular"/>
           <w:b w:val="0"/>
           <w:i w:val="0"/>
@@ -841,7 +842,7 @@
       </w:r>
       <w:r>
         <w:rPr>
-          <w:u w:val="single" w:color="0066cc"/>
+          <w:u w:val="single" w:color="0000ff"/>
           <w:rFonts w:ascii="Charis SIL Regular" w:hAnsi="Charis SIL Regular" w:eastAsia="Charis SIL Regular"/>
           <w:b w:val="0"/>
           <w:i w:val="0"/>
@@ -859,7 +860,7 @@
       </w:r>
       <w:r>
         <w:rPr>
-          <w:u w:val="single" w:color="0066cc"/>
+          <w:u w:val="single" w:color="0000ff"/>
           <w:rFonts w:ascii="Charis SIL Regular" w:hAnsi="Charis SIL Regular" w:eastAsia="Charis SIL Regular"/>
           <w:b w:val="0"/>
           <w:i w:val="0"/>
@@ -877,7 +878,7 @@
       </w:r>
       <w:r>
         <w:rPr>
-          <w:u w:val="single" w:color="0066cc"/>
+          <w:u w:val="single" w:color="0000ff"/>
           <w:rFonts w:ascii="Charis SIL Regular" w:hAnsi="Charis SIL Regular" w:eastAsia="Charis SIL Regular"/>
           <w:b w:val="0"/>
           <w:i w:val="0"/>
@@ -895,7 +896,7 @@
       </w:r>
       <w:r>
         <w:rPr>
-          <w:u w:val="single" w:color="0066cc"/>
+          <w:u w:val="single" w:color="0000ff"/>
           <w:rFonts w:ascii="Charis SIL Regular" w:hAnsi="Charis SIL Regular" w:eastAsia="Charis SIL Regular"/>
           <w:b w:val="0"/>
           <w:i w:val="0"/>
@@ -913,7 +914,7 @@
       </w:r>
       <w:r>
         <w:rPr>
-          <w:u w:val="single" w:color="0066cc"/>
+          <w:u w:val="single" w:color="0000ff"/>
           <w:rFonts w:ascii="Charis SIL Regular" w:hAnsi="Charis SIL Regular" w:eastAsia="Charis SIL Regular"/>
           <w:b w:val="0"/>
           <w:i w:val="0"/>
@@ -1044,7 +1045,7 @@
           <w:rFonts w:ascii="Charis SIL Italic" w:hAnsi="Charis SIL Italic" w:eastAsia="Charis SIL Italic"/>
           <w:b w:val="0"/>
           <w:i/>
-          <w:color w:val="0066CC"/>
+          <w:color w:val="0000FF"/>
           <w:sz w:val="24"/>
           <w:u w:val="single"/>
         </w:rPr>
@@ -1062,7 +1063,7 @@
           <w:rFonts w:ascii="Charis SIL Italic" w:hAnsi="Charis SIL Italic" w:eastAsia="Charis SIL Italic"/>
           <w:b w:val="0"/>
           <w:i/>
-          <w:color w:val="0066CC"/>
+          <w:color w:val="0000FF"/>
           <w:sz w:val="24"/>
           <w:u w:val="single"/>
         </w:rPr>
@@ -1073,7 +1074,7 @@
           <w:rFonts w:ascii="Charis SIL Italic" w:hAnsi="Charis SIL Italic" w:eastAsia="Charis SIL Italic"/>
           <w:b w:val="0"/>
           <w:i/>
-          <w:color w:val="0066CC"/>
+          <w:color w:val="0000FF"/>
           <w:sz w:val="24"/>
           <w:u w:val="single"/>
         </w:rPr>
@@ -1091,7 +1092,7 @@
           <w:rFonts w:ascii="Charis SIL Italic" w:hAnsi="Charis SIL Italic" w:eastAsia="Charis SIL Italic"/>
           <w:b w:val="0"/>
           <w:i/>
-          <w:color w:val="0066CC"/>
+          <w:color w:val="0000FF"/>
           <w:sz w:val="24"/>
           <w:u w:val="single"/>
         </w:rPr>
@@ -1102,7 +1103,7 @@
           <w:rFonts w:ascii="Charis SIL Italic" w:hAnsi="Charis SIL Italic" w:eastAsia="Charis SIL Italic"/>
           <w:b w:val="0"/>
           <w:i/>
-          <w:color w:val="0066CC"/>
+          <w:color w:val="0000FF"/>
           <w:sz w:val="24"/>
           <w:u w:val="single"/>
         </w:rPr>
@@ -1269,7 +1270,7 @@
           <w:rFonts w:ascii="Charis SIL Regular" w:hAnsi="Charis SIL Regular" w:eastAsia="Charis SIL Regular"/>
           <w:b w:val="0"/>
           <w:i w:val="0"/>
-          <w:color w:val="0066CC"/>
+          <w:color w:val="0000FF"/>
           <w:sz w:val="24"/>
           <w:u w:val="single"/>
         </w:rPr>
@@ -1287,7 +1288,7 @@
           <w:rFonts w:ascii="Charis SIL Regular" w:hAnsi="Charis SIL Regular" w:eastAsia="Charis SIL Regular"/>
           <w:b w:val="0"/>
           <w:i w:val="0"/>
-          <w:color w:val="0066CC"/>
+          <w:color w:val="0000FF"/>
           <w:sz w:val="24"/>
           <w:u w:val="single"/>
         </w:rPr>
@@ -1298,7 +1299,7 @@
           <w:rFonts w:ascii="Charis SIL Regular" w:hAnsi="Charis SIL Regular" w:eastAsia="Charis SIL Regular"/>
           <w:b w:val="0"/>
           <w:i w:val="0"/>
-          <w:color w:val="0066CC"/>
+          <w:color w:val="0000FF"/>
           <w:sz w:val="24"/>
           <w:u w:val="single"/>
         </w:rPr>
@@ -1333,7 +1334,7 @@
       </w:r>
       <w:r>
         <w:rPr>
-          <w:u w:val="single" w:color="0066cc"/>
+          <w:u w:val="single" w:color="0000ff"/>
           <w:rFonts w:ascii="Charis SIL Regular" w:hAnsi="Charis SIL Regular" w:eastAsia="Charis SIL Regular"/>
           <w:b w:val="0"/>
           <w:i w:val="0"/>
@@ -1351,6 +1352,7 @@
       </w:r>
       <w:r>
         <w:rPr>
+          <w:u w:val="single" w:color="0000ff"/>
           <w:rFonts w:ascii="Charis SIL Regular" w:hAnsi="Charis SIL Regular" w:eastAsia="Charis SIL Regular"/>
           <w:b w:val="0"/>
           <w:i w:val="0"/>
@@ -1361,7 +1363,7 @@
       </w:r>
       <w:r>
         <w:rPr>
-          <w:u w:val="single" w:color="0066cc"/>
+          <w:u w:val="single" w:color="0000ff"/>
           <w:rFonts w:ascii="Charis SIL Regular" w:hAnsi="Charis SIL Regular" w:eastAsia="Charis SIL Regular"/>
           <w:b w:val="0"/>
           <w:i w:val="0"/>
@@ -1412,7 +1414,7 @@
           <w:rFonts w:ascii="Charis SIL Regular" w:hAnsi="Charis SIL Regular" w:eastAsia="Charis SIL Regular"/>
           <w:b w:val="0"/>
           <w:i w:val="0"/>
-          <w:color w:val="0066CC"/>
+          <w:color w:val="0000FF"/>
           <w:sz w:val="24"/>
           <w:u w:val="single"/>
         </w:rPr>
@@ -1430,7 +1432,7 @@
           <w:rFonts w:ascii="Charis SIL Regular" w:hAnsi="Charis SIL Regular" w:eastAsia="Charis SIL Regular"/>
           <w:b w:val="0"/>
           <w:i w:val="0"/>
-          <w:color w:val="0066CC"/>
+          <w:color w:val="0000FF"/>
           <w:sz w:val="24"/>
           <w:u w:val="single"/>
         </w:rPr>
@@ -1441,7 +1443,7 @@
           <w:rFonts w:ascii="Charis SIL Regular" w:hAnsi="Charis SIL Regular" w:eastAsia="Charis SIL Regular"/>
           <w:b w:val="0"/>
           <w:i w:val="0"/>
-          <w:color w:val="0066CC"/>
+          <w:color w:val="0000FF"/>
           <w:sz w:val="24"/>
           <w:u w:val="single"/>
         </w:rPr>
@@ -1539,7 +1541,7 @@
           <w:rFonts w:ascii="Charis SIL Regular" w:hAnsi="Charis SIL Regular" w:eastAsia="Charis SIL Regular"/>
           <w:b w:val="0"/>
           <w:i w:val="0"/>
-          <w:color w:val="0066CC"/>
+          <w:color w:val="0000FF"/>
           <w:sz w:val="24"/>
           <w:u w:val="single"/>
         </w:rPr>
@@ -1557,7 +1559,7 @@
           <w:rFonts w:ascii="Charis SIL Regular" w:hAnsi="Charis SIL Regular" w:eastAsia="Charis SIL Regular"/>
           <w:b w:val="0"/>
           <w:i w:val="0"/>
-          <w:color w:val="0066CC"/>
+          <w:color w:val="0000FF"/>
           <w:sz w:val="24"/>
           <w:u w:val="single"/>
         </w:rPr>
@@ -1568,7 +1570,7 @@
           <w:rFonts w:ascii="Charis SIL Regular" w:hAnsi="Charis SIL Regular" w:eastAsia="Charis SIL Regular"/>
           <w:b w:val="0"/>
           <w:i w:val="0"/>
-          <w:color w:val="0066CC"/>
+          <w:color w:val="0000FF"/>
           <w:sz w:val="24"/>
           <w:u w:val="single"/>
         </w:rPr>
@@ -1586,7 +1588,7 @@
           <w:rFonts w:ascii="Charis SIL Regular" w:hAnsi="Charis SIL Regular" w:eastAsia="Charis SIL Regular"/>
           <w:b w:val="0"/>
           <w:i w:val="0"/>
-          <w:color w:val="0066CC"/>
+          <w:color w:val="0000FF"/>
           <w:sz w:val="24"/>
           <w:u w:val="single"/>
         </w:rPr>
@@ -1597,7 +1599,7 @@
           <w:rFonts w:ascii="Charis SIL Regular" w:hAnsi="Charis SIL Regular" w:eastAsia="Charis SIL Regular"/>
           <w:b w:val="0"/>
           <w:i w:val="0"/>
-          <w:color w:val="0066CC"/>
+          <w:color w:val="0000FF"/>
           <w:sz w:val="24"/>
           <w:u w:val="single"/>
         </w:rPr>
@@ -1615,7 +1617,7 @@
           <w:rFonts w:ascii="Charis SIL Regular" w:hAnsi="Charis SIL Regular" w:eastAsia="Charis SIL Regular"/>
           <w:b w:val="0"/>
           <w:i w:val="0"/>
-          <w:color w:val="0066CC"/>
+          <w:color w:val="0000FF"/>
           <w:sz w:val="24"/>
           <w:u w:val="single"/>
         </w:rPr>
@@ -1626,7 +1628,7 @@
           <w:rFonts w:ascii="Charis SIL Regular" w:hAnsi="Charis SIL Regular" w:eastAsia="Charis SIL Regular"/>
           <w:b w:val="0"/>
           <w:i w:val="0"/>
-          <w:color w:val="0066CC"/>
+          <w:color w:val="0000FF"/>
           <w:sz w:val="24"/>
           <w:u w:val="single"/>
         </w:rPr>
@@ -1644,7 +1646,7 @@
           <w:rFonts w:ascii="Charis SIL Regular" w:hAnsi="Charis SIL Regular" w:eastAsia="Charis SIL Regular"/>
           <w:b w:val="0"/>
           <w:i w:val="0"/>
-          <w:color w:val="0066CC"/>
+          <w:color w:val="0000FF"/>
           <w:sz w:val="24"/>
           <w:u w:val="single"/>
         </w:rPr>
@@ -1655,7 +1657,7 @@
           <w:rFonts w:ascii="Charis SIL Regular" w:hAnsi="Charis SIL Regular" w:eastAsia="Charis SIL Regular"/>
           <w:b w:val="0"/>
           <w:i w:val="0"/>
-          <w:color w:val="0066CC"/>
+          <w:color w:val="0000FF"/>
           <w:sz w:val="24"/>
           <w:u w:val="single"/>
         </w:rPr>
@@ -1673,7 +1675,7 @@
           <w:rFonts w:ascii="Charis SIL Regular" w:hAnsi="Charis SIL Regular" w:eastAsia="Charis SIL Regular"/>
           <w:b w:val="0"/>
           <w:i w:val="0"/>
-          <w:color w:val="0066CC"/>
+          <w:color w:val="0000FF"/>
           <w:sz w:val="24"/>
           <w:u w:val="single"/>
         </w:rPr>
@@ -1684,7 +1686,7 @@
           <w:rFonts w:ascii="Charis SIL Regular" w:hAnsi="Charis SIL Regular" w:eastAsia="Charis SIL Regular"/>
           <w:b w:val="0"/>
           <w:i w:val="0"/>
-          <w:color w:val="0066CC"/>
+          <w:color w:val="0000FF"/>
           <w:sz w:val="24"/>
           <w:u w:val="single"/>
         </w:rPr>
@@ -1752,7 +1754,7 @@
           <w:rFonts w:ascii="Charis SIL Regular" w:hAnsi="Charis SIL Regular" w:eastAsia="Charis SIL Regular"/>
           <w:b w:val="0"/>
           <w:i w:val="0"/>
-          <w:color w:val="0066CC"/>
+          <w:color w:val="0000FF"/>
           <w:sz w:val="24"/>
           <w:u w:val="single"/>
         </w:rPr>
@@ -1773,7 +1775,7 @@
           <w:rFonts w:ascii="Charis SIL Regular" w:hAnsi="Charis SIL Regular" w:eastAsia="Charis SIL Regular"/>
           <w:b w:val="0"/>
           <w:i w:val="0"/>
-          <w:color w:val="0066CC"/>
+          <w:color w:val="0000FF"/>
           <w:sz w:val="24"/>
           <w:u w:val="single"/>
         </w:rPr>
@@ -1797,7 +1799,7 @@
           <w:rFonts w:ascii="Charis SIL Regular" w:hAnsi="Charis SIL Regular" w:eastAsia="Charis SIL Regular"/>
           <w:b w:val="0"/>
           <w:i w:val="0"/>
-          <w:color w:val="0066CC"/>
+          <w:color w:val="0000FF"/>
           <w:sz w:val="24"/>
           <w:u w:val="single"/>
         </w:rPr>
@@ -1821,7 +1823,7 @@
           <w:rFonts w:ascii="Charis SIL Regular" w:hAnsi="Charis SIL Regular" w:eastAsia="Charis SIL Regular"/>
           <w:b w:val="0"/>
           <w:i w:val="0"/>
-          <w:color w:val="0066CC"/>
+          <w:color w:val="0000FF"/>
           <w:sz w:val="24"/>
           <w:u w:val="single"/>
         </w:rPr>
@@ -1832,7 +1834,7 @@
           <w:rFonts w:ascii="Charis SIL Regular" w:hAnsi="Charis SIL Regular" w:eastAsia="Charis SIL Regular"/>
           <w:b w:val="0"/>
           <w:i w:val="0"/>
-          <w:color w:val="0066CC"/>
+          <w:color w:val="0000FF"/>
           <w:sz w:val="24"/>
           <w:u w:val="single"/>
         </w:rPr>
@@ -1853,7 +1855,7 @@
           <w:rFonts w:ascii="Charis SIL Regular" w:hAnsi="Charis SIL Regular" w:eastAsia="Charis SIL Regular"/>
           <w:b w:val="0"/>
           <w:i w:val="0"/>
-          <w:color w:val="0066CC"/>
+          <w:color w:val="0000FF"/>
           <w:sz w:val="24"/>
           <w:u w:val="single"/>
         </w:rPr>
@@ -1974,7 +1976,7 @@
           <w:rFonts w:ascii="Charis SIL Regular" w:hAnsi="Charis SIL Regular" w:eastAsia="Charis SIL Regular"/>
           <w:b w:val="0"/>
           <w:i w:val="0"/>
-          <w:color w:val="0066CC"/>
+          <w:color w:val="0000FF"/>
           <w:sz w:val="24"/>
         </w:rPr>
         <w:hyperlink r:id="rId13" w:history="1">
@@ -1991,7 +1993,7 @@
           <w:rFonts w:ascii="Charis SIL Regular" w:hAnsi="Charis SIL Regular" w:eastAsia="Charis SIL Regular"/>
           <w:b w:val="0"/>
           <w:i w:val="0"/>
-          <w:color w:val="0066CC"/>
+          <w:color w:val="0000FF"/>
           <w:sz w:val="24"/>
         </w:rPr>
         <w:hyperlink r:id="rId13" w:history="1">
@@ -2088,7 +2090,7 @@
           <w:rFonts w:ascii="Charis SIL Regular" w:hAnsi="Charis SIL Regular" w:eastAsia="Charis SIL Regular"/>
           <w:b w:val="0"/>
           <w:i w:val="0"/>
-          <w:color w:val="0066CC"/>
+          <w:color w:val="0000FF"/>
           <w:sz w:val="24"/>
           <w:u w:val="single"/>
         </w:rPr>
@@ -2106,7 +2108,7 @@
           <w:rFonts w:ascii="Charis SIL Regular" w:hAnsi="Charis SIL Regular" w:eastAsia="Charis SIL Regular"/>
           <w:b w:val="0"/>
           <w:i w:val="0"/>
-          <w:color w:val="0066CC"/>
+          <w:color w:val="0000FF"/>
           <w:sz w:val="24"/>
           <w:u w:val="single"/>
         </w:rPr>
@@ -2124,7 +2126,7 @@
           <w:rFonts w:ascii="Charis SIL Regular" w:hAnsi="Charis SIL Regular" w:eastAsia="Charis SIL Regular"/>
           <w:b w:val="0"/>
           <w:i w:val="0"/>
-          <w:color w:val="0066CC"/>
+          <w:color w:val="0000FF"/>
           <w:sz w:val="24"/>
           <w:u w:val="single"/>
         </w:rPr>
@@ -2142,7 +2144,7 @@
           <w:rFonts w:ascii="Charis SIL Regular" w:hAnsi="Charis SIL Regular" w:eastAsia="Charis SIL Regular"/>
           <w:b w:val="0"/>
           <w:i w:val="0"/>
-          <w:color w:val="0066CC"/>
+          <w:color w:val="0000FF"/>
           <w:sz w:val="24"/>
           <w:u w:val="single"/>
         </w:rPr>
@@ -2160,7 +2162,7 @@
           <w:rFonts w:ascii="Charis SIL Regular" w:hAnsi="Charis SIL Regular" w:eastAsia="Charis SIL Regular"/>
           <w:b w:val="0"/>
           <w:i w:val="0"/>
-          <w:color w:val="0066CC"/>
+          <w:color w:val="0000FF"/>
           <w:sz w:val="24"/>
           <w:u w:val="single"/>
         </w:rPr>
@@ -2178,7 +2180,7 @@
           <w:rFonts w:ascii="Charis SIL Regular" w:hAnsi="Charis SIL Regular" w:eastAsia="Charis SIL Regular"/>
           <w:b w:val="0"/>
           <w:i w:val="0"/>
-          <w:color w:val="0066CC"/>
+          <w:color w:val="0000FF"/>
           <w:sz w:val="24"/>
           <w:u w:val="single"/>
         </w:rPr>
@@ -2196,7 +2198,7 @@
           <w:rFonts w:ascii="Charis SIL Regular" w:hAnsi="Charis SIL Regular" w:eastAsia="Charis SIL Regular"/>
           <w:b w:val="0"/>
           <w:i w:val="0"/>
-          <w:color w:val="0066CC"/>
+          <w:color w:val="0000FF"/>
           <w:sz w:val="24"/>
           <w:u w:val="single"/>
         </w:rPr>
@@ -2214,17 +2216,79 @@
           <w:rFonts w:ascii="Charis SIL Regular" w:hAnsi="Charis SIL Regular" w:eastAsia="Charis SIL Regular"/>
           <w:b w:val="0"/>
           <w:i w:val="0"/>
-          <w:color w:val="0066CC"/>
+          <w:color w:val="0000FF"/>
           <w:sz w:val="24"/>
+          <w:u w:val="single"/>
         </w:rPr>
-        <w:t>archives-inventories/baaren/</w:t>
+        <w:hyperlink r:id="rId15" w:history="1">
+          <w:r>
+            <w:rPr>
+              <w:rStyle w:val="Hyperlink"/>
+            </w:rPr>
+            <w:t>archives</w:t>
+          </w:r>
+        </w:hyperlink>
       </w:r>
       <w:r>
         <w:rPr>
           <w:rFonts w:ascii="Charis SIL Regular" w:hAnsi="Charis SIL Regular" w:eastAsia="Charis SIL Regular"/>
           <w:b w:val="0"/>
           <w:i w:val="0"/>
-          <w:color w:val="0066CC"/>
+          <w:color w:val="0000FF"/>
+          <w:sz w:val="24"/>
+          <w:u w:val="single"/>
+        </w:rPr>
+        <w:hyperlink r:id="rId15" w:history="1">
+          <w:r>
+            <w:rPr>
+              <w:rStyle w:val="Hyperlink"/>
+            </w:rPr>
+            <w:t>-</w:t>
+          </w:r>
+        </w:hyperlink>
+      </w:r>
+      <w:r>
+        <w:rPr>
+          <w:rFonts w:ascii="Charis SIL Regular" w:hAnsi="Charis SIL Regular" w:eastAsia="Charis SIL Regular"/>
+          <w:b w:val="0"/>
+          <w:i w:val="0"/>
+          <w:color w:val="0000FF"/>
+          <w:sz w:val="24"/>
+          <w:u w:val="single"/>
+        </w:rPr>
+        <w:hyperlink r:id="rId15" w:history="1">
+          <w:r>
+            <w:rPr>
+              <w:rStyle w:val="Hyperlink"/>
+            </w:rPr>
+            <w:t>inventories/</w:t>
+          </w:r>
+        </w:hyperlink>
+      </w:r>
+      <w:r>
+        <w:rPr>
+          <w:rFonts w:ascii="Charis SIL Regular" w:hAnsi="Charis SIL Regular" w:eastAsia="Charis SIL Regular"/>
+          <w:b w:val="0"/>
+          <w:i w:val="0"/>
+          <w:color w:val="0000FF"/>
+          <w:sz w:val="24"/>
+          <w:u w:val="single"/>
+        </w:rPr>
+        <w:hyperlink r:id="rId15" w:history="1">
+          <w:r>
+            <w:rPr>
+              <w:rStyle w:val="Hyperlink"/>
+            </w:rPr>
+            <w:t>baaren/</w:t>
+          </w:r>
+        </w:hyperlink>
+      </w:r>
+      <w:r>
+        <w:rPr>
+          <w:rFonts w:ascii="Charis SIL Regular" w:hAnsi="Charis SIL Regular" w:eastAsia="Charis SIL Regular"/>
+          <w:b w:val="0"/>
+          <w:i w:val="0"/>
+          <w:color w:val="0000FF"/>
           <w:sz w:val="24"/>
           <w:u w:val="single"/>
         </w:rPr>
@@ -2242,7 +2306,7 @@
           <w:rFonts w:ascii="Charis SIL Regular" w:hAnsi="Charis SIL Regular" w:eastAsia="Charis SIL Regular"/>
           <w:b w:val="0"/>
           <w:i w:val="0"/>
-          <w:color w:val="0066CC"/>
+          <w:color w:val="0000FF"/>
           <w:sz w:val="24"/>
           <w:u w:val="single"/>
         </w:rPr>
@@ -2260,7 +2324,7 @@
           <w:rFonts w:ascii="Charis SIL Regular" w:hAnsi="Charis SIL Regular" w:eastAsia="Charis SIL Regular"/>
           <w:b w:val="0"/>
           <w:i w:val="0"/>
-          <w:color w:val="0066CC"/>
+          <w:color w:val="0000FF"/>
           <w:sz w:val="24"/>
           <w:u w:val="single"/>
         </w:rPr>
@@ -2278,7 +2342,7 @@
           <w:rFonts w:ascii="Charis SIL Regular" w:hAnsi="Charis SIL Regular" w:eastAsia="Charis SIL Regular"/>
           <w:b w:val="0"/>
           <w:i w:val="0"/>
-          <w:color w:val="0066CC"/>
+          <w:color w:val="0000FF"/>
           <w:sz w:val="24"/>
           <w:u w:val="single"/>
         </w:rPr>
@@ -2455,7 +2519,7 @@
           <w:rFonts w:ascii="Charis SIL Regular" w:hAnsi="Charis SIL Regular" w:eastAsia="Charis SIL Regular"/>
           <w:b w:val="0"/>
           <w:i w:val="0"/>
-          <w:color w:val="0066CC"/>
+          <w:color w:val="0000FF"/>
           <w:sz w:val="24"/>
           <w:u w:val="single"/>
         </w:rPr>
@@ -2473,7 +2537,7 @@
           <w:rFonts w:ascii="Charis SIL Regular" w:hAnsi="Charis SIL Regular" w:eastAsia="Charis SIL Regular"/>
           <w:b w:val="0"/>
           <w:i w:val="0"/>
-          <w:color w:val="0066CC"/>
+          <w:color w:val="0000FF"/>
           <w:sz w:val="24"/>
           <w:u w:val="single"/>
         </w:rPr>
@@ -2491,7 +2555,7 @@
           <w:rFonts w:ascii="Charis SIL Regular" w:hAnsi="Charis SIL Regular" w:eastAsia="Charis SIL Regular"/>
           <w:b w:val="0"/>
           <w:i w:val="0"/>
-          <w:color w:val="0066CC"/>
+          <w:color w:val="0000FF"/>
           <w:sz w:val="24"/>
           <w:u w:val="single"/>
         </w:rPr>
@@ -2519,7 +2583,7 @@
           <w:rFonts w:ascii="Charis SIL Regular" w:hAnsi="Charis SIL Regular" w:eastAsia="Charis SIL Regular"/>
           <w:b w:val="0"/>
           <w:i w:val="0"/>
-          <w:color w:val="0066CC"/>
+          <w:color w:val="0000FF"/>
           <w:sz w:val="24"/>
           <w:u w:val="single"/>
         </w:rPr>
@@ -2537,7 +2601,7 @@
           <w:rFonts w:ascii="Charis SIL Regular" w:hAnsi="Charis SIL Regular" w:eastAsia="Charis SIL Regular"/>
           <w:b w:val="0"/>
           <w:i w:val="0"/>
-          <w:color w:val="0066CC"/>
+          <w:color w:val="0000FF"/>
           <w:sz w:val="24"/>
           <w:u w:val="single"/>
         </w:rPr>
@@ -2548,7 +2612,7 @@
           <w:rFonts w:ascii="Charis SIL Regular" w:hAnsi="Charis SIL Regular" w:eastAsia="Charis SIL Regular"/>
           <w:b w:val="0"/>
           <w:i w:val="0"/>
-          <w:color w:val="0066CC"/>
+          <w:color w:val="0000FF"/>
           <w:sz w:val="24"/>
           <w:u w:val="single"/>
         </w:rPr>
@@ -2576,7 +2640,7 @@
           <w:rFonts w:ascii="Charis SIL Regular" w:hAnsi="Charis SIL Regular" w:eastAsia="Charis SIL Regular"/>
           <w:b w:val="0"/>
           <w:i w:val="0"/>
-          <w:color w:val="0066CC"/>
+          <w:color w:val="0000FF"/>
           <w:sz w:val="24"/>
           <w:u w:val="single"/>
         </w:rPr>
@@ -2594,7 +2658,7 @@
           <w:rFonts w:ascii="Charis SIL Regular" w:hAnsi="Charis SIL Regular" w:eastAsia="Charis SIL Regular"/>
           <w:b w:val="0"/>
           <w:i w:val="0"/>
-          <w:color w:val="0066CC"/>
+          <w:color w:val="0000FF"/>
           <w:sz w:val="24"/>
           <w:u w:val="single"/>
         </w:rPr>
@@ -2612,7 +2676,7 @@
           <w:rFonts w:ascii="Charis SIL Regular" w:hAnsi="Charis SIL Regular" w:eastAsia="Charis SIL Regular"/>
           <w:b w:val="0"/>
           <w:i w:val="0"/>
-          <w:color w:val="0066CC"/>
+          <w:color w:val="0000FF"/>
           <w:sz w:val="24"/>
           <w:u w:val="single"/>
         </w:rPr>
@@ -2730,7 +2794,7 @@
           <w:rFonts w:ascii="Charis SIL Regular" w:hAnsi="Charis SIL Regular" w:eastAsia="Charis SIL Regular"/>
           <w:b w:val="0"/>
           <w:i w:val="0"/>
-          <w:color w:val="0066CC"/>
+          <w:color w:val="0000FF"/>
           <w:sz w:val="24"/>
           <w:u w:val="single"/>
         </w:rPr>
@@ -2748,7 +2812,7 @@
           <w:rFonts w:ascii="Charis SIL Regular" w:hAnsi="Charis SIL Regular" w:eastAsia="Charis SIL Regular"/>
           <w:b w:val="0"/>
           <w:i w:val="0"/>
-          <w:color w:val="0066CC"/>
+          <w:color w:val="0000FF"/>
           <w:sz w:val="24"/>
           <w:u w:val="single"/>
         </w:rPr>
@@ -2766,7 +2830,7 @@
           <w:rFonts w:ascii="Charis SIL Regular" w:hAnsi="Charis SIL Regular" w:eastAsia="Charis SIL Regular"/>
           <w:b w:val="0"/>
           <w:i w:val="0"/>
-          <w:color w:val="0066CC"/>
+          <w:color w:val="0000FF"/>
           <w:sz w:val="24"/>
           <w:u w:val="single"/>
         </w:rPr>
@@ -2794,7 +2858,7 @@
           <w:rFonts w:ascii="Charis SIL Regular" w:hAnsi="Charis SIL Regular" w:eastAsia="Charis SIL Regular"/>
           <w:b w:val="0"/>
           <w:i w:val="0"/>
-          <w:color w:val="0066CC"/>
+          <w:color w:val="0000FF"/>
           <w:sz w:val="24"/>
           <w:u w:val="single"/>
         </w:rPr>
@@ -2812,7 +2876,7 @@
           <w:rFonts w:ascii="Charis SIL Regular" w:hAnsi="Charis SIL Regular" w:eastAsia="Charis SIL Regular"/>
           <w:b w:val="0"/>
           <w:i w:val="0"/>
-          <w:color w:val="0066CC"/>
+          <w:color w:val="0000FF"/>
           <w:sz w:val="24"/>
           <w:u w:val="single"/>
         </w:rPr>
@@ -2823,7 +2887,7 @@
           <w:rFonts w:ascii="Charis SIL Regular" w:hAnsi="Charis SIL Regular" w:eastAsia="Charis SIL Regular"/>
           <w:b w:val="0"/>
           <w:i w:val="0"/>
-          <w:color w:val="0066CC"/>
+          <w:color w:val="0000FF"/>
           <w:sz w:val="24"/>
           <w:u w:val="single"/>
         </w:rPr>
@@ -2851,7 +2915,7 @@
           <w:rFonts w:ascii="Charis SIL Regular" w:hAnsi="Charis SIL Regular" w:eastAsia="Charis SIL Regular"/>
           <w:b w:val="0"/>
           <w:i w:val="0"/>
-          <w:color w:val="0066CC"/>
+          <w:color w:val="0000FF"/>
           <w:sz w:val="24"/>
           <w:u w:val="single"/>
         </w:rPr>
@@ -2869,7 +2933,7 @@
           <w:rFonts w:ascii="Charis SIL Regular" w:hAnsi="Charis SIL Regular" w:eastAsia="Charis SIL Regular"/>
           <w:b w:val="0"/>
           <w:i w:val="0"/>
-          <w:color w:val="0066CC"/>
+          <w:color w:val="0000FF"/>
           <w:sz w:val="24"/>
           <w:u w:val="single"/>
         </w:rPr>
@@ -2887,7 +2951,7 @@
           <w:rFonts w:ascii="Charis SIL Regular" w:hAnsi="Charis SIL Regular" w:eastAsia="Charis SIL Regular"/>
           <w:b w:val="0"/>
           <w:i w:val="0"/>
-          <w:color w:val="0066CC"/>
+          <w:color w:val="0000FF"/>
           <w:sz w:val="24"/>
           <w:u w:val="single"/>
         </w:rPr>
@@ -3028,7 +3092,7 @@
           <w:rFonts w:ascii="Charis SIL Regular" w:hAnsi="Charis SIL Regular" w:eastAsia="Charis SIL Regular"/>
           <w:b w:val="0"/>
           <w:i w:val="0"/>
-          <w:color w:val="0066CC"/>
+          <w:color w:val="0000FF"/>
           <w:sz w:val="24"/>
           <w:u w:val="single"/>
         </w:rPr>
@@ -3046,7 +3110,7 @@
           <w:rFonts w:ascii="Charis SIL Regular" w:hAnsi="Charis SIL Regular" w:eastAsia="Charis SIL Regular"/>
           <w:b w:val="0"/>
           <w:i w:val="0"/>
-          <w:color w:val="0066CC"/>
+          <w:color w:val="0000FF"/>
           <w:sz w:val="24"/>
           <w:u w:val="single"/>
         </w:rPr>
@@ -3064,7 +3128,7 @@
           <w:rFonts w:ascii="Charis SIL Regular" w:hAnsi="Charis SIL Regular" w:eastAsia="Charis SIL Regular"/>
           <w:b w:val="0"/>
           <w:i w:val="0"/>
-          <w:color w:val="0066CC"/>
+          <w:color w:val="0000FF"/>
           <w:sz w:val="24"/>
           <w:u w:val="single"/>
         </w:rPr>
@@ -3092,7 +3156,7 @@
           <w:rFonts w:ascii="Charis SIL Regular" w:hAnsi="Charis SIL Regular" w:eastAsia="Charis SIL Regular"/>
           <w:b w:val="0"/>
           <w:i w:val="0"/>
-          <w:color w:val="0066CC"/>
+          <w:color w:val="0000FF"/>
           <w:sz w:val="24"/>
           <w:u w:val="single"/>
         </w:rPr>
@@ -3110,7 +3174,7 @@
           <w:rFonts w:ascii="Charis SIL Regular" w:hAnsi="Charis SIL Regular" w:eastAsia="Charis SIL Regular"/>
           <w:b w:val="0"/>
           <w:i w:val="0"/>
-          <w:color w:val="0066CC"/>
+          <w:color w:val="0000FF"/>
           <w:sz w:val="24"/>
           <w:u w:val="single"/>
         </w:rPr>
@@ -3121,7 +3185,7 @@
           <w:rFonts w:ascii="Charis SIL Regular" w:hAnsi="Charis SIL Regular" w:eastAsia="Charis SIL Regular"/>
           <w:b w:val="0"/>
           <w:i w:val="0"/>
-          <w:color w:val="0066CC"/>
+          <w:color w:val="0000FF"/>
           <w:sz w:val="24"/>
           <w:u w:val="single"/>
         </w:rPr>
@@ -3149,7 +3213,7 @@
           <w:rFonts w:ascii="Charis SIL Regular" w:hAnsi="Charis SIL Regular" w:eastAsia="Charis SIL Regular"/>
           <w:b w:val="0"/>
           <w:i w:val="0"/>
-          <w:color w:val="0066CC"/>
+          <w:color w:val="0000FF"/>
           <w:sz w:val="24"/>
           <w:u w:val="single"/>
         </w:rPr>
@@ -3167,7 +3231,7 @@
           <w:rFonts w:ascii="Charis SIL Regular" w:hAnsi="Charis SIL Regular" w:eastAsia="Charis SIL Regular"/>
           <w:b w:val="0"/>
           <w:i w:val="0"/>
-          <w:color w:val="0066CC"/>
+          <w:color w:val="0000FF"/>
           <w:sz w:val="24"/>
           <w:u w:val="single"/>
         </w:rPr>
@@ -3185,7 +3249,7 @@
           <w:rFonts w:ascii="Charis SIL Regular" w:hAnsi="Charis SIL Regular" w:eastAsia="Charis SIL Regular"/>
           <w:b w:val="0"/>
           <w:i w:val="0"/>
-          <w:color w:val="0066CC"/>
+          <w:color w:val="0000FF"/>
           <w:sz w:val="24"/>
           <w:u w:val="single"/>
         </w:rPr>
@@ -3196,7 +3260,7 @@
           <w:rFonts w:ascii="Charis SIL Regular" w:hAnsi="Charis SIL Regular" w:eastAsia="Charis SIL Regular"/>
           <w:b w:val="0"/>
           <w:i w:val="0"/>
-          <w:color w:val="0066CC"/>
+          <w:color w:val="0000FF"/>
           <w:sz w:val="24"/>
           <w:u w:val="single"/>
         </w:rPr>
@@ -3304,7 +3368,7 @@
           <w:rFonts w:ascii="Charis SIL Regular" w:hAnsi="Charis SIL Regular" w:eastAsia="Charis SIL Regular"/>
           <w:b w:val="0"/>
           <w:i w:val="0"/>
-          <w:color w:val="0066CC"/>
+          <w:color w:val="0000FF"/>
           <w:sz w:val="24"/>
           <w:u w:val="single"/>
         </w:rPr>
@@ -3322,7 +3386,7 @@
           <w:rFonts w:ascii="Charis SIL Regular" w:hAnsi="Charis SIL Regular" w:eastAsia="Charis SIL Regular"/>
           <w:b w:val="0"/>
           <w:i w:val="0"/>
-          <w:color w:val="0066CC"/>
+          <w:color w:val="0000FF"/>
           <w:sz w:val="24"/>
           <w:u w:val="single"/>
         </w:rPr>
@@ -3340,7 +3404,7 @@
           <w:rFonts w:ascii="Charis SIL Regular" w:hAnsi="Charis SIL Regular" w:eastAsia="Charis SIL Regular"/>
           <w:b w:val="0"/>
           <w:i w:val="0"/>
-          <w:color w:val="0066CC"/>
+          <w:color w:val="0000FF"/>
           <w:sz w:val="24"/>
           <w:u w:val="single"/>
         </w:rPr>
@@ -3368,7 +3432,7 @@
           <w:rFonts w:ascii="Charis SIL Regular" w:hAnsi="Charis SIL Regular" w:eastAsia="Charis SIL Regular"/>
           <w:b w:val="0"/>
           <w:i w:val="0"/>
-          <w:color w:val="0066CC"/>
+          <w:color w:val="0000FF"/>
           <w:sz w:val="24"/>
           <w:u w:val="single"/>
         </w:rPr>
@@ -3386,7 +3450,7 @@
           <w:rFonts w:ascii="Charis SIL Regular" w:hAnsi="Charis SIL Regular" w:eastAsia="Charis SIL Regular"/>
           <w:b w:val="0"/>
           <w:i w:val="0"/>
-          <w:color w:val="0066CC"/>
+          <w:color w:val="0000FF"/>
           <w:sz w:val="24"/>
           <w:u w:val="single"/>
         </w:rPr>
@@ -3397,7 +3461,7 @@
           <w:rFonts w:ascii="Charis SIL Regular" w:hAnsi="Charis SIL Regular" w:eastAsia="Charis SIL Regular"/>
           <w:b w:val="0"/>
           <w:i w:val="0"/>
-          <w:color w:val="0066CC"/>
+          <w:color w:val="0000FF"/>
           <w:sz w:val="24"/>
           <w:u w:val="single"/>
         </w:rPr>
@@ -3508,7 +3572,7 @@
           <w:rFonts w:ascii="Charis SIL Regular" w:hAnsi="Charis SIL Regular" w:eastAsia="Charis SIL Regular"/>
           <w:b w:val="0"/>
           <w:i w:val="0"/>
-          <w:color w:val="0066CC"/>
+          <w:color w:val="0000FF"/>
           <w:sz w:val="24"/>
           <w:u w:val="single"/>
         </w:rPr>
@@ -3526,7 +3590,7 @@
           <w:rFonts w:ascii="Charis SIL Regular" w:hAnsi="Charis SIL Regular" w:eastAsia="Charis SIL Regular"/>
           <w:b w:val="0"/>
           <w:i w:val="0"/>
-          <w:color w:val="0066CC"/>
+          <w:color w:val="0000FF"/>
           <w:sz w:val="24"/>
           <w:u w:val="single"/>
         </w:rPr>
@@ -3544,7 +3608,7 @@
           <w:rFonts w:ascii="Charis SIL Regular" w:hAnsi="Charis SIL Regular" w:eastAsia="Charis SIL Regular"/>
           <w:b w:val="0"/>
           <w:i w:val="0"/>
-          <w:color w:val="0066CC"/>
+          <w:color w:val="0000FF"/>
           <w:sz w:val="24"/>
           <w:u w:val="single"/>
         </w:rPr>
@@ -3562,7 +3626,7 @@
           <w:rFonts w:ascii="Charis SIL Regular" w:hAnsi="Charis SIL Regular" w:eastAsia="Charis SIL Regular"/>
           <w:b w:val="0"/>
           <w:i w:val="0"/>
-          <w:color w:val="0066CC"/>
+          <w:color w:val="0000FF"/>
           <w:sz w:val="24"/>
           <w:u w:val="single"/>
         </w:rPr>
@@ -3580,7 +3644,7 @@
           <w:rFonts w:ascii="Charis SIL Regular" w:hAnsi="Charis SIL Regular" w:eastAsia="Charis SIL Regular"/>
           <w:b w:val="0"/>
           <w:i w:val="0"/>
-          <w:color w:val="0066CC"/>
+          <w:color w:val="0000FF"/>
           <w:sz w:val="24"/>
           <w:u w:val="single"/>
         </w:rPr>
@@ -3598,7 +3662,7 @@
           <w:rFonts w:ascii="Charis SIL Regular" w:hAnsi="Charis SIL Regular" w:eastAsia="Charis SIL Regular"/>
           <w:b w:val="0"/>
           <w:i w:val="0"/>
-          <w:color w:val="0066CC"/>
+          <w:color w:val="0000FF"/>
           <w:sz w:val="24"/>
           <w:u w:val="single"/>
         </w:rPr>
@@ -3616,7 +3680,7 @@
           <w:rFonts w:ascii="Charis SIL Regular" w:hAnsi="Charis SIL Regular" w:eastAsia="Charis SIL Regular"/>
           <w:b w:val="0"/>
           <w:i w:val="0"/>
-          <w:color w:val="0066CC"/>
+          <w:color w:val="0000FF"/>
           <w:sz w:val="24"/>
           <w:u w:val="single"/>
         </w:rPr>
@@ -3634,7 +3698,7 @@
           <w:rFonts w:ascii="Charis SIL Regular" w:hAnsi="Charis SIL Regular" w:eastAsia="Charis SIL Regular"/>
           <w:b w:val="0"/>
           <w:i w:val="0"/>
-          <w:color w:val="0066CC"/>
+          <w:color w:val="0000FF"/>
           <w:sz w:val="24"/>
           <w:u w:val="single"/>
         </w:rPr>
@@ -3652,7 +3716,7 @@
           <w:rFonts w:ascii="Charis SIL Regular" w:hAnsi="Charis SIL Regular" w:eastAsia="Charis SIL Regular"/>
           <w:b w:val="0"/>
           <w:i w:val="0"/>
-          <w:color w:val="0066CC"/>
+          <w:color w:val="0000FF"/>
           <w:sz w:val="24"/>
           <w:u w:val="single"/>
         </w:rPr>
@@ -3670,7 +3734,7 @@
           <w:rFonts w:ascii="Charis SIL Regular" w:hAnsi="Charis SIL Regular" w:eastAsia="Charis SIL Regular"/>
           <w:b w:val="0"/>
           <w:i w:val="0"/>
-          <w:color w:val="0066CC"/>
+          <w:color w:val="0000FF"/>
           <w:sz w:val="24"/>
           <w:u w:val="single"/>
         </w:rPr>
@@ -3688,7 +3752,7 @@
           <w:rFonts w:ascii="Charis SIL Regular" w:hAnsi="Charis SIL Regular" w:eastAsia="Charis SIL Regular"/>
           <w:b w:val="0"/>
           <w:i w:val="0"/>
-          <w:color w:val="0066CC"/>
+          <w:color w:val="0000FF"/>
           <w:sz w:val="24"/>
           <w:u w:val="single"/>
         </w:rPr>
@@ -3706,7 +3770,7 @@
           <w:rFonts w:ascii="Charis SIL Regular" w:hAnsi="Charis SIL Regular" w:eastAsia="Charis SIL Regular"/>
           <w:b w:val="0"/>
           <w:i w:val="0"/>
-          <w:color w:val="0066CC"/>
+          <w:color w:val="0000FF"/>
           <w:sz w:val="24"/>
           <w:u w:val="single"/>
         </w:rPr>
@@ -3724,7 +3788,7 @@
           <w:rFonts w:ascii="Charis SIL Regular" w:hAnsi="Charis SIL Regular" w:eastAsia="Charis SIL Regular"/>
           <w:b w:val="0"/>
           <w:i w:val="0"/>
-          <w:color w:val="0066CC"/>
+          <w:color w:val="0000FF"/>
           <w:sz w:val="24"/>
           <w:u w:val="single"/>
         </w:rPr>

--- a/EXPORTS/DOCX/published/niveau3/English/GerardusLeeuw.docx
+++ b/EXPORTS/DOCX/published/niveau3/English/GerardusLeeuw.docx
@@ -802,7 +802,14 @@
           <w:color w:val="000000"/>
           <w:sz w:val="24"/>
         </w:rPr>
-        <w:t xml:space="preserve">ion </w:t>
+        <w:hyperlink r:id="rId11" w:history="1">
+          <w:r>
+            <w:rPr>
+              <w:rStyle w:val="Hyperlink"/>
+            </w:rPr>
+            <w:t xml:space="preserve">ion </w:t>
+          </w:r>
+        </w:hyperlink>
       </w:r>
       <w:r>
         <w:rPr>

--- a/EXPORTS/DOCX/published/niveau3/English/GerardusLeeuw.docx
+++ b/EXPORTS/DOCX/published/niveau3/English/GerardusLeeuw.docx
@@ -2225,70 +2225,8 @@
           <w:i w:val="0"/>
           <w:color w:val="0000FF"/>
           <w:sz w:val="24"/>
-          <w:u w:val="single"/>
         </w:rPr>
-        <w:hyperlink r:id="rId15" w:history="1">
-          <w:r>
-            <w:rPr>
-              <w:rStyle w:val="Hyperlink"/>
-            </w:rPr>
-            <w:t>archives</w:t>
-          </w:r>
-        </w:hyperlink>
-      </w:r>
-      <w:r>
-        <w:rPr>
-          <w:rFonts w:ascii="Charis SIL Regular" w:hAnsi="Charis SIL Regular" w:eastAsia="Charis SIL Regular"/>
-          <w:b w:val="0"/>
-          <w:i w:val="0"/>
-          <w:color w:val="0000FF"/>
-          <w:sz w:val="24"/>
-          <w:u w:val="single"/>
-        </w:rPr>
-        <w:hyperlink r:id="rId15" w:history="1">
-          <w:r>
-            <w:rPr>
-              <w:rStyle w:val="Hyperlink"/>
-            </w:rPr>
-            <w:t>-</w:t>
-          </w:r>
-        </w:hyperlink>
-      </w:r>
-      <w:r>
-        <w:rPr>
-          <w:rFonts w:ascii="Charis SIL Regular" w:hAnsi="Charis SIL Regular" w:eastAsia="Charis SIL Regular"/>
-          <w:b w:val="0"/>
-          <w:i w:val="0"/>
-          <w:color w:val="0000FF"/>
-          <w:sz w:val="24"/>
-          <w:u w:val="single"/>
-        </w:rPr>
-        <w:hyperlink r:id="rId15" w:history="1">
-          <w:r>
-            <w:rPr>
-              <w:rStyle w:val="Hyperlink"/>
-            </w:rPr>
-            <w:t>inventories/</w:t>
-          </w:r>
-        </w:hyperlink>
-      </w:r>
-      <w:r>
-        <w:rPr>
-          <w:rFonts w:ascii="Charis SIL Regular" w:hAnsi="Charis SIL Regular" w:eastAsia="Charis SIL Regular"/>
-          <w:b w:val="0"/>
-          <w:i w:val="0"/>
-          <w:color w:val="0000FF"/>
-          <w:sz w:val="24"/>
-          <w:u w:val="single"/>
-        </w:rPr>
-        <w:hyperlink r:id="rId15" w:history="1">
-          <w:r>
-            <w:rPr>
-              <w:rStyle w:val="Hyperlink"/>
-            </w:rPr>
-            <w:t>baaren/</w:t>
-          </w:r>
-        </w:hyperlink>
+        <w:t>archives-inventories/baaren/</w:t>
       </w:r>
       <w:r>
         <w:rPr>

--- a/EXPORTS/DOCX/published/niveau3/English/GerardusLeeuw.docx
+++ b/EXPORTS/DOCX/published/niveau3/English/GerardusLeeuw.docx
@@ -1359,7 +1359,6 @@
       </w:r>
       <w:r>
         <w:rPr>
-          <w:u w:val="single" w:color="0000ff"/>
           <w:rFonts w:ascii="Charis SIL Regular" w:hAnsi="Charis SIL Regular" w:eastAsia="Charis SIL Regular"/>
           <w:b w:val="0"/>
           <w:i w:val="0"/>
@@ -2226,7 +2225,25 @@
           <w:color w:val="0000FF"/>
           <w:sz w:val="24"/>
         </w:rPr>
-        <w:t>archives-inventories/baaren/</w:t>
+        <w:t>archives-inventories/</w:t>
+      </w:r>
+      <w:r>
+        <w:rPr>
+          <w:rFonts w:ascii="Charis SIL Regular" w:hAnsi="Charis SIL Regular" w:eastAsia="Charis SIL Regular"/>
+          <w:b w:val="0"/>
+          <w:i w:val="0"/>
+          <w:color w:val="0000FF"/>
+          <w:sz w:val="24"/>
+          <w:u w:val="single"/>
+        </w:rPr>
+        <w:hyperlink r:id="rId15" w:history="1">
+          <w:r>
+            <w:rPr>
+              <w:rStyle w:val="Hyperlink"/>
+            </w:rPr>
+            <w:t>baaren/</w:t>
+          </w:r>
+        </w:hyperlink>
       </w:r>
       <w:r>
         <w:rPr>

--- a/EXPORTS/DOCX/published/niveau3/English/GerardusLeeuw.docx
+++ b/EXPORTS/DOCX/published/niveau3/English/GerardusLeeuw.docx
@@ -791,25 +791,7 @@
           <w:color w:val="000000"/>
           <w:sz w:val="24"/>
         </w:rPr>
-        <w:t>called MG collection, the collect</w:t>
-      </w:r>
-      <w:r>
-        <w:rPr>
-          <w:u w:val="single" w:color="0000ff"/>
-          <w:rFonts w:ascii="Charis SIL Regular" w:hAnsi="Charis SIL Regular" w:eastAsia="Charis SIL Regular"/>
-          <w:b w:val="0"/>
-          <w:i w:val="0"/>
-          <w:color w:val="000000"/>
-          <w:sz w:val="24"/>
-        </w:rPr>
-        <w:hyperlink r:id="rId11" w:history="1">
-          <w:r>
-            <w:rPr>
-              <w:rStyle w:val="Hyperlink"/>
-            </w:rPr>
-            <w:t xml:space="preserve">ion </w:t>
-          </w:r>
-        </w:hyperlink>
+        <w:t xml:space="preserve">called MG collection, the collection </w:t>
       </w:r>
       <w:r>
         <w:rPr>
@@ -1359,6 +1341,7 @@
       </w:r>
       <w:r>
         <w:rPr>
+          <w:u w:val="single" w:color="0000ff"/>
           <w:rFonts w:ascii="Charis SIL Regular" w:hAnsi="Charis SIL Regular" w:eastAsia="Charis SIL Regular"/>
           <w:b w:val="0"/>
           <w:i w:val="0"/>

--- a/EXPORTS/DOCX/published/niveau3/English/GerardusLeeuw.docx
+++ b/EXPORTS/DOCX/published/niveau3/English/GerardusLeeuw.docx
@@ -791,7 +791,25 @@
           <w:color w:val="000000"/>
           <w:sz w:val="24"/>
         </w:rPr>
-        <w:t xml:space="preserve">called MG collection, the collection </w:t>
+        <w:t>called MG collection, the collect</w:t>
+      </w:r>
+      <w:r>
+        <w:rPr>
+          <w:u w:val="single" w:color="0000ff"/>
+          <w:rFonts w:ascii="Charis SIL Regular" w:hAnsi="Charis SIL Regular" w:eastAsia="Charis SIL Regular"/>
+          <w:b w:val="0"/>
+          <w:i w:val="0"/>
+          <w:color w:val="000000"/>
+          <w:sz w:val="24"/>
+        </w:rPr>
+        <w:hyperlink r:id="rId11" w:history="1">
+          <w:r>
+            <w:rPr>
+              <w:rStyle w:val="Hyperlink"/>
+            </w:rPr>
+            <w:t xml:space="preserve">ion </w:t>
+          </w:r>
+        </w:hyperlink>
       </w:r>
       <w:r>
         <w:rPr>
@@ -1341,7 +1359,6 @@
       </w:r>
       <w:r>
         <w:rPr>
-          <w:u w:val="single" w:color="0000ff"/>
           <w:rFonts w:ascii="Charis SIL Regular" w:hAnsi="Charis SIL Regular" w:eastAsia="Charis SIL Regular"/>
           <w:b w:val="0"/>
           <w:i w:val="0"/>
@@ -2208,25 +2225,7 @@
           <w:color w:val="0000FF"/>
           <w:sz w:val="24"/>
         </w:rPr>
-        <w:t>archives-inventories/</w:t>
-      </w:r>
-      <w:r>
-        <w:rPr>
-          <w:rFonts w:ascii="Charis SIL Regular" w:hAnsi="Charis SIL Regular" w:eastAsia="Charis SIL Regular"/>
-          <w:b w:val="0"/>
-          <w:i w:val="0"/>
-          <w:color w:val="0000FF"/>
-          <w:sz w:val="24"/>
-          <w:u w:val="single"/>
-        </w:rPr>
-        <w:hyperlink r:id="rId15" w:history="1">
-          <w:r>
-            <w:rPr>
-              <w:rStyle w:val="Hyperlink"/>
-            </w:rPr>
-            <w:t>baaren/</w:t>
-          </w:r>
-        </w:hyperlink>
+        <w:t>archives-inventories/baaren/</w:t>
       </w:r>
       <w:r>
         <w:rPr>

--- a/EXPORTS/DOCX/published/niveau3/English/GerardusLeeuw.docx
+++ b/EXPORTS/DOCX/published/niveau3/English/GerardusLeeuw.docx
@@ -2224,8 +2224,70 @@
           <w:i w:val="0"/>
           <w:color w:val="0000FF"/>
           <w:sz w:val="24"/>
+          <w:u w:val="single"/>
         </w:rPr>
-        <w:t>archives-inventories/baaren/</w:t>
+        <w:hyperlink r:id="rId15" w:history="1">
+          <w:r>
+            <w:rPr>
+              <w:rStyle w:val="Hyperlink"/>
+            </w:rPr>
+            <w:t>archives</w:t>
+          </w:r>
+        </w:hyperlink>
+      </w:r>
+      <w:r>
+        <w:rPr>
+          <w:rFonts w:ascii="Charis SIL Regular" w:hAnsi="Charis SIL Regular" w:eastAsia="Charis SIL Regular"/>
+          <w:b w:val="0"/>
+          <w:i w:val="0"/>
+          <w:color w:val="0000FF"/>
+          <w:sz w:val="24"/>
+          <w:u w:val="single"/>
+        </w:rPr>
+        <w:hyperlink r:id="rId15" w:history="1">
+          <w:r>
+            <w:rPr>
+              <w:rStyle w:val="Hyperlink"/>
+            </w:rPr>
+            <w:t>-</w:t>
+          </w:r>
+        </w:hyperlink>
+      </w:r>
+      <w:r>
+        <w:rPr>
+          <w:rFonts w:ascii="Charis SIL Regular" w:hAnsi="Charis SIL Regular" w:eastAsia="Charis SIL Regular"/>
+          <w:b w:val="0"/>
+          <w:i w:val="0"/>
+          <w:color w:val="0000FF"/>
+          <w:sz w:val="24"/>
+          <w:u w:val="single"/>
+        </w:rPr>
+        <w:hyperlink r:id="rId15" w:history="1">
+          <w:r>
+            <w:rPr>
+              <w:rStyle w:val="Hyperlink"/>
+            </w:rPr>
+            <w:t>inventories/</w:t>
+          </w:r>
+        </w:hyperlink>
+      </w:r>
+      <w:r>
+        <w:rPr>
+          <w:rFonts w:ascii="Charis SIL Regular" w:hAnsi="Charis SIL Regular" w:eastAsia="Charis SIL Regular"/>
+          <w:b w:val="0"/>
+          <w:i w:val="0"/>
+          <w:color w:val="0000FF"/>
+          <w:sz w:val="24"/>
+          <w:u w:val="single"/>
+        </w:rPr>
+        <w:hyperlink r:id="rId15" w:history="1">
+          <w:r>
+            <w:rPr>
+              <w:rStyle w:val="Hyperlink"/>
+            </w:rPr>
+            <w:t>baaren/</w:t>
+          </w:r>
+        </w:hyperlink>
       </w:r>
       <w:r>
         <w:rPr>

--- a/EXPORTS/DOCX/published/niveau3/English/GerardusLeeuw.docx
+++ b/EXPORTS/DOCX/published/niveau3/English/GerardusLeeuw.docx
@@ -1359,6 +1359,7 @@
       </w:r>
       <w:r>
         <w:rPr>
+          <w:u w:val="single" w:color="0000ff"/>
           <w:rFonts w:ascii="Charis SIL Regular" w:hAnsi="Charis SIL Regular" w:eastAsia="Charis SIL Regular"/>
           <w:b w:val="0"/>
           <w:i w:val="0"/>

--- a/EXPORTS/DOCX/published/niveau3/English/GerardusLeeuw.docx
+++ b/EXPORTS/DOCX/published/niveau3/English/GerardusLeeuw.docx
@@ -1359,7 +1359,6 @@
       </w:r>
       <w:r>
         <w:rPr>
-          <w:u w:val="single" w:color="0000ff"/>
           <w:rFonts w:ascii="Charis SIL Regular" w:hAnsi="Charis SIL Regular" w:eastAsia="Charis SIL Regular"/>
           <w:b w:val="0"/>
           <w:i w:val="0"/>
@@ -2225,52 +2224,8 @@
           <w:i w:val="0"/>
           <w:color w:val="0000FF"/>
           <w:sz w:val="24"/>
-          <w:u w:val="single"/>
         </w:rPr>
-        <w:hyperlink r:id="rId15" w:history="1">
-          <w:r>
-            <w:rPr>
-              <w:rStyle w:val="Hyperlink"/>
-            </w:rPr>
-            <w:t>archives</w:t>
-          </w:r>
-        </w:hyperlink>
-      </w:r>
-      <w:r>
-        <w:rPr>
-          <w:rFonts w:ascii="Charis SIL Regular" w:hAnsi="Charis SIL Regular" w:eastAsia="Charis SIL Regular"/>
-          <w:b w:val="0"/>
-          <w:i w:val="0"/>
-          <w:color w:val="0000FF"/>
-          <w:sz w:val="24"/>
-          <w:u w:val="single"/>
-        </w:rPr>
-        <w:hyperlink r:id="rId15" w:history="1">
-          <w:r>
-            <w:rPr>
-              <w:rStyle w:val="Hyperlink"/>
-            </w:rPr>
-            <w:t>-</w:t>
-          </w:r>
-        </w:hyperlink>
-      </w:r>
-      <w:r>
-        <w:rPr>
-          <w:rFonts w:ascii="Charis SIL Regular" w:hAnsi="Charis SIL Regular" w:eastAsia="Charis SIL Regular"/>
-          <w:b w:val="0"/>
-          <w:i w:val="0"/>
-          <w:color w:val="0000FF"/>
-          <w:sz w:val="24"/>
-          <w:u w:val="single"/>
-        </w:rPr>
-        <w:hyperlink r:id="rId15" w:history="1">
-          <w:r>
-            <w:rPr>
-              <w:rStyle w:val="Hyperlink"/>
-            </w:rPr>
-            <w:t>inventories/</w:t>
-          </w:r>
-        </w:hyperlink>
+        <w:t>archives-inventories/</w:t>
       </w:r>
       <w:r>
         <w:rPr>

--- a/EXPORTS/DOCX/published/niveau3/English/GerardusLeeuw.docx
+++ b/EXPORTS/DOCX/published/niveau3/English/GerardusLeeuw.docx
@@ -2224,8 +2224,52 @@
           <w:i w:val="0"/>
           <w:color w:val="0000FF"/>
           <w:sz w:val="24"/>
+          <w:u w:val="single"/>
         </w:rPr>
-        <w:t>archives-inventories/</w:t>
+        <w:hyperlink r:id="rId15" w:history="1">
+          <w:r>
+            <w:rPr>
+              <w:rStyle w:val="Hyperlink"/>
+            </w:rPr>
+            <w:t>archives</w:t>
+          </w:r>
+        </w:hyperlink>
+      </w:r>
+      <w:r>
+        <w:rPr>
+          <w:rFonts w:ascii="Charis SIL Regular" w:hAnsi="Charis SIL Regular" w:eastAsia="Charis SIL Regular"/>
+          <w:b w:val="0"/>
+          <w:i w:val="0"/>
+          <w:color w:val="0000FF"/>
+          <w:sz w:val="24"/>
+          <w:u w:val="single"/>
+        </w:rPr>
+        <w:hyperlink r:id="rId15" w:history="1">
+          <w:r>
+            <w:rPr>
+              <w:rStyle w:val="Hyperlink"/>
+            </w:rPr>
+            <w:t>-</w:t>
+          </w:r>
+        </w:hyperlink>
+      </w:r>
+      <w:r>
+        <w:rPr>
+          <w:rFonts w:ascii="Charis SIL Regular" w:hAnsi="Charis SIL Regular" w:eastAsia="Charis SIL Regular"/>
+          <w:b w:val="0"/>
+          <w:i w:val="0"/>
+          <w:color w:val="0000FF"/>
+          <w:sz w:val="24"/>
+          <w:u w:val="single"/>
+        </w:rPr>
+        <w:hyperlink r:id="rId15" w:history="1">
+          <w:r>
+            <w:rPr>
+              <w:rStyle w:val="Hyperlink"/>
+            </w:rPr>
+            <w:t>inventories/</w:t>
+          </w:r>
+        </w:hyperlink>
       </w:r>
       <w:r>
         <w:rPr>

--- a/EXPORTS/DOCX/published/niveau3/English/GerardusLeeuw.docx
+++ b/EXPORTS/DOCX/published/niveau3/English/GerardusLeeuw.docx
@@ -1359,7 +1359,6 @@
       </w:r>
       <w:r>
         <w:rPr>
-          <w:u w:val="single" w:color="0000ff"/>
           <w:rFonts w:ascii="Charis SIL Regular" w:hAnsi="Charis SIL Regular" w:eastAsia="Charis SIL Regular"/>
           <w:b w:val="0"/>
           <w:i w:val="0"/>

--- a/EXPORTS/DOCX/published/niveau3/English/GerardusLeeuw.docx
+++ b/EXPORTS/DOCX/published/niveau3/English/GerardusLeeuw.docx
@@ -2224,70 +2224,8 @@
           <w:i w:val="0"/>
           <w:color w:val="0000FF"/>
           <w:sz w:val="24"/>
-          <w:u w:val="single"/>
         </w:rPr>
-        <w:hyperlink r:id="rId15" w:history="1">
-          <w:r>
-            <w:rPr>
-              <w:rStyle w:val="Hyperlink"/>
-            </w:rPr>
-            <w:t>archives</w:t>
-          </w:r>
-        </w:hyperlink>
-      </w:r>
-      <w:r>
-        <w:rPr>
-          <w:rFonts w:ascii="Charis SIL Regular" w:hAnsi="Charis SIL Regular" w:eastAsia="Charis SIL Regular"/>
-          <w:b w:val="0"/>
-          <w:i w:val="0"/>
-          <w:color w:val="0000FF"/>
-          <w:sz w:val="24"/>
-          <w:u w:val="single"/>
-        </w:rPr>
-        <w:hyperlink r:id="rId15" w:history="1">
-          <w:r>
-            <w:rPr>
-              <w:rStyle w:val="Hyperlink"/>
-            </w:rPr>
-            <w:t>-</w:t>
-          </w:r>
-        </w:hyperlink>
-      </w:r>
-      <w:r>
-        <w:rPr>
-          <w:rFonts w:ascii="Charis SIL Regular" w:hAnsi="Charis SIL Regular" w:eastAsia="Charis SIL Regular"/>
-          <w:b w:val="0"/>
-          <w:i w:val="0"/>
-          <w:color w:val="0000FF"/>
-          <w:sz w:val="24"/>
-          <w:u w:val="single"/>
-        </w:rPr>
-        <w:hyperlink r:id="rId15" w:history="1">
-          <w:r>
-            <w:rPr>
-              <w:rStyle w:val="Hyperlink"/>
-            </w:rPr>
-            <w:t>inventories/</w:t>
-          </w:r>
-        </w:hyperlink>
-      </w:r>
-      <w:r>
-        <w:rPr>
-          <w:rFonts w:ascii="Charis SIL Regular" w:hAnsi="Charis SIL Regular" w:eastAsia="Charis SIL Regular"/>
-          <w:b w:val="0"/>
-          <w:i w:val="0"/>
-          <w:color w:val="0000FF"/>
-          <w:sz w:val="24"/>
-          <w:u w:val="single"/>
-        </w:rPr>
-        <w:hyperlink r:id="rId15" w:history="1">
-          <w:r>
-            <w:rPr>
-              <w:rStyle w:val="Hyperlink"/>
-            </w:rPr>
-            <w:t>baaren/</w:t>
-          </w:r>
-        </w:hyperlink>
+        <w:t>archives-inventories/baaren/</w:t>
       </w:r>
       <w:r>
         <w:rPr>

--- a/EXPORTS/DOCX/published/niveau3/English/GerardusLeeuw.docx
+++ b/EXPORTS/DOCX/published/niveau3/English/GerardusLeeuw.docx
@@ -1359,6 +1359,7 @@
       </w:r>
       <w:r>
         <w:rPr>
+          <w:u w:val="single" w:color="0000ff"/>
           <w:rFonts w:ascii="Charis SIL Regular" w:hAnsi="Charis SIL Regular" w:eastAsia="Charis SIL Regular"/>
           <w:b w:val="0"/>
           <w:i w:val="0"/>
@@ -2224,8 +2225,70 @@
           <w:i w:val="0"/>
           <w:color w:val="0000FF"/>
           <w:sz w:val="24"/>
+          <w:u w:val="single"/>
         </w:rPr>
-        <w:t>archives-inventories/baaren/</w:t>
+        <w:hyperlink r:id="rId15" w:history="1">
+          <w:r>
+            <w:rPr>
+              <w:rStyle w:val="Hyperlink"/>
+            </w:rPr>
+            <w:t>archives</w:t>
+          </w:r>
+        </w:hyperlink>
+      </w:r>
+      <w:r>
+        <w:rPr>
+          <w:rFonts w:ascii="Charis SIL Regular" w:hAnsi="Charis SIL Regular" w:eastAsia="Charis SIL Regular"/>
+          <w:b w:val="0"/>
+          <w:i w:val="0"/>
+          <w:color w:val="0000FF"/>
+          <w:sz w:val="24"/>
+          <w:u w:val="single"/>
+        </w:rPr>
+        <w:hyperlink r:id="rId15" w:history="1">
+          <w:r>
+            <w:rPr>
+              <w:rStyle w:val="Hyperlink"/>
+            </w:rPr>
+            <w:t>-</w:t>
+          </w:r>
+        </w:hyperlink>
+      </w:r>
+      <w:r>
+        <w:rPr>
+          <w:rFonts w:ascii="Charis SIL Regular" w:hAnsi="Charis SIL Regular" w:eastAsia="Charis SIL Regular"/>
+          <w:b w:val="0"/>
+          <w:i w:val="0"/>
+          <w:color w:val="0000FF"/>
+          <w:sz w:val="24"/>
+          <w:u w:val="single"/>
+        </w:rPr>
+        <w:hyperlink r:id="rId15" w:history="1">
+          <w:r>
+            <w:rPr>
+              <w:rStyle w:val="Hyperlink"/>
+            </w:rPr>
+            <w:t>inventories/</w:t>
+          </w:r>
+        </w:hyperlink>
+      </w:r>
+      <w:r>
+        <w:rPr>
+          <w:rFonts w:ascii="Charis SIL Regular" w:hAnsi="Charis SIL Regular" w:eastAsia="Charis SIL Regular"/>
+          <w:b w:val="0"/>
+          <w:i w:val="0"/>
+          <w:color w:val="0000FF"/>
+          <w:sz w:val="24"/>
+          <w:u w:val="single"/>
+        </w:rPr>
+        <w:hyperlink r:id="rId15" w:history="1">
+          <w:r>
+            <w:rPr>
+              <w:rStyle w:val="Hyperlink"/>
+            </w:rPr>
+            <w:t>baaren/</w:t>
+          </w:r>
+        </w:hyperlink>
       </w:r>
       <w:r>
         <w:rPr>

--- a/EXPORTS/DOCX/published/niveau3/English/GerardusLeeuw.docx
+++ b/EXPORTS/DOCX/published/niveau3/English/GerardusLeeuw.docx
@@ -277,25 +277,7 @@
           <w:color w:val="000000"/>
           <w:sz w:val="24"/>
         </w:rPr>
-        <w:t xml:space="preserve">personal </w:t>
-      </w:r>
-      <w:r>
-        <w:rPr>
-          <w:u w:val="single" w:color="0000ff"/>
-          <w:rFonts w:ascii="Charis SIL Regular" w:hAnsi="Charis SIL Regular" w:eastAsia="Charis SIL Regular"/>
-          <w:b w:val="0"/>
-          <w:i w:val="0"/>
-          <w:color w:val="000000"/>
-          <w:sz w:val="24"/>
-        </w:rPr>
-        <w:hyperlink r:id="rId9" w:history="1">
-          <w:r>
-            <w:rPr>
-              <w:rStyle w:val="Hyperlink"/>
-            </w:rPr>
-            <w:t>ethno</w:t>
-          </w:r>
-        </w:hyperlink>
+        <w:t>personal ethno</w:t>
       </w:r>
       <w:r>
         <w:rPr>
@@ -1359,7 +1341,6 @@
       </w:r>
       <w:r>
         <w:rPr>
-          <w:u w:val="single" w:color="0000ff"/>
           <w:rFonts w:ascii="Charis SIL Regular" w:hAnsi="Charis SIL Regular" w:eastAsia="Charis SIL Regular"/>
           <w:b w:val="0"/>
           <w:i w:val="0"/>

--- a/EXPORTS/DOCX/published/niveau3/English/GerardusLeeuw.docx
+++ b/EXPORTS/DOCX/published/niveau3/English/GerardusLeeuw.docx
@@ -277,7 +277,25 @@
           <w:color w:val="000000"/>
           <w:sz w:val="24"/>
         </w:rPr>
-        <w:t>personal ethno</w:t>
+        <w:t xml:space="preserve">personal </w:t>
+      </w:r>
+      <w:r>
+        <w:rPr>
+          <w:u w:val="single" w:color="0000ff"/>
+          <w:rFonts w:ascii="Charis SIL Regular" w:hAnsi="Charis SIL Regular" w:eastAsia="Charis SIL Regular"/>
+          <w:b w:val="0"/>
+          <w:i w:val="0"/>
+          <w:color w:val="000000"/>
+          <w:sz w:val="24"/>
+        </w:rPr>
+        <w:hyperlink r:id="rId9" w:history="1">
+          <w:r>
+            <w:rPr>
+              <w:rStyle w:val="Hyperlink"/>
+            </w:rPr>
+            <w:t>ethno</w:t>
+          </w:r>
+        </w:hyperlink>
       </w:r>
       <w:r>
         <w:rPr>
@@ -1341,6 +1359,7 @@
       </w:r>
       <w:r>
         <w:rPr>
+          <w:u w:val="single" w:color="0000ff"/>
           <w:rFonts w:ascii="Charis SIL Regular" w:hAnsi="Charis SIL Regular" w:eastAsia="Charis SIL Regular"/>
           <w:b w:val="0"/>
           <w:i w:val="0"/>
@@ -2206,52 +2225,8 @@
           <w:i w:val="0"/>
           <w:color w:val="0000FF"/>
           <w:sz w:val="24"/>
-          <w:u w:val="single"/>
         </w:rPr>
-        <w:hyperlink r:id="rId15" w:history="1">
-          <w:r>
-            <w:rPr>
-              <w:rStyle w:val="Hyperlink"/>
-            </w:rPr>
-            <w:t>archives</w:t>
-          </w:r>
-        </w:hyperlink>
-      </w:r>
-      <w:r>
-        <w:rPr>
-          <w:rFonts w:ascii="Charis SIL Regular" w:hAnsi="Charis SIL Regular" w:eastAsia="Charis SIL Regular"/>
-          <w:b w:val="0"/>
-          <w:i w:val="0"/>
-          <w:color w:val="0000FF"/>
-          <w:sz w:val="24"/>
-          <w:u w:val="single"/>
-        </w:rPr>
-        <w:hyperlink r:id="rId15" w:history="1">
-          <w:r>
-            <w:rPr>
-              <w:rStyle w:val="Hyperlink"/>
-            </w:rPr>
-            <w:t>-</w:t>
-          </w:r>
-        </w:hyperlink>
-      </w:r>
-      <w:r>
-        <w:rPr>
-          <w:rFonts w:ascii="Charis SIL Regular" w:hAnsi="Charis SIL Regular" w:eastAsia="Charis SIL Regular"/>
-          <w:b w:val="0"/>
-          <w:i w:val="0"/>
-          <w:color w:val="0000FF"/>
-          <w:sz w:val="24"/>
-          <w:u w:val="single"/>
-        </w:rPr>
-        <w:hyperlink r:id="rId15" w:history="1">
-          <w:r>
-            <w:rPr>
-              <w:rStyle w:val="Hyperlink"/>
-            </w:rPr>
-            <w:t>inventories/</w:t>
-          </w:r>
-        </w:hyperlink>
+        <w:t>archives-inventories/</w:t>
       </w:r>
       <w:r>
         <w:rPr>

--- a/EXPORTS/DOCX/published/niveau3/English/GerardusLeeuw.docx
+++ b/EXPORTS/DOCX/published/niveau3/English/GerardusLeeuw.docx
@@ -791,25 +791,7 @@
           <w:color w:val="000000"/>
           <w:sz w:val="24"/>
         </w:rPr>
-        <w:t>called MG collection, the collect</w:t>
-      </w:r>
-      <w:r>
-        <w:rPr>
-          <w:u w:val="single" w:color="0000ff"/>
-          <w:rFonts w:ascii="Charis SIL Regular" w:hAnsi="Charis SIL Regular" w:eastAsia="Charis SIL Regular"/>
-          <w:b w:val="0"/>
-          <w:i w:val="0"/>
-          <w:color w:val="000000"/>
-          <w:sz w:val="24"/>
-        </w:rPr>
-        <w:hyperlink r:id="rId11" w:history="1">
-          <w:r>
-            <w:rPr>
-              <w:rStyle w:val="Hyperlink"/>
-            </w:rPr>
-            <w:t xml:space="preserve">ion </w:t>
-          </w:r>
-        </w:hyperlink>
+        <w:t xml:space="preserve">called MG collection, the collection </w:t>
       </w:r>
       <w:r>
         <w:rPr>
@@ -2278,7 +2260,6 @@
           <w:i w:val="0"/>
           <w:color w:val="0000FF"/>
           <w:sz w:val="24"/>
-          <w:u w:val="single"/>
         </w:rPr>
         <w:hyperlink r:id="rId15" w:history="1">
           <w:r>

--- a/EXPORTS/DOCX/published/niveau3/English/GerardusLeeuw.docx
+++ b/EXPORTS/DOCX/published/niveau3/English/GerardusLeeuw.docx
@@ -791,7 +791,25 @@
           <w:color w:val="000000"/>
           <w:sz w:val="24"/>
         </w:rPr>
-        <w:t xml:space="preserve">called MG collection, the collection </w:t>
+        <w:t>called MG collection, the collect</w:t>
+      </w:r>
+      <w:r>
+        <w:rPr>
+          <w:u w:val="single" w:color="0000ff"/>
+          <w:rFonts w:ascii="Charis SIL Regular" w:hAnsi="Charis SIL Regular" w:eastAsia="Charis SIL Regular"/>
+          <w:b w:val="0"/>
+          <w:i w:val="0"/>
+          <w:color w:val="000000"/>
+          <w:sz w:val="24"/>
+        </w:rPr>
+        <w:hyperlink r:id="rId11" w:history="1">
+          <w:r>
+            <w:rPr>
+              <w:rStyle w:val="Hyperlink"/>
+            </w:rPr>
+            <w:t xml:space="preserve">ion </w:t>
+          </w:r>
+        </w:hyperlink>
       </w:r>
       <w:r>
         <w:rPr>
@@ -1341,6 +1359,7 @@
       </w:r>
       <w:r>
         <w:rPr>
+          <w:u w:val="single" w:color="0000ff"/>
           <w:rFonts w:ascii="Charis SIL Regular" w:hAnsi="Charis SIL Regular" w:eastAsia="Charis SIL Regular"/>
           <w:b w:val="0"/>
           <w:i w:val="0"/>
@@ -2260,6 +2279,7 @@
           <w:i w:val="0"/>
           <w:color w:val="0000FF"/>
           <w:sz w:val="24"/>
+          <w:u w:val="single"/>
         </w:rPr>
         <w:hyperlink r:id="rId15" w:history="1">
           <w:r>

--- a/EXPORTS/DOCX/published/niveau3/English/GerardusLeeuw.docx
+++ b/EXPORTS/DOCX/published/niveau3/English/GerardusLeeuw.docx
@@ -277,43 +277,7 @@
           <w:color w:val="000000"/>
           <w:sz w:val="24"/>
         </w:rPr>
-        <w:t xml:space="preserve">personal </w:t>
-      </w:r>
-      <w:r>
-        <w:rPr>
-          <w:u w:val="single" w:color="0000ff"/>
-          <w:rFonts w:ascii="Charis SIL Regular" w:hAnsi="Charis SIL Regular" w:eastAsia="Charis SIL Regular"/>
-          <w:b w:val="0"/>
-          <w:i w:val="0"/>
-          <w:color w:val="000000"/>
-          <w:sz w:val="24"/>
-        </w:rPr>
-        <w:hyperlink r:id="rId9" w:history="1">
-          <w:r>
-            <w:rPr>
-              <w:rStyle w:val="Hyperlink"/>
-            </w:rPr>
-            <w:t>ethno</w:t>
-          </w:r>
-        </w:hyperlink>
-      </w:r>
-      <w:r>
-        <w:rPr>
-          <w:u w:val="single" w:color="0000ff"/>
-          <w:rFonts w:ascii="Charis SIL Regular" w:hAnsi="Charis SIL Regular" w:eastAsia="Charis SIL Regular"/>
-          <w:b w:val="0"/>
-          <w:i w:val="0"/>
-          <w:color w:val="000000"/>
-          <w:sz w:val="24"/>
-        </w:rPr>
-        <w:hyperlink r:id="rId9" w:history="1">
-          <w:r>
-            <w:rPr>
-              <w:rStyle w:val="Hyperlink"/>
-            </w:rPr>
-            <w:t>grap</w:t>
-          </w:r>
-        </w:hyperlink>
+        <w:t>personal ethnograp</w:t>
       </w:r>
       <w:r>
         <w:rPr>

--- a/EXPORTS/DOCX/published/niveau3/English/GerardusLeeuw.docx
+++ b/EXPORTS/DOCX/published/niveau3/English/GerardusLeeuw.docx
@@ -277,7 +277,25 @@
           <w:color w:val="000000"/>
           <w:sz w:val="24"/>
         </w:rPr>
-        <w:t>personal ethnograp</w:t>
+        <w:t>personal ethno</w:t>
+      </w:r>
+      <w:r>
+        <w:rPr>
+          <w:u w:val="single" w:color="0000ff"/>
+          <w:rFonts w:ascii="Charis SIL Regular" w:hAnsi="Charis SIL Regular" w:eastAsia="Charis SIL Regular"/>
+          <w:b w:val="0"/>
+          <w:i w:val="0"/>
+          <w:color w:val="000000"/>
+          <w:sz w:val="24"/>
+        </w:rPr>
+        <w:hyperlink r:id="rId9" w:history="1">
+          <w:r>
+            <w:rPr>
+              <w:rStyle w:val="Hyperlink"/>
+            </w:rPr>
+            <w:t>grap</w:t>
+          </w:r>
+        </w:hyperlink>
       </w:r>
       <w:r>
         <w:rPr>

--- a/EXPORTS/DOCX/published/niveau3/English/GerardusLeeuw.docx
+++ b/EXPORTS/DOCX/published/niveau3/English/GerardusLeeuw.docx
@@ -288,7 +288,14 @@
           <w:color w:val="000000"/>
           <w:sz w:val="24"/>
         </w:rPr>
-        <w:t>ethno</w:t>
+        <w:hyperlink r:id="rId9" w:history="1">
+          <w:r>
+            <w:rPr>
+              <w:rStyle w:val="Hyperlink"/>
+            </w:rPr>
+            <w:t>ethno</w:t>
+          </w:r>
+        </w:hyperlink>
       </w:r>
       <w:r>
         <w:rPr>
@@ -784,7 +791,25 @@
           <w:color w:val="000000"/>
           <w:sz w:val="24"/>
         </w:rPr>
-        <w:t xml:space="preserve">called MG collection, the collection </w:t>
+        <w:t>called MG collection, the collect</w:t>
+      </w:r>
+      <w:r>
+        <w:rPr>
+          <w:u w:val="single" w:color="0000ff"/>
+          <w:rFonts w:ascii="Charis SIL Regular" w:hAnsi="Charis SIL Regular" w:eastAsia="Charis SIL Regular"/>
+          <w:b w:val="0"/>
+          <w:i w:val="0"/>
+          <w:color w:val="000000"/>
+          <w:sz w:val="24"/>
+        </w:rPr>
+        <w:hyperlink r:id="rId11" w:history="1">
+          <w:r>
+            <w:rPr>
+              <w:rStyle w:val="Hyperlink"/>
+            </w:rPr>
+            <w:t xml:space="preserve">ion </w:t>
+          </w:r>
+        </w:hyperlink>
       </w:r>
       <w:r>
         <w:rPr>

--- a/EXPORTS/DOCX/published/niveau3/English/GerardusLeeuw.docx
+++ b/EXPORTS/DOCX/published/niveau3/English/GerardusLeeuw.docx
@@ -1359,7 +1359,6 @@
       </w:r>
       <w:r>
         <w:rPr>
-          <w:u w:val="single" w:color="0000ff"/>
           <w:rFonts w:ascii="Charis SIL Regular" w:hAnsi="Charis SIL Regular" w:eastAsia="Charis SIL Regular"/>
           <w:b w:val="0"/>
           <w:i w:val="0"/>
@@ -2225,70 +2224,8 @@
           <w:i w:val="0"/>
           <w:color w:val="0000FF"/>
           <w:sz w:val="24"/>
-          <w:u w:val="single"/>
         </w:rPr>
-        <w:hyperlink r:id="rId15" w:history="1">
-          <w:r>
-            <w:rPr>
-              <w:rStyle w:val="Hyperlink"/>
-            </w:rPr>
-            <w:t>archives</w:t>
-          </w:r>
-        </w:hyperlink>
-      </w:r>
-      <w:r>
-        <w:rPr>
-          <w:rFonts w:ascii="Charis SIL Regular" w:hAnsi="Charis SIL Regular" w:eastAsia="Charis SIL Regular"/>
-          <w:b w:val="0"/>
-          <w:i w:val="0"/>
-          <w:color w:val="0000FF"/>
-          <w:sz w:val="24"/>
-          <w:u w:val="single"/>
-        </w:rPr>
-        <w:hyperlink r:id="rId15" w:history="1">
-          <w:r>
-            <w:rPr>
-              <w:rStyle w:val="Hyperlink"/>
-            </w:rPr>
-            <w:t>-</w:t>
-          </w:r>
-        </w:hyperlink>
-      </w:r>
-      <w:r>
-        <w:rPr>
-          <w:rFonts w:ascii="Charis SIL Regular" w:hAnsi="Charis SIL Regular" w:eastAsia="Charis SIL Regular"/>
-          <w:b w:val="0"/>
-          <w:i w:val="0"/>
-          <w:color w:val="0000FF"/>
-          <w:sz w:val="24"/>
-          <w:u w:val="single"/>
-        </w:rPr>
-        <w:hyperlink r:id="rId15" w:history="1">
-          <w:r>
-            <w:rPr>
-              <w:rStyle w:val="Hyperlink"/>
-            </w:rPr>
-            <w:t>inventories/</w:t>
-          </w:r>
-        </w:hyperlink>
-      </w:r>
-      <w:r>
-        <w:rPr>
-          <w:rFonts w:ascii="Charis SIL Regular" w:hAnsi="Charis SIL Regular" w:eastAsia="Charis SIL Regular"/>
-          <w:b w:val="0"/>
-          <w:i w:val="0"/>
-          <w:color w:val="0000FF"/>
-          <w:sz w:val="24"/>
-          <w:u w:val="single"/>
-        </w:rPr>
-        <w:hyperlink r:id="rId15" w:history="1">
-          <w:r>
-            <w:rPr>
-              <w:rStyle w:val="Hyperlink"/>
-            </w:rPr>
-            <w:t>baaren/</w:t>
-          </w:r>
-        </w:hyperlink>
+        <w:t>archives-inventories/baaren/</w:t>
       </w:r>
       <w:r>
         <w:rPr>

--- a/EXPORTS/DOCX/published/niveau3/English/GerardusLeeuw.docx
+++ b/EXPORTS/DOCX/published/niveau3/English/GerardusLeeuw.docx
@@ -1359,6 +1359,7 @@
       </w:r>
       <w:r>
         <w:rPr>
+          <w:u w:val="single" w:color="0000ff"/>
           <w:rFonts w:ascii="Charis SIL Regular" w:hAnsi="Charis SIL Regular" w:eastAsia="Charis SIL Regular"/>
           <w:b w:val="0"/>
           <w:i w:val="0"/>
@@ -2224,8 +2225,26 @@
           <w:i w:val="0"/>
           <w:color w:val="0000FF"/>
           <w:sz w:val="24"/>
+          <w:u w:val="single"/>
         </w:rPr>
-        <w:t>archives-inventories/baaren/</w:t>
+        <w:hyperlink r:id="rId15" w:history="1">
+          <w:r>
+            <w:rPr>
+              <w:rStyle w:val="Hyperlink"/>
+            </w:rPr>
+            <w:t>archives</w:t>
+          </w:r>
+        </w:hyperlink>
+      </w:r>
+      <w:r>
+        <w:rPr>
+          <w:rFonts w:ascii="Charis SIL Regular" w:hAnsi="Charis SIL Regular" w:eastAsia="Charis SIL Regular"/>
+          <w:b w:val="0"/>
+          <w:i w:val="0"/>
+          <w:color w:val="0000FF"/>
+          <w:sz w:val="24"/>
+        </w:rPr>
+        <w:t>-inventories/baaren/</w:t>
       </w:r>
       <w:r>
         <w:rPr>

--- a/EXPORTS/DOCX/published/niveau3/English/GerardusLeeuw.docx
+++ b/EXPORTS/DOCX/published/niveau3/English/GerardusLeeuw.docx
@@ -2243,8 +2243,52 @@
           <w:i w:val="0"/>
           <w:color w:val="0000FF"/>
           <w:sz w:val="24"/>
+          <w:u w:val="single"/>
         </w:rPr>
-        <w:t>-inventories/baaren/</w:t>
+        <w:hyperlink r:id="rId15" w:history="1">
+          <w:r>
+            <w:rPr>
+              <w:rStyle w:val="Hyperlink"/>
+            </w:rPr>
+            <w:t>-</w:t>
+          </w:r>
+        </w:hyperlink>
+      </w:r>
+      <w:r>
+        <w:rPr>
+          <w:rFonts w:ascii="Charis SIL Regular" w:hAnsi="Charis SIL Regular" w:eastAsia="Charis SIL Regular"/>
+          <w:b w:val="0"/>
+          <w:i w:val="0"/>
+          <w:color w:val="0000FF"/>
+          <w:sz w:val="24"/>
+          <w:u w:val="single"/>
+        </w:rPr>
+        <w:hyperlink r:id="rId15" w:history="1">
+          <w:r>
+            <w:rPr>
+              <w:rStyle w:val="Hyperlink"/>
+            </w:rPr>
+            <w:t>inventories/</w:t>
+          </w:r>
+        </w:hyperlink>
+      </w:r>
+      <w:r>
+        <w:rPr>
+          <w:rFonts w:ascii="Charis SIL Regular" w:hAnsi="Charis SIL Regular" w:eastAsia="Charis SIL Regular"/>
+          <w:b w:val="0"/>
+          <w:i w:val="0"/>
+          <w:color w:val="0000FF"/>
+          <w:sz w:val="24"/>
+          <w:u w:val="single"/>
+        </w:rPr>
+        <w:hyperlink r:id="rId15" w:history="1">
+          <w:r>
+            <w:rPr>
+              <w:rStyle w:val="Hyperlink"/>
+            </w:rPr>
+            <w:t>baaren/</w:t>
+          </w:r>
+        </w:hyperlink>
       </w:r>
       <w:r>
         <w:rPr>

--- a/EXPORTS/DOCX/published/niveau3/English/GerardusLeeuw.docx
+++ b/EXPORTS/DOCX/published/niveau3/English/GerardusLeeuw.docx
@@ -277,25 +277,7 @@
           <w:color w:val="000000"/>
           <w:sz w:val="24"/>
         </w:rPr>
-        <w:t xml:space="preserve">personal </w:t>
-      </w:r>
-      <w:r>
-        <w:rPr>
-          <w:u w:val="single" w:color="0000ff"/>
-          <w:rFonts w:ascii="Charis SIL Regular" w:hAnsi="Charis SIL Regular" w:eastAsia="Charis SIL Regular"/>
-          <w:b w:val="0"/>
-          <w:i w:val="0"/>
-          <w:color w:val="000000"/>
-          <w:sz w:val="24"/>
-        </w:rPr>
-        <w:hyperlink r:id="rId9" w:history="1">
-          <w:r>
-            <w:rPr>
-              <w:rStyle w:val="Hyperlink"/>
-            </w:rPr>
-            <w:t>ethno</w:t>
-          </w:r>
-        </w:hyperlink>
+        <w:t>personal ethno</w:t>
       </w:r>
       <w:r>
         <w:rPr>
@@ -1359,6 +1341,7 @@
       </w:r>
       <w:r>
         <w:rPr>
+          <w:u w:val="single" w:color="0000ff"/>
           <w:rFonts w:ascii="Charis SIL Regular" w:hAnsi="Charis SIL Regular" w:eastAsia="Charis SIL Regular"/>
           <w:b w:val="0"/>
           <w:i w:val="0"/>

--- a/EXPORTS/DOCX/published/niveau3/English/GerardusLeeuw.docx
+++ b/EXPORTS/DOCX/published/niveau3/English/GerardusLeeuw.docx
@@ -277,7 +277,25 @@
           <w:color w:val="000000"/>
           <w:sz w:val="24"/>
         </w:rPr>
-        <w:t>personal ethno</w:t>
+        <w:t xml:space="preserve">personal </w:t>
+      </w:r>
+      <w:r>
+        <w:rPr>
+          <w:u w:val="single" w:color="0000ff"/>
+          <w:rFonts w:ascii="Charis SIL Regular" w:hAnsi="Charis SIL Regular" w:eastAsia="Charis SIL Regular"/>
+          <w:b w:val="0"/>
+          <w:i w:val="0"/>
+          <w:color w:val="000000"/>
+          <w:sz w:val="24"/>
+        </w:rPr>
+        <w:hyperlink r:id="rId9" w:history="1">
+          <w:r>
+            <w:rPr>
+              <w:rStyle w:val="Hyperlink"/>
+            </w:rPr>
+            <w:t>ethno</w:t>
+          </w:r>
+        </w:hyperlink>
       </w:r>
       <w:r>
         <w:rPr>
@@ -1319,36 +1337,7 @@
           <w:color w:val="000000"/>
           <w:sz w:val="24"/>
         </w:rPr>
-        <w:t>and</w:t>
-      </w:r>
-      <w:r>
-        <w:rPr>
-          <w:u w:val="single" w:color="0000ff"/>
-          <w:rFonts w:ascii="Charis SIL Regular" w:hAnsi="Charis SIL Regular" w:eastAsia="Charis SIL Regular"/>
-          <w:b w:val="0"/>
-          <w:i w:val="0"/>
-          <w:color w:val="000000"/>
-          <w:sz w:val="24"/>
-        </w:rPr>
-        <w:hyperlink r:id="rId13" w:history="1">
-          <w:r>
-            <w:rPr>
-              <w:rStyle w:val="Hyperlink"/>
-            </w:rPr>
-            <w:t xml:space="preserve"> its place </w:t>
-          </w:r>
-        </w:hyperlink>
-      </w:r>
-      <w:r>
-        <w:rPr>
-          <w:u w:val="single" w:color="0000ff"/>
-          <w:rFonts w:ascii="Charis SIL Regular" w:hAnsi="Charis SIL Regular" w:eastAsia="Charis SIL Regular"/>
-          <w:b w:val="0"/>
-          <w:i w:val="0"/>
-          <w:color w:val="000000"/>
-          <w:sz w:val="24"/>
-        </w:rPr>
-        <w:t>w</w:t>
+        <w:t>and its place w</w:t>
       </w:r>
       <w:r>
         <w:rPr>

--- a/EXPORTS/DOCX/published/niveau3/English/GerardusLeeuw.docx
+++ b/EXPORTS/DOCX/published/niveau3/English/GerardusLeeuw.docx
@@ -791,25 +791,7 @@
           <w:color w:val="000000"/>
           <w:sz w:val="24"/>
         </w:rPr>
-        <w:t>called MG collection, the collect</w:t>
-      </w:r>
-      <w:r>
-        <w:rPr>
-          <w:u w:val="single" w:color="0000ff"/>
-          <w:rFonts w:ascii="Charis SIL Regular" w:hAnsi="Charis SIL Regular" w:eastAsia="Charis SIL Regular"/>
-          <w:b w:val="0"/>
-          <w:i w:val="0"/>
-          <w:color w:val="000000"/>
-          <w:sz w:val="24"/>
-        </w:rPr>
-        <w:hyperlink r:id="rId11" w:history="1">
-          <w:r>
-            <w:rPr>
-              <w:rStyle w:val="Hyperlink"/>
-            </w:rPr>
-            <w:t xml:space="preserve">ion </w:t>
-          </w:r>
-        </w:hyperlink>
+        <w:t xml:space="preserve">called MG collection, the collection </w:t>
       </w:r>
       <w:r>
         <w:rPr>
@@ -1337,7 +1319,35 @@
           <w:color w:val="000000"/>
           <w:sz w:val="24"/>
         </w:rPr>
-        <w:t>and its place w</w:t>
+        <w:t>and</w:t>
+      </w:r>
+      <w:r>
+        <w:rPr>
+          <w:u w:val="single" w:color="0000ff"/>
+          <w:rFonts w:ascii="Charis SIL Regular" w:hAnsi="Charis SIL Regular" w:eastAsia="Charis SIL Regular"/>
+          <w:b w:val="0"/>
+          <w:i w:val="0"/>
+          <w:color w:val="000000"/>
+          <w:sz w:val="24"/>
+        </w:rPr>
+        <w:hyperlink r:id="rId13" w:history="1">
+          <w:r>
+            <w:rPr>
+              <w:rStyle w:val="Hyperlink"/>
+            </w:rPr>
+            <w:t xml:space="preserve"> its place </w:t>
+          </w:r>
+        </w:hyperlink>
+      </w:r>
+      <w:r>
+        <w:rPr>
+          <w:rFonts w:ascii="Charis SIL Regular" w:hAnsi="Charis SIL Regular" w:eastAsia="Charis SIL Regular"/>
+          <w:b w:val="0"/>
+          <w:i w:val="0"/>
+          <w:color w:val="000000"/>
+          <w:sz w:val="24"/>
+        </w:rPr>
+        <w:t>w</w:t>
       </w:r>
       <w:r>
         <w:rPr>
@@ -2196,52 +2206,8 @@
           <w:i w:val="0"/>
           <w:color w:val="0000FF"/>
           <w:sz w:val="24"/>
-          <w:u w:val="single"/>
         </w:rPr>
-        <w:hyperlink r:id="rId15" w:history="1">
-          <w:r>
-            <w:rPr>
-              <w:rStyle w:val="Hyperlink"/>
-            </w:rPr>
-            <w:t>archives</w:t>
-          </w:r>
-        </w:hyperlink>
-      </w:r>
-      <w:r>
-        <w:rPr>
-          <w:rFonts w:ascii="Charis SIL Regular" w:hAnsi="Charis SIL Regular" w:eastAsia="Charis SIL Regular"/>
-          <w:b w:val="0"/>
-          <w:i w:val="0"/>
-          <w:color w:val="0000FF"/>
-          <w:sz w:val="24"/>
-          <w:u w:val="single"/>
-        </w:rPr>
-        <w:hyperlink r:id="rId15" w:history="1">
-          <w:r>
-            <w:rPr>
-              <w:rStyle w:val="Hyperlink"/>
-            </w:rPr>
-            <w:t>-</w:t>
-          </w:r>
-        </w:hyperlink>
-      </w:r>
-      <w:r>
-        <w:rPr>
-          <w:rFonts w:ascii="Charis SIL Regular" w:hAnsi="Charis SIL Regular" w:eastAsia="Charis SIL Regular"/>
-          <w:b w:val="0"/>
-          <w:i w:val="0"/>
-          <w:color w:val="0000FF"/>
-          <w:sz w:val="24"/>
-          <w:u w:val="single"/>
-        </w:rPr>
-        <w:hyperlink r:id="rId15" w:history="1">
-          <w:r>
-            <w:rPr>
-              <w:rStyle w:val="Hyperlink"/>
-            </w:rPr>
-            <w:t>inventories/</w:t>
-          </w:r>
-        </w:hyperlink>
+        <w:t>archives-inventories/</w:t>
       </w:r>
       <w:r>
         <w:rPr>

--- a/EXPORTS/DOCX/published/niveau3/English/GerardusLeeuw.docx
+++ b/EXPORTS/DOCX/published/niveau3/English/GerardusLeeuw.docx
@@ -791,7 +791,25 @@
           <w:color w:val="000000"/>
           <w:sz w:val="24"/>
         </w:rPr>
-        <w:t xml:space="preserve">called MG collection, the collection </w:t>
+        <w:t>called MG collection, the collect</w:t>
+      </w:r>
+      <w:r>
+        <w:rPr>
+          <w:u w:val="single" w:color="0000ff"/>
+          <w:rFonts w:ascii="Charis SIL Regular" w:hAnsi="Charis SIL Regular" w:eastAsia="Charis SIL Regular"/>
+          <w:b w:val="0"/>
+          <w:i w:val="0"/>
+          <w:color w:val="000000"/>
+          <w:sz w:val="24"/>
+        </w:rPr>
+        <w:hyperlink r:id="rId11" w:history="1">
+          <w:r>
+            <w:rPr>
+              <w:rStyle w:val="Hyperlink"/>
+            </w:rPr>
+            <w:t xml:space="preserve">ion </w:t>
+          </w:r>
+        </w:hyperlink>
       </w:r>
       <w:r>
         <w:rPr>
@@ -1319,35 +1337,7 @@
           <w:color w:val="000000"/>
           <w:sz w:val="24"/>
         </w:rPr>
-        <w:t>and</w:t>
-      </w:r>
-      <w:r>
-        <w:rPr>
-          <w:u w:val="single" w:color="0000ff"/>
-          <w:rFonts w:ascii="Charis SIL Regular" w:hAnsi="Charis SIL Regular" w:eastAsia="Charis SIL Regular"/>
-          <w:b w:val="0"/>
-          <w:i w:val="0"/>
-          <w:color w:val="000000"/>
-          <w:sz w:val="24"/>
-        </w:rPr>
-        <w:hyperlink r:id="rId13" w:history="1">
-          <w:r>
-            <w:rPr>
-              <w:rStyle w:val="Hyperlink"/>
-            </w:rPr>
-            <w:t xml:space="preserve"> its place </w:t>
-          </w:r>
-        </w:hyperlink>
-      </w:r>
-      <w:r>
-        <w:rPr>
-          <w:rFonts w:ascii="Charis SIL Regular" w:hAnsi="Charis SIL Regular" w:eastAsia="Charis SIL Regular"/>
-          <w:b w:val="0"/>
-          <w:i w:val="0"/>
-          <w:color w:val="000000"/>
-          <w:sz w:val="24"/>
-        </w:rPr>
-        <w:t>w</w:t>
+        <w:t>and its place w</w:t>
       </w:r>
       <w:r>
         <w:rPr>
@@ -2206,8 +2196,52 @@
           <w:i w:val="0"/>
           <w:color w:val="0000FF"/>
           <w:sz w:val="24"/>
+          <w:u w:val="single"/>
         </w:rPr>
-        <w:t>archives-inventories/</w:t>
+        <w:hyperlink r:id="rId15" w:history="1">
+          <w:r>
+            <w:rPr>
+              <w:rStyle w:val="Hyperlink"/>
+            </w:rPr>
+            <w:t>archives</w:t>
+          </w:r>
+        </w:hyperlink>
+      </w:r>
+      <w:r>
+        <w:rPr>
+          <w:rFonts w:ascii="Charis SIL Regular" w:hAnsi="Charis SIL Regular" w:eastAsia="Charis SIL Regular"/>
+          <w:b w:val="0"/>
+          <w:i w:val="0"/>
+          <w:color w:val="0000FF"/>
+          <w:sz w:val="24"/>
+          <w:u w:val="single"/>
+        </w:rPr>
+        <w:hyperlink r:id="rId15" w:history="1">
+          <w:r>
+            <w:rPr>
+              <w:rStyle w:val="Hyperlink"/>
+            </w:rPr>
+            <w:t>-</w:t>
+          </w:r>
+        </w:hyperlink>
+      </w:r>
+      <w:r>
+        <w:rPr>
+          <w:rFonts w:ascii="Charis SIL Regular" w:hAnsi="Charis SIL Regular" w:eastAsia="Charis SIL Regular"/>
+          <w:b w:val="0"/>
+          <w:i w:val="0"/>
+          <w:color w:val="0000FF"/>
+          <w:sz w:val="24"/>
+          <w:u w:val="single"/>
+        </w:rPr>
+        <w:hyperlink r:id="rId15" w:history="1">
+          <w:r>
+            <w:rPr>
+              <w:rStyle w:val="Hyperlink"/>
+            </w:rPr>
+            <w:t>inventories/</w:t>
+          </w:r>
+        </w:hyperlink>
       </w:r>
       <w:r>
         <w:rPr>

--- a/EXPORTS/DOCX/published/niveau3/English/GerardusLeeuw.docx
+++ b/EXPORTS/DOCX/published/niveau3/English/GerardusLeeuw.docx
@@ -1337,7 +1337,36 @@
           <w:color w:val="000000"/>
           <w:sz w:val="24"/>
         </w:rPr>
-        <w:t>and its place w</w:t>
+        <w:t>and</w:t>
+      </w:r>
+      <w:r>
+        <w:rPr>
+          <w:u w:val="single" w:color="0000ff"/>
+          <w:rFonts w:ascii="Charis SIL Regular" w:hAnsi="Charis SIL Regular" w:eastAsia="Charis SIL Regular"/>
+          <w:b w:val="0"/>
+          <w:i w:val="0"/>
+          <w:color w:val="000000"/>
+          <w:sz w:val="24"/>
+        </w:rPr>
+        <w:hyperlink r:id="rId13" w:history="1">
+          <w:r>
+            <w:rPr>
+              <w:rStyle w:val="Hyperlink"/>
+            </w:rPr>
+            <w:t xml:space="preserve"> its place </w:t>
+          </w:r>
+        </w:hyperlink>
+      </w:r>
+      <w:r>
+        <w:rPr>
+          <w:u w:val="single" w:color="0000ff"/>
+          <w:rFonts w:ascii="Charis SIL Regular" w:hAnsi="Charis SIL Regular" w:eastAsia="Charis SIL Regular"/>
+          <w:b w:val="0"/>
+          <w:i w:val="0"/>
+          <w:color w:val="000000"/>
+          <w:sz w:val="24"/>
+        </w:rPr>
+        <w:t>w</w:t>
       </w:r>
       <w:r>
         <w:rPr>

--- a/EXPORTS/DOCX/published/niveau3/English/GerardusLeeuw.docx
+++ b/EXPORTS/DOCX/published/niveau3/English/GerardusLeeuw.docx
@@ -1348,24 +1348,7 @@
           <w:color w:val="000000"/>
           <w:sz w:val="24"/>
         </w:rPr>
-        <w:hyperlink r:id="rId13" w:history="1">
-          <w:r>
-            <w:rPr>
-              <w:rStyle w:val="Hyperlink"/>
-            </w:rPr>
-            <w:t xml:space="preserve"> its place </w:t>
-          </w:r>
-        </w:hyperlink>
-      </w:r>
-      <w:r>
-        <w:rPr>
-          <w:rFonts w:ascii="Charis SIL Regular" w:hAnsi="Charis SIL Regular" w:eastAsia="Charis SIL Regular"/>
-          <w:b w:val="0"/>
-          <w:i w:val="0"/>
-          <w:color w:val="000000"/>
-          <w:sz w:val="24"/>
-        </w:rPr>
-        <w:t>w</w:t>
+        <w:t xml:space="preserve"> its place w</w:t>
       </w:r>
       <w:r>
         <w:rPr>

--- a/EXPORTS/DOCX/published/niveau3/English/GerardusLeeuw.docx
+++ b/EXPORTS/DOCX/published/niveau3/English/GerardusLeeuw.docx
@@ -1337,18 +1337,7 @@
           <w:color w:val="000000"/>
           <w:sz w:val="24"/>
         </w:rPr>
-        <w:t>and</w:t>
-      </w:r>
-      <w:r>
-        <w:rPr>
-          <w:u w:val="single" w:color="0000ff"/>
-          <w:rFonts w:ascii="Charis SIL Regular" w:hAnsi="Charis SIL Regular" w:eastAsia="Charis SIL Regular"/>
-          <w:b w:val="0"/>
-          <w:i w:val="0"/>
-          <w:color w:val="000000"/>
-          <w:sz w:val="24"/>
-        </w:rPr>
-        <w:t xml:space="preserve"> its place w</w:t>
+        <w:t>and its place w</w:t>
       </w:r>
       <w:r>
         <w:rPr>

--- a/EXPORTS/DOCX/published/niveau3/English/GerardusLeeuw.docx
+++ b/EXPORTS/DOCX/published/niveau3/English/GerardusLeeuw.docx
@@ -277,43 +277,7 @@
           <w:color w:val="000000"/>
           <w:sz w:val="24"/>
         </w:rPr>
-        <w:t xml:space="preserve">personal </w:t>
-      </w:r>
-      <w:r>
-        <w:rPr>
-          <w:u w:val="single" w:color="0000ff"/>
-          <w:rFonts w:ascii="Charis SIL Regular" w:hAnsi="Charis SIL Regular" w:eastAsia="Charis SIL Regular"/>
-          <w:b w:val="0"/>
-          <w:i w:val="0"/>
-          <w:color w:val="000000"/>
-          <w:sz w:val="24"/>
-        </w:rPr>
-        <w:hyperlink r:id="rId9" w:history="1">
-          <w:r>
-            <w:rPr>
-              <w:rStyle w:val="Hyperlink"/>
-            </w:rPr>
-            <w:t>ethno</w:t>
-          </w:r>
-        </w:hyperlink>
-      </w:r>
-      <w:r>
-        <w:rPr>
-          <w:u w:val="single" w:color="0000ff"/>
-          <w:rFonts w:ascii="Charis SIL Regular" w:hAnsi="Charis SIL Regular" w:eastAsia="Charis SIL Regular"/>
-          <w:b w:val="0"/>
-          <w:i w:val="0"/>
-          <w:color w:val="000000"/>
-          <w:sz w:val="24"/>
-        </w:rPr>
-        <w:hyperlink r:id="rId9" w:history="1">
-          <w:r>
-            <w:rPr>
-              <w:rStyle w:val="Hyperlink"/>
-            </w:rPr>
-            <w:t>grap</w:t>
-          </w:r>
-        </w:hyperlink>
+        <w:t>personal ethnograp</w:t>
       </w:r>
       <w:r>
         <w:rPr>
@@ -1337,7 +1301,35 @@
           <w:color w:val="000000"/>
           <w:sz w:val="24"/>
         </w:rPr>
-        <w:t>and its place w</w:t>
+        <w:t>and</w:t>
+      </w:r>
+      <w:r>
+        <w:rPr>
+          <w:u w:val="single" w:color="0000ff"/>
+          <w:rFonts w:ascii="Charis SIL Regular" w:hAnsi="Charis SIL Regular" w:eastAsia="Charis SIL Regular"/>
+          <w:b w:val="0"/>
+          <w:i w:val="0"/>
+          <w:color w:val="000000"/>
+          <w:sz w:val="24"/>
+        </w:rPr>
+        <w:hyperlink r:id="rId13" w:history="1">
+          <w:r>
+            <w:rPr>
+              <w:rStyle w:val="Hyperlink"/>
+            </w:rPr>
+            <w:t xml:space="preserve"> its place </w:t>
+          </w:r>
+        </w:hyperlink>
+      </w:r>
+      <w:r>
+        <w:rPr>
+          <w:rFonts w:ascii="Charis SIL Regular" w:hAnsi="Charis SIL Regular" w:eastAsia="Charis SIL Regular"/>
+          <w:b w:val="0"/>
+          <w:i w:val="0"/>
+          <w:color w:val="000000"/>
+          <w:sz w:val="24"/>
+        </w:rPr>
+        <w:t>w</w:t>
       </w:r>
       <w:r>
         <w:rPr>

--- a/EXPORTS/DOCX/published/niveau3/English/GerardusLeeuw.docx
+++ b/EXPORTS/DOCX/published/niveau3/English/GerardusLeeuw.docx
@@ -277,7 +277,43 @@
           <w:color w:val="000000"/>
           <w:sz w:val="24"/>
         </w:rPr>
-        <w:t>personal ethnograp</w:t>
+        <w:t xml:space="preserve">personal </w:t>
+      </w:r>
+      <w:r>
+        <w:rPr>
+          <w:u w:val="single" w:color="0000ff"/>
+          <w:rFonts w:ascii="Charis SIL Regular" w:hAnsi="Charis SIL Regular" w:eastAsia="Charis SIL Regular"/>
+          <w:b w:val="0"/>
+          <w:i w:val="0"/>
+          <w:color w:val="000000"/>
+          <w:sz w:val="24"/>
+        </w:rPr>
+        <w:hyperlink r:id="rId9" w:history="1">
+          <w:r>
+            <w:rPr>
+              <w:rStyle w:val="Hyperlink"/>
+            </w:rPr>
+            <w:t>ethno</w:t>
+          </w:r>
+        </w:hyperlink>
+      </w:r>
+      <w:r>
+        <w:rPr>
+          <w:u w:val="single" w:color="0000ff"/>
+          <w:rFonts w:ascii="Charis SIL Regular" w:hAnsi="Charis SIL Regular" w:eastAsia="Charis SIL Regular"/>
+          <w:b w:val="0"/>
+          <w:i w:val="0"/>
+          <w:color w:val="000000"/>
+          <w:sz w:val="24"/>
+        </w:rPr>
+        <w:hyperlink r:id="rId9" w:history="1">
+          <w:r>
+            <w:rPr>
+              <w:rStyle w:val="Hyperlink"/>
+            </w:rPr>
+            <w:t>grap</w:t>
+          </w:r>
+        </w:hyperlink>
       </w:r>
       <w:r>
         <w:rPr>
@@ -1323,6 +1359,7 @@
       </w:r>
       <w:r>
         <w:rPr>
+          <w:u w:val="single" w:color="0000ff"/>
           <w:rFonts w:ascii="Charis SIL Regular" w:hAnsi="Charis SIL Regular" w:eastAsia="Charis SIL Regular"/>
           <w:b w:val="0"/>
           <w:i w:val="0"/>

--- a/EXPORTS/DOCX/published/niveau3/English/GerardusLeeuw.docx
+++ b/EXPORTS/DOCX/published/niveau3/English/GerardusLeeuw.docx
@@ -1359,6 +1359,7 @@
       </w:r>
       <w:r>
         <w:rPr>
+          <w:u w:val="single" w:color="0000ff"/>
           <w:rFonts w:ascii="Charis SIL Regular" w:hAnsi="Charis SIL Regular" w:eastAsia="Charis SIL Regular"/>
           <w:b w:val="0"/>
           <w:i w:val="0"/>
@@ -2224,8 +2225,52 @@
           <w:i w:val="0"/>
           <w:color w:val="0000FF"/>
           <w:sz w:val="24"/>
+          <w:u w:val="single"/>
         </w:rPr>
-        <w:t>archives-inventories/</w:t>
+        <w:hyperlink r:id="rId15" w:history="1">
+          <w:r>
+            <w:rPr>
+              <w:rStyle w:val="Hyperlink"/>
+            </w:rPr>
+            <w:t>archives</w:t>
+          </w:r>
+        </w:hyperlink>
+      </w:r>
+      <w:r>
+        <w:rPr>
+          <w:rFonts w:ascii="Charis SIL Regular" w:hAnsi="Charis SIL Regular" w:eastAsia="Charis SIL Regular"/>
+          <w:b w:val="0"/>
+          <w:i w:val="0"/>
+          <w:color w:val="0000FF"/>
+          <w:sz w:val="24"/>
+          <w:u w:val="single"/>
+        </w:rPr>
+        <w:hyperlink r:id="rId15" w:history="1">
+          <w:r>
+            <w:rPr>
+              <w:rStyle w:val="Hyperlink"/>
+            </w:rPr>
+            <w:t>-</w:t>
+          </w:r>
+        </w:hyperlink>
+      </w:r>
+      <w:r>
+        <w:rPr>
+          <w:rFonts w:ascii="Charis SIL Regular" w:hAnsi="Charis SIL Regular" w:eastAsia="Charis SIL Regular"/>
+          <w:b w:val="0"/>
+          <w:i w:val="0"/>
+          <w:color w:val="0000FF"/>
+          <w:sz w:val="24"/>
+          <w:u w:val="single"/>
+        </w:rPr>
+        <w:hyperlink r:id="rId15" w:history="1">
+          <w:r>
+            <w:rPr>
+              <w:rStyle w:val="Hyperlink"/>
+            </w:rPr>
+            <w:t>inventories/</w:t>
+          </w:r>
+        </w:hyperlink>
       </w:r>
       <w:r>
         <w:rPr>

--- a/EXPORTS/DOCX/published/niveau3/English/GerardusLeeuw.docx
+++ b/EXPORTS/DOCX/published/niveau3/English/GerardusLeeuw.docx
@@ -1348,25 +1348,7 @@
           <w:color w:val="000000"/>
           <w:sz w:val="24"/>
         </w:rPr>
-        <w:hyperlink r:id="rId13" w:history="1">
-          <w:r>
-            <w:rPr>
-              <w:rStyle w:val="Hyperlink"/>
-            </w:rPr>
-            <w:t xml:space="preserve"> its place </w:t>
-          </w:r>
-        </w:hyperlink>
-      </w:r>
-      <w:r>
-        <w:rPr>
-          <w:u w:val="single" w:color="0000ff"/>
-          <w:rFonts w:ascii="Charis SIL Regular" w:hAnsi="Charis SIL Regular" w:eastAsia="Charis SIL Regular"/>
-          <w:b w:val="0"/>
-          <w:i w:val="0"/>
-          <w:color w:val="000000"/>
-          <w:sz w:val="24"/>
-        </w:rPr>
-        <w:t>w</w:t>
+        <w:t xml:space="preserve"> its place w</w:t>
       </w:r>
       <w:r>
         <w:rPr>

--- a/EXPORTS/DOCX/published/niveau3/English/GerardusLeeuw.docx
+++ b/EXPORTS/DOCX/published/niveau3/English/GerardusLeeuw.docx
@@ -1348,7 +1348,25 @@
           <w:color w:val="000000"/>
           <w:sz w:val="24"/>
         </w:rPr>
-        <w:t xml:space="preserve"> its place w</w:t>
+        <w:hyperlink r:id="rId13" w:history="1">
+          <w:r>
+            <w:rPr>
+              <w:rStyle w:val="Hyperlink"/>
+            </w:rPr>
+            <w:t xml:space="preserve"> its place </w:t>
+          </w:r>
+        </w:hyperlink>
+      </w:r>
+      <w:r>
+        <w:rPr>
+          <w:u w:val="single" w:color="0000ff"/>
+          <w:rFonts w:ascii="Charis SIL Regular" w:hAnsi="Charis SIL Regular" w:eastAsia="Charis SIL Regular"/>
+          <w:b w:val="0"/>
+          <w:i w:val="0"/>
+          <w:color w:val="000000"/>
+          <w:sz w:val="24"/>
+        </w:rPr>
+        <w:t>w</w:t>
       </w:r>
       <w:r>
         <w:rPr>
@@ -2207,70 +2225,8 @@
           <w:i w:val="0"/>
           <w:color w:val="0000FF"/>
           <w:sz w:val="24"/>
-          <w:u w:val="single"/>
         </w:rPr>
-        <w:hyperlink r:id="rId15" w:history="1">
-          <w:r>
-            <w:rPr>
-              <w:rStyle w:val="Hyperlink"/>
-            </w:rPr>
-            <w:t>archives</w:t>
-          </w:r>
-        </w:hyperlink>
-      </w:r>
-      <w:r>
-        <w:rPr>
-          <w:rFonts w:ascii="Charis SIL Regular" w:hAnsi="Charis SIL Regular" w:eastAsia="Charis SIL Regular"/>
-          <w:b w:val="0"/>
-          <w:i w:val="0"/>
-          <w:color w:val="0000FF"/>
-          <w:sz w:val="24"/>
-          <w:u w:val="single"/>
-        </w:rPr>
-        <w:hyperlink r:id="rId15" w:history="1">
-          <w:r>
-            <w:rPr>
-              <w:rStyle w:val="Hyperlink"/>
-            </w:rPr>
-            <w:t>-</w:t>
-          </w:r>
-        </w:hyperlink>
-      </w:r>
-      <w:r>
-        <w:rPr>
-          <w:rFonts w:ascii="Charis SIL Regular" w:hAnsi="Charis SIL Regular" w:eastAsia="Charis SIL Regular"/>
-          <w:b w:val="0"/>
-          <w:i w:val="0"/>
-          <w:color w:val="0000FF"/>
-          <w:sz w:val="24"/>
-          <w:u w:val="single"/>
-        </w:rPr>
-        <w:hyperlink r:id="rId15" w:history="1">
-          <w:r>
-            <w:rPr>
-              <w:rStyle w:val="Hyperlink"/>
-            </w:rPr>
-            <w:t>inventories/</w:t>
-          </w:r>
-        </w:hyperlink>
-      </w:r>
-      <w:r>
-        <w:rPr>
-          <w:rFonts w:ascii="Charis SIL Regular" w:hAnsi="Charis SIL Regular" w:eastAsia="Charis SIL Regular"/>
-          <w:b w:val="0"/>
-          <w:i w:val="0"/>
-          <w:color w:val="0000FF"/>
-          <w:sz w:val="24"/>
-          <w:u w:val="single"/>
-        </w:rPr>
-        <w:hyperlink r:id="rId15" w:history="1">
-          <w:r>
-            <w:rPr>
-              <w:rStyle w:val="Hyperlink"/>
-            </w:rPr>
-            <w:t>baaren/</w:t>
-          </w:r>
-        </w:hyperlink>
+        <w:t>archives-inventories/baaren/</w:t>
       </w:r>
       <w:r>
         <w:rPr>

--- a/EXPORTS/DOCX/published/niveau3/English/GerardusLeeuw.docx
+++ b/EXPORTS/DOCX/published/niveau3/English/GerardusLeeuw.docx
@@ -277,43 +277,7 @@
           <w:color w:val="000000"/>
           <w:sz w:val="24"/>
         </w:rPr>
-        <w:t xml:space="preserve">personal </w:t>
-      </w:r>
-      <w:r>
-        <w:rPr>
-          <w:u w:val="single" w:color="0000ff"/>
-          <w:rFonts w:ascii="Charis SIL Regular" w:hAnsi="Charis SIL Regular" w:eastAsia="Charis SIL Regular"/>
-          <w:b w:val="0"/>
-          <w:i w:val="0"/>
-          <w:color w:val="000000"/>
-          <w:sz w:val="24"/>
-        </w:rPr>
-        <w:hyperlink r:id="rId9" w:history="1">
-          <w:r>
-            <w:rPr>
-              <w:rStyle w:val="Hyperlink"/>
-            </w:rPr>
-            <w:t>ethno</w:t>
-          </w:r>
-        </w:hyperlink>
-      </w:r>
-      <w:r>
-        <w:rPr>
-          <w:u w:val="single" w:color="0000ff"/>
-          <w:rFonts w:ascii="Charis SIL Regular" w:hAnsi="Charis SIL Regular" w:eastAsia="Charis SIL Regular"/>
-          <w:b w:val="0"/>
-          <w:i w:val="0"/>
-          <w:color w:val="000000"/>
-          <w:sz w:val="24"/>
-        </w:rPr>
-        <w:hyperlink r:id="rId9" w:history="1">
-          <w:r>
-            <w:rPr>
-              <w:rStyle w:val="Hyperlink"/>
-            </w:rPr>
-            <w:t>grap</w:t>
-          </w:r>
-        </w:hyperlink>
+        <w:t>personal ethnograp</w:t>
       </w:r>
       <w:r>
         <w:rPr>
@@ -2225,8 +2189,70 @@
           <w:i w:val="0"/>
           <w:color w:val="0000FF"/>
           <w:sz w:val="24"/>
+          <w:u w:val="single"/>
         </w:rPr>
-        <w:t>archives-inventories/baaren/</w:t>
+        <w:hyperlink r:id="rId15" w:history="1">
+          <w:r>
+            <w:rPr>
+              <w:rStyle w:val="Hyperlink"/>
+            </w:rPr>
+            <w:t>archives</w:t>
+          </w:r>
+        </w:hyperlink>
+      </w:r>
+      <w:r>
+        <w:rPr>
+          <w:rFonts w:ascii="Charis SIL Regular" w:hAnsi="Charis SIL Regular" w:eastAsia="Charis SIL Regular"/>
+          <w:b w:val="0"/>
+          <w:i w:val="0"/>
+          <w:color w:val="0000FF"/>
+          <w:sz w:val="24"/>
+          <w:u w:val="single"/>
+        </w:rPr>
+        <w:hyperlink r:id="rId15" w:history="1">
+          <w:r>
+            <w:rPr>
+              <w:rStyle w:val="Hyperlink"/>
+            </w:rPr>
+            <w:t>-</w:t>
+          </w:r>
+        </w:hyperlink>
+      </w:r>
+      <w:r>
+        <w:rPr>
+          <w:rFonts w:ascii="Charis SIL Regular" w:hAnsi="Charis SIL Regular" w:eastAsia="Charis SIL Regular"/>
+          <w:b w:val="0"/>
+          <w:i w:val="0"/>
+          <w:color w:val="0000FF"/>
+          <w:sz w:val="24"/>
+          <w:u w:val="single"/>
+        </w:rPr>
+        <w:hyperlink r:id="rId15" w:history="1">
+          <w:r>
+            <w:rPr>
+              <w:rStyle w:val="Hyperlink"/>
+            </w:rPr>
+            <w:t>inventories/</w:t>
+          </w:r>
+        </w:hyperlink>
+      </w:r>
+      <w:r>
+        <w:rPr>
+          <w:rFonts w:ascii="Charis SIL Regular" w:hAnsi="Charis SIL Regular" w:eastAsia="Charis SIL Regular"/>
+          <w:b w:val="0"/>
+          <w:i w:val="0"/>
+          <w:color w:val="0000FF"/>
+          <w:sz w:val="24"/>
+          <w:u w:val="single"/>
+        </w:rPr>
+        <w:hyperlink r:id="rId15" w:history="1">
+          <w:r>
+            <w:rPr>
+              <w:rStyle w:val="Hyperlink"/>
+            </w:rPr>
+            <w:t>baaren/</w:t>
+          </w:r>
+        </w:hyperlink>
       </w:r>
       <w:r>
         <w:rPr>

--- a/EXPORTS/DOCX/published/niveau3/English/GerardusLeeuw.docx
+++ b/EXPORTS/DOCX/published/niveau3/English/GerardusLeeuw.docx
@@ -277,7 +277,25 @@
           <w:color w:val="000000"/>
           <w:sz w:val="24"/>
         </w:rPr>
-        <w:t>personal ethnograp</w:t>
+        <w:t>personal ethno</w:t>
+      </w:r>
+      <w:r>
+        <w:rPr>
+          <w:u w:val="single" w:color="0000ff"/>
+          <w:rFonts w:ascii="Charis SIL Regular" w:hAnsi="Charis SIL Regular" w:eastAsia="Charis SIL Regular"/>
+          <w:b w:val="0"/>
+          <w:i w:val="0"/>
+          <w:color w:val="000000"/>
+          <w:sz w:val="24"/>
+        </w:rPr>
+        <w:hyperlink r:id="rId9" w:history="1">
+          <w:r>
+            <w:rPr>
+              <w:rStyle w:val="Hyperlink"/>
+            </w:rPr>
+            <w:t>grap</w:t>
+          </w:r>
+        </w:hyperlink>
       </w:r>
       <w:r>
         <w:rPr>
@@ -1323,7 +1341,6 @@
       </w:r>
       <w:r>
         <w:rPr>
-          <w:u w:val="single" w:color="0000ff"/>
           <w:rFonts w:ascii="Charis SIL Regular" w:hAnsi="Charis SIL Regular" w:eastAsia="Charis SIL Regular"/>
           <w:b w:val="0"/>
           <w:i w:val="0"/>
@@ -2189,70 +2206,8 @@
           <w:i w:val="0"/>
           <w:color w:val="0000FF"/>
           <w:sz w:val="24"/>
-          <w:u w:val="single"/>
         </w:rPr>
-        <w:hyperlink r:id="rId15" w:history="1">
-          <w:r>
-            <w:rPr>
-              <w:rStyle w:val="Hyperlink"/>
-            </w:rPr>
-            <w:t>archives</w:t>
-          </w:r>
-        </w:hyperlink>
-      </w:r>
-      <w:r>
-        <w:rPr>
-          <w:rFonts w:ascii="Charis SIL Regular" w:hAnsi="Charis SIL Regular" w:eastAsia="Charis SIL Regular"/>
-          <w:b w:val="0"/>
-          <w:i w:val="0"/>
-          <w:color w:val="0000FF"/>
-          <w:sz w:val="24"/>
-          <w:u w:val="single"/>
-        </w:rPr>
-        <w:hyperlink r:id="rId15" w:history="1">
-          <w:r>
-            <w:rPr>
-              <w:rStyle w:val="Hyperlink"/>
-            </w:rPr>
-            <w:t>-</w:t>
-          </w:r>
-        </w:hyperlink>
-      </w:r>
-      <w:r>
-        <w:rPr>
-          <w:rFonts w:ascii="Charis SIL Regular" w:hAnsi="Charis SIL Regular" w:eastAsia="Charis SIL Regular"/>
-          <w:b w:val="0"/>
-          <w:i w:val="0"/>
-          <w:color w:val="0000FF"/>
-          <w:sz w:val="24"/>
-          <w:u w:val="single"/>
-        </w:rPr>
-        <w:hyperlink r:id="rId15" w:history="1">
-          <w:r>
-            <w:rPr>
-              <w:rStyle w:val="Hyperlink"/>
-            </w:rPr>
-            <w:t>inventories/</w:t>
-          </w:r>
-        </w:hyperlink>
-      </w:r>
-      <w:r>
-        <w:rPr>
-          <w:rFonts w:ascii="Charis SIL Regular" w:hAnsi="Charis SIL Regular" w:eastAsia="Charis SIL Regular"/>
-          <w:b w:val="0"/>
-          <w:i w:val="0"/>
-          <w:color w:val="0000FF"/>
-          <w:sz w:val="24"/>
-          <w:u w:val="single"/>
-        </w:rPr>
-        <w:hyperlink r:id="rId15" w:history="1">
-          <w:r>
-            <w:rPr>
-              <w:rStyle w:val="Hyperlink"/>
-            </w:rPr>
-            <w:t>baaren/</w:t>
-          </w:r>
-        </w:hyperlink>
+        <w:t>archives-inventories/baaren/</w:t>
       </w:r>
       <w:r>
         <w:rPr>

--- a/EXPORTS/DOCX/published/niveau3/English/GerardusLeeuw.docx
+++ b/EXPORTS/DOCX/published/niveau3/English/GerardusLeeuw.docx
@@ -277,7 +277,25 @@
           <w:color w:val="000000"/>
           <w:sz w:val="24"/>
         </w:rPr>
-        <w:t>personal ethno</w:t>
+        <w:t xml:space="preserve">personal </w:t>
+      </w:r>
+      <w:r>
+        <w:rPr>
+          <w:u w:val="single" w:color="0000ff"/>
+          <w:rFonts w:ascii="Charis SIL Regular" w:hAnsi="Charis SIL Regular" w:eastAsia="Charis SIL Regular"/>
+          <w:b w:val="0"/>
+          <w:i w:val="0"/>
+          <w:color w:val="000000"/>
+          <w:sz w:val="24"/>
+        </w:rPr>
+        <w:hyperlink r:id="rId9" w:history="1">
+          <w:r>
+            <w:rPr>
+              <w:rStyle w:val="Hyperlink"/>
+            </w:rPr>
+            <w:t>ethno</w:t>
+          </w:r>
+        </w:hyperlink>
       </w:r>
       <w:r>
         <w:rPr>
@@ -773,25 +791,7 @@
           <w:color w:val="000000"/>
           <w:sz w:val="24"/>
         </w:rPr>
-        <w:t>called MG collection, the collect</w:t>
-      </w:r>
-      <w:r>
-        <w:rPr>
-          <w:u w:val="single" w:color="0000ff"/>
-          <w:rFonts w:ascii="Charis SIL Regular" w:hAnsi="Charis SIL Regular" w:eastAsia="Charis SIL Regular"/>
-          <w:b w:val="0"/>
-          <w:i w:val="0"/>
-          <w:color w:val="000000"/>
-          <w:sz w:val="24"/>
-        </w:rPr>
-        <w:hyperlink r:id="rId11" w:history="1">
-          <w:r>
-            <w:rPr>
-              <w:rStyle w:val="Hyperlink"/>
-            </w:rPr>
-            <w:t xml:space="preserve">ion </w:t>
-          </w:r>
-        </w:hyperlink>
+        <w:t xml:space="preserve">called MG collection, the collection </w:t>
       </w:r>
       <w:r>
         <w:rPr>
@@ -1330,24 +1330,7 @@
           <w:color w:val="000000"/>
           <w:sz w:val="24"/>
         </w:rPr>
-        <w:hyperlink r:id="rId13" w:history="1">
-          <w:r>
-            <w:rPr>
-              <w:rStyle w:val="Hyperlink"/>
-            </w:rPr>
-            <w:t xml:space="preserve"> its place </w:t>
-          </w:r>
-        </w:hyperlink>
-      </w:r>
-      <w:r>
-        <w:rPr>
-          <w:rFonts w:ascii="Charis SIL Regular" w:hAnsi="Charis SIL Regular" w:eastAsia="Charis SIL Regular"/>
-          <w:b w:val="0"/>
-          <w:i w:val="0"/>
-          <w:color w:val="000000"/>
-          <w:sz w:val="24"/>
-        </w:rPr>
-        <w:t>w</w:t>
+        <w:t xml:space="preserve"> its place w</w:t>
       </w:r>
       <w:r>
         <w:rPr>
@@ -2206,8 +2189,70 @@
           <w:i w:val="0"/>
           <w:color w:val="0000FF"/>
           <w:sz w:val="24"/>
+          <w:u w:val="single"/>
         </w:rPr>
-        <w:t>archives-inventories/baaren/</w:t>
+        <w:hyperlink r:id="rId15" w:history="1">
+          <w:r>
+            <w:rPr>
+              <w:rStyle w:val="Hyperlink"/>
+            </w:rPr>
+            <w:t>archives</w:t>
+          </w:r>
+        </w:hyperlink>
+      </w:r>
+      <w:r>
+        <w:rPr>
+          <w:rFonts w:ascii="Charis SIL Regular" w:hAnsi="Charis SIL Regular" w:eastAsia="Charis SIL Regular"/>
+          <w:b w:val="0"/>
+          <w:i w:val="0"/>
+          <w:color w:val="0000FF"/>
+          <w:sz w:val="24"/>
+          <w:u w:val="single"/>
+        </w:rPr>
+        <w:hyperlink r:id="rId15" w:history="1">
+          <w:r>
+            <w:rPr>
+              <w:rStyle w:val="Hyperlink"/>
+            </w:rPr>
+            <w:t>-</w:t>
+          </w:r>
+        </w:hyperlink>
+      </w:r>
+      <w:r>
+        <w:rPr>
+          <w:rFonts w:ascii="Charis SIL Regular" w:hAnsi="Charis SIL Regular" w:eastAsia="Charis SIL Regular"/>
+          <w:b w:val="0"/>
+          <w:i w:val="0"/>
+          <w:color w:val="0000FF"/>
+          <w:sz w:val="24"/>
+          <w:u w:val="single"/>
+        </w:rPr>
+        <w:hyperlink r:id="rId15" w:history="1">
+          <w:r>
+            <w:rPr>
+              <w:rStyle w:val="Hyperlink"/>
+            </w:rPr>
+            <w:t>inventories/</w:t>
+          </w:r>
+        </w:hyperlink>
+      </w:r>
+      <w:r>
+        <w:rPr>
+          <w:rFonts w:ascii="Charis SIL Regular" w:hAnsi="Charis SIL Regular" w:eastAsia="Charis SIL Regular"/>
+          <w:b w:val="0"/>
+          <w:i w:val="0"/>
+          <w:color w:val="0000FF"/>
+          <w:sz w:val="24"/>
+          <w:u w:val="single"/>
+        </w:rPr>
+        <w:hyperlink r:id="rId15" w:history="1">
+          <w:r>
+            <w:rPr>
+              <w:rStyle w:val="Hyperlink"/>
+            </w:rPr>
+            <w:t>baaren/</w:t>
+          </w:r>
+        </w:hyperlink>
       </w:r>
       <w:r>
         <w:rPr>

--- a/EXPORTS/DOCX/published/niveau3/English/GerardusLeeuw.docx
+++ b/EXPORTS/DOCX/published/niveau3/English/GerardusLeeuw.docx
@@ -791,7 +791,25 @@
           <w:color w:val="000000"/>
           <w:sz w:val="24"/>
         </w:rPr>
-        <w:t xml:space="preserve">called MG collection, the collection </w:t>
+        <w:t>called MG collection, the collect</w:t>
+      </w:r>
+      <w:r>
+        <w:rPr>
+          <w:u w:val="single" w:color="0000ff"/>
+          <w:rFonts w:ascii="Charis SIL Regular" w:hAnsi="Charis SIL Regular" w:eastAsia="Charis SIL Regular"/>
+          <w:b w:val="0"/>
+          <w:i w:val="0"/>
+          <w:color w:val="000000"/>
+          <w:sz w:val="24"/>
+        </w:rPr>
+        <w:hyperlink r:id="rId11" w:history="1">
+          <w:r>
+            <w:rPr>
+              <w:rStyle w:val="Hyperlink"/>
+            </w:rPr>
+            <w:t xml:space="preserve">ion </w:t>
+          </w:r>
+        </w:hyperlink>
       </w:r>
       <w:r>
         <w:rPr>
@@ -1319,18 +1337,7 @@
           <w:color w:val="000000"/>
           <w:sz w:val="24"/>
         </w:rPr>
-        <w:t>and</w:t>
-      </w:r>
-      <w:r>
-        <w:rPr>
-          <w:u w:val="single" w:color="0000ff"/>
-          <w:rFonts w:ascii="Charis SIL Regular" w:hAnsi="Charis SIL Regular" w:eastAsia="Charis SIL Regular"/>
-          <w:b w:val="0"/>
-          <w:i w:val="0"/>
-          <w:color w:val="000000"/>
-          <w:sz w:val="24"/>
-        </w:rPr>
-        <w:t xml:space="preserve"> its place w</w:t>
+        <w:t>and its place w</w:t>
       </w:r>
       <w:r>
         <w:rPr>

--- a/EXPORTS/DOCX/published/niveau3/English/GerardusLeeuw.docx
+++ b/EXPORTS/DOCX/published/niveau3/English/GerardusLeeuw.docx
@@ -277,43 +277,7 @@
           <w:color w:val="000000"/>
           <w:sz w:val="24"/>
         </w:rPr>
-        <w:t xml:space="preserve">personal </w:t>
-      </w:r>
-      <w:r>
-        <w:rPr>
-          <w:u w:val="single" w:color="0000ff"/>
-          <w:rFonts w:ascii="Charis SIL Regular" w:hAnsi="Charis SIL Regular" w:eastAsia="Charis SIL Regular"/>
-          <w:b w:val="0"/>
-          <w:i w:val="0"/>
-          <w:color w:val="000000"/>
-          <w:sz w:val="24"/>
-        </w:rPr>
-        <w:hyperlink r:id="rId9" w:history="1">
-          <w:r>
-            <w:rPr>
-              <w:rStyle w:val="Hyperlink"/>
-            </w:rPr>
-            <w:t>ethno</w:t>
-          </w:r>
-        </w:hyperlink>
-      </w:r>
-      <w:r>
-        <w:rPr>
-          <w:u w:val="single" w:color="0000ff"/>
-          <w:rFonts w:ascii="Charis SIL Regular" w:hAnsi="Charis SIL Regular" w:eastAsia="Charis SIL Regular"/>
-          <w:b w:val="0"/>
-          <w:i w:val="0"/>
-          <w:color w:val="000000"/>
-          <w:sz w:val="24"/>
-        </w:rPr>
-        <w:hyperlink r:id="rId9" w:history="1">
-          <w:r>
-            <w:rPr>
-              <w:rStyle w:val="Hyperlink"/>
-            </w:rPr>
-            <w:t>grap</w:t>
-          </w:r>
-        </w:hyperlink>
+        <w:t>personal ethnograp</w:t>
       </w:r>
       <w:r>
         <w:rPr>
@@ -1337,7 +1301,36 @@
           <w:color w:val="000000"/>
           <w:sz w:val="24"/>
         </w:rPr>
-        <w:t>and its place w</w:t>
+        <w:t>and</w:t>
+      </w:r>
+      <w:r>
+        <w:rPr>
+          <w:u w:val="single" w:color="0000ff"/>
+          <w:rFonts w:ascii="Charis SIL Regular" w:hAnsi="Charis SIL Regular" w:eastAsia="Charis SIL Regular"/>
+          <w:b w:val="0"/>
+          <w:i w:val="0"/>
+          <w:color w:val="000000"/>
+          <w:sz w:val="24"/>
+        </w:rPr>
+        <w:hyperlink r:id="rId13" w:history="1">
+          <w:r>
+            <w:rPr>
+              <w:rStyle w:val="Hyperlink"/>
+            </w:rPr>
+            <w:t xml:space="preserve"> its place </w:t>
+          </w:r>
+        </w:hyperlink>
+      </w:r>
+      <w:r>
+        <w:rPr>
+          <w:u w:val="single" w:color="0000ff"/>
+          <w:rFonts w:ascii="Charis SIL Regular" w:hAnsi="Charis SIL Regular" w:eastAsia="Charis SIL Regular"/>
+          <w:b w:val="0"/>
+          <w:i w:val="0"/>
+          <w:color w:val="000000"/>
+          <w:sz w:val="24"/>
+        </w:rPr>
+        <w:t>w</w:t>
       </w:r>
       <w:r>
         <w:rPr>

--- a/EXPORTS/DOCX/published/niveau3/English/GerardusLeeuw.docx
+++ b/EXPORTS/DOCX/published/niveau3/English/GerardusLeeuw.docx
@@ -277,7 +277,43 @@
           <w:color w:val="000000"/>
           <w:sz w:val="24"/>
         </w:rPr>
-        <w:t>personal ethnograp</w:t>
+        <w:t xml:space="preserve">personal </w:t>
+      </w:r>
+      <w:r>
+        <w:rPr>
+          <w:u w:val="single" w:color="0000ff"/>
+          <w:rFonts w:ascii="Charis SIL Regular" w:hAnsi="Charis SIL Regular" w:eastAsia="Charis SIL Regular"/>
+          <w:b w:val="0"/>
+          <w:i w:val="0"/>
+          <w:color w:val="000000"/>
+          <w:sz w:val="24"/>
+        </w:rPr>
+        <w:hyperlink r:id="rId9" w:history="1">
+          <w:r>
+            <w:rPr>
+              <w:rStyle w:val="Hyperlink"/>
+            </w:rPr>
+            <w:t>ethno</w:t>
+          </w:r>
+        </w:hyperlink>
+      </w:r>
+      <w:r>
+        <w:rPr>
+          <w:u w:val="single" w:color="0000ff"/>
+          <w:rFonts w:ascii="Charis SIL Regular" w:hAnsi="Charis SIL Regular" w:eastAsia="Charis SIL Regular"/>
+          <w:b w:val="0"/>
+          <w:i w:val="0"/>
+          <w:color w:val="000000"/>
+          <w:sz w:val="24"/>
+        </w:rPr>
+        <w:hyperlink r:id="rId9" w:history="1">
+          <w:r>
+            <w:rPr>
+              <w:rStyle w:val="Hyperlink"/>
+            </w:rPr>
+            <w:t>grap</w:t>
+          </w:r>
+        </w:hyperlink>
       </w:r>
       <w:r>
         <w:rPr>

--- a/EXPORTS/DOCX/published/niveau3/English/GerardusLeeuw.docx
+++ b/EXPORTS/DOCX/published/niveau3/English/GerardusLeeuw.docx
@@ -277,43 +277,7 @@
           <w:color w:val="000000"/>
           <w:sz w:val="24"/>
         </w:rPr>
-        <w:t xml:space="preserve">personal </w:t>
-      </w:r>
-      <w:r>
-        <w:rPr>
-          <w:u w:val="single" w:color="0000ff"/>
-          <w:rFonts w:ascii="Charis SIL Regular" w:hAnsi="Charis SIL Regular" w:eastAsia="Charis SIL Regular"/>
-          <w:b w:val="0"/>
-          <w:i w:val="0"/>
-          <w:color w:val="000000"/>
-          <w:sz w:val="24"/>
-        </w:rPr>
-        <w:hyperlink r:id="rId9" w:history="1">
-          <w:r>
-            <w:rPr>
-              <w:rStyle w:val="Hyperlink"/>
-            </w:rPr>
-            <w:t>ethno</w:t>
-          </w:r>
-        </w:hyperlink>
-      </w:r>
-      <w:r>
-        <w:rPr>
-          <w:u w:val="single" w:color="0000ff"/>
-          <w:rFonts w:ascii="Charis SIL Regular" w:hAnsi="Charis SIL Regular" w:eastAsia="Charis SIL Regular"/>
-          <w:b w:val="0"/>
-          <w:i w:val="0"/>
-          <w:color w:val="000000"/>
-          <w:sz w:val="24"/>
-        </w:rPr>
-        <w:hyperlink r:id="rId9" w:history="1">
-          <w:r>
-            <w:rPr>
-              <w:rStyle w:val="Hyperlink"/>
-            </w:rPr>
-            <w:t>grap</w:t>
-          </w:r>
-        </w:hyperlink>
+        <w:t>personal ethnograp</w:t>
       </w:r>
       <w:r>
         <w:rPr>
@@ -791,7 +755,25 @@
           <w:color w:val="000000"/>
           <w:sz w:val="24"/>
         </w:rPr>
-        <w:t xml:space="preserve">called MG collection, the collection </w:t>
+        <w:t>called MG collection, the collect</w:t>
+      </w:r>
+      <w:r>
+        <w:rPr>
+          <w:u w:val="single" w:color="0000ff"/>
+          <w:rFonts w:ascii="Charis SIL Regular" w:hAnsi="Charis SIL Regular" w:eastAsia="Charis SIL Regular"/>
+          <w:b w:val="0"/>
+          <w:i w:val="0"/>
+          <w:color w:val="000000"/>
+          <w:sz w:val="24"/>
+        </w:rPr>
+        <w:hyperlink r:id="rId11" w:history="1">
+          <w:r>
+            <w:rPr>
+              <w:rStyle w:val="Hyperlink"/>
+            </w:rPr>
+            <w:t xml:space="preserve">ion </w:t>
+          </w:r>
+        </w:hyperlink>
       </w:r>
       <w:r>
         <w:rPr>
@@ -1341,6 +1323,7 @@
       </w:r>
       <w:r>
         <w:rPr>
+          <w:u w:val="single" w:color="0000ff"/>
           <w:rFonts w:ascii="Charis SIL Regular" w:hAnsi="Charis SIL Regular" w:eastAsia="Charis SIL Regular"/>
           <w:b w:val="0"/>
           <w:i w:val="0"/>

--- a/EXPORTS/DOCX/published/niveau3/English/GerardusLeeuw.docx
+++ b/EXPORTS/DOCX/published/niveau3/English/GerardusLeeuw.docx
@@ -3814,7 +3814,7 @@
         <w:autoSpaceDN w:val="0"/>
         <w:autoSpaceDE w:val="0"/>
         <w:widowControl/>
-        <w:spacing w:line="540" w:lineRule="exact" w:before="478" w:after="0"/>
+        <w:spacing w:line="540" w:lineRule="exact" w:before="458" w:after="0"/>
         <w:ind w:left="0" w:right="0" w:firstLine="0"/>
         <w:jc w:val="left"/>
       </w:pPr>
@@ -3881,7 +3881,7 @@
     </w:p>
     <w:sectPr>
       <w:pgSz w:w="11900" w:h="16840"/>
-      <w:pgMar w:top="324" w:right="940" w:bottom="544" w:left="960" w:header="720" w:footer="720" w:gutter="0"/>
+      <w:pgMar w:top="324" w:right="940" w:bottom="556" w:left="960" w:header="720" w:footer="720" w:gutter="0"/>
       <w:cols/>
       <w:docGrid w:linePitch="360"/>
     </w:sectPr>

--- a/EXPORTS/DOCX/published/niveau3/English/GerardusLeeuw.docx
+++ b/EXPORTS/DOCX/published/niveau3/English/GerardusLeeuw.docx
@@ -288,32 +288,7 @@
           <w:color w:val="000000"/>
           <w:sz w:val="24"/>
         </w:rPr>
-        <w:hyperlink r:id="rId9" w:history="1">
-          <w:r>
-            <w:rPr>
-              <w:rStyle w:val="Hyperlink"/>
-            </w:rPr>
-            <w:t>ethno</w:t>
-          </w:r>
-        </w:hyperlink>
-      </w:r>
-      <w:r>
-        <w:rPr>
-          <w:u w:val="single" w:color="0000ff"/>
-          <w:rFonts w:ascii="Charis SIL Regular" w:hAnsi="Charis SIL Regular" w:eastAsia="Charis SIL Regular"/>
-          <w:b w:val="0"/>
-          <w:i w:val="0"/>
-          <w:color w:val="000000"/>
-          <w:sz w:val="24"/>
-        </w:rPr>
-        <w:hyperlink r:id="rId9" w:history="1">
-          <w:r>
-            <w:rPr>
-              <w:rStyle w:val="Hyperlink"/>
-            </w:rPr>
-            <w:t>grap</w:t>
-          </w:r>
-        </w:hyperlink>
+        <w:t>ethnograp</w:t>
       </w:r>
       <w:r>
         <w:rPr>
@@ -1348,25 +1323,7 @@
           <w:color w:val="000000"/>
           <w:sz w:val="24"/>
         </w:rPr>
-        <w:hyperlink r:id="rId13" w:history="1">
-          <w:r>
-            <w:rPr>
-              <w:rStyle w:val="Hyperlink"/>
-            </w:rPr>
-            <w:t xml:space="preserve"> its place </w:t>
-          </w:r>
-        </w:hyperlink>
-      </w:r>
-      <w:r>
-        <w:rPr>
-          <w:u w:val="single" w:color="0000ff"/>
-          <w:rFonts w:ascii="Charis SIL Regular" w:hAnsi="Charis SIL Regular" w:eastAsia="Charis SIL Regular"/>
-          <w:b w:val="0"/>
-          <w:i w:val="0"/>
-          <w:color w:val="000000"/>
-          <w:sz w:val="24"/>
-        </w:rPr>
-        <w:t>w</w:t>
+        <w:t xml:space="preserve"> its place w</w:t>
       </w:r>
       <w:r>
         <w:rPr>

--- a/EXPORTS/DOCX/published/niveau3/English/GerardusLeeuw.docx
+++ b/EXPORTS/DOCX/published/niveau3/English/GerardusLeeuw.docx
@@ -288,7 +288,32 @@
           <w:color w:val="000000"/>
           <w:sz w:val="24"/>
         </w:rPr>
-        <w:t>ethnograp</w:t>
+        <w:hyperlink r:id="rId9" w:history="1">
+          <w:r>
+            <w:rPr>
+              <w:rStyle w:val="Hyperlink"/>
+            </w:rPr>
+            <w:t>ethno</w:t>
+          </w:r>
+        </w:hyperlink>
+      </w:r>
+      <w:r>
+        <w:rPr>
+          <w:u w:val="single" w:color="0000ff"/>
+          <w:rFonts w:ascii="Charis SIL Regular" w:hAnsi="Charis SIL Regular" w:eastAsia="Charis SIL Regular"/>
+          <w:b w:val="0"/>
+          <w:i w:val="0"/>
+          <w:color w:val="000000"/>
+          <w:sz w:val="24"/>
+        </w:rPr>
+        <w:hyperlink r:id="rId9" w:history="1">
+          <w:r>
+            <w:rPr>
+              <w:rStyle w:val="Hyperlink"/>
+            </w:rPr>
+            <w:t>grap</w:t>
+          </w:r>
+        </w:hyperlink>
       </w:r>
       <w:r>
         <w:rPr>
@@ -1312,18 +1337,7 @@
           <w:color w:val="000000"/>
           <w:sz w:val="24"/>
         </w:rPr>
-        <w:t>and</w:t>
-      </w:r>
-      <w:r>
-        <w:rPr>
-          <w:u w:val="single" w:color="0000ff"/>
-          <w:rFonts w:ascii="Charis SIL Regular" w:hAnsi="Charis SIL Regular" w:eastAsia="Charis SIL Regular"/>
-          <w:b w:val="0"/>
-          <w:i w:val="0"/>
-          <w:color w:val="000000"/>
-          <w:sz w:val="24"/>
-        </w:rPr>
-        <w:t xml:space="preserve"> its place w</w:t>
+        <w:t>and its place w</w:t>
       </w:r>
       <w:r>
         <w:rPr>

--- a/EXPORTS/DOCX/published/niveau3/English/GerardusLeeuw.docx
+++ b/EXPORTS/DOCX/published/niveau3/English/GerardusLeeuw.docx
@@ -2279,7 +2279,6 @@
           <w:i w:val="0"/>
           <w:color w:val="0000FF"/>
           <w:sz w:val="24"/>
-          <w:u w:val="single"/>
         </w:rPr>
         <w:hyperlink r:id="rId15" w:history="1">
           <w:r>

--- a/EXPORTS/DOCX/published/niveau3/English/GerardusLeeuw.docx
+++ b/EXPORTS/DOCX/published/niveau3/English/GerardusLeeuw.docx
@@ -277,25 +277,7 @@
           <w:color w:val="000000"/>
           <w:sz w:val="24"/>
         </w:rPr>
-        <w:t xml:space="preserve">personal </w:t>
-      </w:r>
-      <w:r>
-        <w:rPr>
-          <w:u w:val="single" w:color="0000ff"/>
-          <w:rFonts w:ascii="Charis SIL Regular" w:hAnsi="Charis SIL Regular" w:eastAsia="Charis SIL Regular"/>
-          <w:b w:val="0"/>
-          <w:i w:val="0"/>
-          <w:color w:val="000000"/>
-          <w:sz w:val="24"/>
-        </w:rPr>
-        <w:hyperlink r:id="rId9" w:history="1">
-          <w:r>
-            <w:rPr>
-              <w:rStyle w:val="Hyperlink"/>
-            </w:rPr>
-            <w:t>ethno</w:t>
-          </w:r>
-        </w:hyperlink>
+        <w:t>personal ethno</w:t>
       </w:r>
       <w:r>
         <w:rPr>
@@ -1337,36 +1319,7 @@
           <w:color w:val="000000"/>
           <w:sz w:val="24"/>
         </w:rPr>
-        <w:t>and</w:t>
-      </w:r>
-      <w:r>
-        <w:rPr>
-          <w:u w:val="single" w:color="0000ff"/>
-          <w:rFonts w:ascii="Charis SIL Regular" w:hAnsi="Charis SIL Regular" w:eastAsia="Charis SIL Regular"/>
-          <w:b w:val="0"/>
-          <w:i w:val="0"/>
-          <w:color w:val="000000"/>
-          <w:sz w:val="24"/>
-        </w:rPr>
-        <w:hyperlink r:id="rId13" w:history="1">
-          <w:r>
-            <w:rPr>
-              <w:rStyle w:val="Hyperlink"/>
-            </w:rPr>
-            <w:t xml:space="preserve"> its place </w:t>
-          </w:r>
-        </w:hyperlink>
-      </w:r>
-      <w:r>
-        <w:rPr>
-          <w:u w:val="single" w:color="0000ff"/>
-          <w:rFonts w:ascii="Charis SIL Regular" w:hAnsi="Charis SIL Regular" w:eastAsia="Charis SIL Regular"/>
-          <w:b w:val="0"/>
-          <w:i w:val="0"/>
-          <w:color w:val="000000"/>
-          <w:sz w:val="24"/>
-        </w:rPr>
-        <w:t>w</w:t>
+        <w:t>and its place w</w:t>
       </w:r>
       <w:r>
         <w:rPr>
@@ -2279,6 +2232,7 @@
           <w:i w:val="0"/>
           <w:color w:val="0000FF"/>
           <w:sz w:val="24"/>
+          <w:u w:val="single"/>
         </w:rPr>
         <w:hyperlink r:id="rId15" w:history="1">
           <w:r>

--- a/EXPORTS/DOCX/published/niveau3/English/GerardusLeeuw.docx
+++ b/EXPORTS/DOCX/published/niveau3/English/GerardusLeeuw.docx
@@ -277,7 +277,25 @@
           <w:color w:val="000000"/>
           <w:sz w:val="24"/>
         </w:rPr>
-        <w:t>personal ethno</w:t>
+        <w:t xml:space="preserve">personal </w:t>
+      </w:r>
+      <w:r>
+        <w:rPr>
+          <w:u w:val="single" w:color="0000ff"/>
+          <w:rFonts w:ascii="Charis SIL Regular" w:hAnsi="Charis SIL Regular" w:eastAsia="Charis SIL Regular"/>
+          <w:b w:val="0"/>
+          <w:i w:val="0"/>
+          <w:color w:val="000000"/>
+          <w:sz w:val="24"/>
+        </w:rPr>
+        <w:hyperlink r:id="rId9" w:history="1">
+          <w:r>
+            <w:rPr>
+              <w:rStyle w:val="Hyperlink"/>
+            </w:rPr>
+            <w:t>ethno</w:t>
+          </w:r>
+        </w:hyperlink>
       </w:r>
       <w:r>
         <w:rPr>

--- a/EXPORTS/DOCX/published/niveau3/English/GerardusLeeuw.docx
+++ b/EXPORTS/DOCX/published/niveau3/English/GerardusLeeuw.docx
@@ -288,14 +288,7 @@
           <w:color w:val="000000"/>
           <w:sz w:val="24"/>
         </w:rPr>
-        <w:hyperlink r:id="rId9" w:history="1">
-          <w:r>
-            <w:rPr>
-              <w:rStyle w:val="Hyperlink"/>
-            </w:rPr>
-            <w:t>ethno</w:t>
-          </w:r>
-        </w:hyperlink>
+        <w:t>ethno</w:t>
       </w:r>
       <w:r>
         <w:rPr>
@@ -802,14 +795,7 @@
           <w:color w:val="000000"/>
           <w:sz w:val="24"/>
         </w:rPr>
-        <w:hyperlink r:id="rId11" w:history="1">
-          <w:r>
-            <w:rPr>
-              <w:rStyle w:val="Hyperlink"/>
-            </w:rPr>
-            <w:t xml:space="preserve">ion </w:t>
-          </w:r>
-        </w:hyperlink>
+        <w:t xml:space="preserve">ion </w:t>
       </w:r>
       <w:r>
         <w:rPr>
@@ -1337,7 +1323,36 @@
           <w:color w:val="000000"/>
           <w:sz w:val="24"/>
         </w:rPr>
-        <w:t>and its place w</w:t>
+        <w:t>and</w:t>
+      </w:r>
+      <w:r>
+        <w:rPr>
+          <w:u w:val="single" w:color="0000ff"/>
+          <w:rFonts w:ascii="Charis SIL Regular" w:hAnsi="Charis SIL Regular" w:eastAsia="Charis SIL Regular"/>
+          <w:b w:val="0"/>
+          <w:i w:val="0"/>
+          <w:color w:val="000000"/>
+          <w:sz w:val="24"/>
+        </w:rPr>
+        <w:hyperlink r:id="rId13" w:history="1">
+          <w:r>
+            <w:rPr>
+              <w:rStyle w:val="Hyperlink"/>
+            </w:rPr>
+            <w:t xml:space="preserve"> its place </w:t>
+          </w:r>
+        </w:hyperlink>
+      </w:r>
+      <w:r>
+        <w:rPr>
+          <w:u w:val="single" w:color="0000ff"/>
+          <w:rFonts w:ascii="Charis SIL Regular" w:hAnsi="Charis SIL Regular" w:eastAsia="Charis SIL Regular"/>
+          <w:b w:val="0"/>
+          <w:i w:val="0"/>
+          <w:color w:val="000000"/>
+          <w:sz w:val="24"/>
+        </w:rPr>
+        <w:t>w</w:t>
       </w:r>
       <w:r>
         <w:rPr>
@@ -2196,52 +2211,8 @@
           <w:i w:val="0"/>
           <w:color w:val="0000FF"/>
           <w:sz w:val="24"/>
-          <w:u w:val="single"/>
         </w:rPr>
-        <w:hyperlink r:id="rId15" w:history="1">
-          <w:r>
-            <w:rPr>
-              <w:rStyle w:val="Hyperlink"/>
-            </w:rPr>
-            <w:t>archives</w:t>
-          </w:r>
-        </w:hyperlink>
-      </w:r>
-      <w:r>
-        <w:rPr>
-          <w:rFonts w:ascii="Charis SIL Regular" w:hAnsi="Charis SIL Regular" w:eastAsia="Charis SIL Regular"/>
-          <w:b w:val="0"/>
-          <w:i w:val="0"/>
-          <w:color w:val="0000FF"/>
-          <w:sz w:val="24"/>
-          <w:u w:val="single"/>
-        </w:rPr>
-        <w:hyperlink r:id="rId15" w:history="1">
-          <w:r>
-            <w:rPr>
-              <w:rStyle w:val="Hyperlink"/>
-            </w:rPr>
-            <w:t>-</w:t>
-          </w:r>
-        </w:hyperlink>
-      </w:r>
-      <w:r>
-        <w:rPr>
-          <w:rFonts w:ascii="Charis SIL Regular" w:hAnsi="Charis SIL Regular" w:eastAsia="Charis SIL Regular"/>
-          <w:b w:val="0"/>
-          <w:i w:val="0"/>
-          <w:color w:val="0000FF"/>
-          <w:sz w:val="24"/>
-          <w:u w:val="single"/>
-        </w:rPr>
-        <w:hyperlink r:id="rId15" w:history="1">
-          <w:r>
-            <w:rPr>
-              <w:rStyle w:val="Hyperlink"/>
-            </w:rPr>
-            <w:t>inventories/</w:t>
-          </w:r>
-        </w:hyperlink>
+        <w:t>archives-inventories/</w:t>
       </w:r>
       <w:r>
         <w:rPr>

--- a/EXPORTS/DOCX/published/niveau3/English/GerardusLeeuw.docx
+++ b/EXPORTS/DOCX/published/niveau3/English/GerardusLeeuw.docx
@@ -288,25 +288,24 @@
           <w:color w:val="000000"/>
           <w:sz w:val="24"/>
         </w:rPr>
-        <w:t>ethno</w:t>
+        <w:hyperlink r:id="rId9" w:history="1">
+          <w:r>
+            <w:rPr>
+              <w:rStyle w:val="Hyperlink"/>
+            </w:rPr>
+            <w:t>ethno</w:t>
+          </w:r>
+        </w:hyperlink>
       </w:r>
       <w:r>
         <w:rPr>
-          <w:u w:val="single" w:color="0000ff"/>
           <w:rFonts w:ascii="Charis SIL Regular" w:hAnsi="Charis SIL Regular" w:eastAsia="Charis SIL Regular"/>
           <w:b w:val="0"/>
           <w:i w:val="0"/>
           <w:color w:val="000000"/>
           <w:sz w:val="24"/>
         </w:rPr>
-        <w:hyperlink r:id="rId9" w:history="1">
-          <w:r>
-            <w:rPr>
-              <w:rStyle w:val="Hyperlink"/>
-            </w:rPr>
-            <w:t>grap</w:t>
-          </w:r>
-        </w:hyperlink>
+        <w:t>grap</w:t>
       </w:r>
       <w:r>
         <w:rPr>
@@ -2211,8 +2210,52 @@
           <w:i w:val="0"/>
           <w:color w:val="0000FF"/>
           <w:sz w:val="24"/>
+          <w:u w:val="single"/>
         </w:rPr>
-        <w:t>archives-inventories/</w:t>
+        <w:hyperlink r:id="rId15" w:history="1">
+          <w:r>
+            <w:rPr>
+              <w:rStyle w:val="Hyperlink"/>
+            </w:rPr>
+            <w:t>archives</w:t>
+          </w:r>
+        </w:hyperlink>
+      </w:r>
+      <w:r>
+        <w:rPr>
+          <w:rFonts w:ascii="Charis SIL Regular" w:hAnsi="Charis SIL Regular" w:eastAsia="Charis SIL Regular"/>
+          <w:b w:val="0"/>
+          <w:i w:val="0"/>
+          <w:color w:val="0000FF"/>
+          <w:sz w:val="24"/>
+          <w:u w:val="single"/>
+        </w:rPr>
+        <w:hyperlink r:id="rId15" w:history="1">
+          <w:r>
+            <w:rPr>
+              <w:rStyle w:val="Hyperlink"/>
+            </w:rPr>
+            <w:t>-</w:t>
+          </w:r>
+        </w:hyperlink>
+      </w:r>
+      <w:r>
+        <w:rPr>
+          <w:rFonts w:ascii="Charis SIL Regular" w:hAnsi="Charis SIL Regular" w:eastAsia="Charis SIL Regular"/>
+          <w:b w:val="0"/>
+          <w:i w:val="0"/>
+          <w:color w:val="0000FF"/>
+          <w:sz w:val="24"/>
+          <w:u w:val="single"/>
+        </w:rPr>
+        <w:hyperlink r:id="rId15" w:history="1">
+          <w:r>
+            <w:rPr>
+              <w:rStyle w:val="Hyperlink"/>
+            </w:rPr>
+            <w:t>inventories/</w:t>
+          </w:r>
+        </w:hyperlink>
       </w:r>
       <w:r>
         <w:rPr>

--- a/EXPORTS/DOCX/published/niveau3/English/GerardusLeeuw.docx
+++ b/EXPORTS/DOCX/published/niveau3/English/GerardusLeeuw.docx
@@ -299,13 +299,21 @@
       </w:r>
       <w:r>
         <w:rPr>
+          <w:u w:val="single" w:color="0000ff"/>
           <w:rFonts w:ascii="Charis SIL Regular" w:hAnsi="Charis SIL Regular" w:eastAsia="Charis SIL Regular"/>
           <w:b w:val="0"/>
           <w:i w:val="0"/>
           <w:color w:val="000000"/>
           <w:sz w:val="24"/>
         </w:rPr>
-        <w:t>grap</w:t>
+        <w:hyperlink r:id="rId9" w:history="1">
+          <w:r>
+            <w:rPr>
+              <w:rStyle w:val="Hyperlink"/>
+            </w:rPr>
+            <w:t>grap</w:t>
+          </w:r>
+        </w:hyperlink>
       </w:r>
       <w:r>
         <w:rPr>
@@ -794,7 +802,14 @@
           <w:color w:val="000000"/>
           <w:sz w:val="24"/>
         </w:rPr>
-        <w:t xml:space="preserve">ion </w:t>
+        <w:hyperlink r:id="rId11" w:history="1">
+          <w:r>
+            <w:rPr>
+              <w:rStyle w:val="Hyperlink"/>
+            </w:rPr>
+            <w:t xml:space="preserve">ion </w:t>
+          </w:r>
+        </w:hyperlink>
       </w:r>
       <w:r>
         <w:rPr>
@@ -1344,7 +1359,6 @@
       </w:r>
       <w:r>
         <w:rPr>
-          <w:u w:val="single" w:color="0000ff"/>
           <w:rFonts w:ascii="Charis SIL Regular" w:hAnsi="Charis SIL Regular" w:eastAsia="Charis SIL Regular"/>
           <w:b w:val="0"/>
           <w:i w:val="0"/>

--- a/EXPORTS/DOCX/published/niveau3/English/GerardusLeeuw.docx
+++ b/EXPORTS/DOCX/published/niveau3/English/GerardusLeeuw.docx
@@ -1337,36 +1337,7 @@
           <w:color w:val="000000"/>
           <w:sz w:val="24"/>
         </w:rPr>
-        <w:t>and</w:t>
-      </w:r>
-      <w:r>
-        <w:rPr>
-          <w:u w:val="single" w:color="0000ff"/>
-          <w:rFonts w:ascii="Charis SIL Regular" w:hAnsi="Charis SIL Regular" w:eastAsia="Charis SIL Regular"/>
-          <w:b w:val="0"/>
-          <w:i w:val="0"/>
-          <w:color w:val="000000"/>
-          <w:sz w:val="24"/>
-        </w:rPr>
-        <w:hyperlink r:id="rId13" w:history="1">
-          <w:r>
-            <w:rPr>
-              <w:rStyle w:val="Hyperlink"/>
-            </w:rPr>
-            <w:t xml:space="preserve"> its place </w:t>
-          </w:r>
-        </w:hyperlink>
-      </w:r>
-      <w:r>
-        <w:rPr>
-          <w:u w:val="single" w:color="0000ff"/>
-          <w:rFonts w:ascii="Charis SIL Regular" w:hAnsi="Charis SIL Regular" w:eastAsia="Charis SIL Regular"/>
-          <w:b w:val="0"/>
-          <w:i w:val="0"/>
-          <w:color w:val="000000"/>
-          <w:sz w:val="24"/>
-        </w:rPr>
-        <w:t>w</w:t>
+        <w:t>and its place w</w:t>
       </w:r>
       <w:r>
         <w:rPr>

--- a/EXPORTS/DOCX/published/niveau3/English/GerardusLeeuw.docx
+++ b/EXPORTS/DOCX/published/niveau3/English/GerardusLeeuw.docx
@@ -1337,7 +1337,35 @@
           <w:color w:val="000000"/>
           <w:sz w:val="24"/>
         </w:rPr>
-        <w:t>and its place w</w:t>
+        <w:t>and</w:t>
+      </w:r>
+      <w:r>
+        <w:rPr>
+          <w:u w:val="single" w:color="0000ff"/>
+          <w:rFonts w:ascii="Charis SIL Regular" w:hAnsi="Charis SIL Regular" w:eastAsia="Charis SIL Regular"/>
+          <w:b w:val="0"/>
+          <w:i w:val="0"/>
+          <w:color w:val="000000"/>
+          <w:sz w:val="24"/>
+        </w:rPr>
+        <w:hyperlink r:id="rId13" w:history="1">
+          <w:r>
+            <w:rPr>
+              <w:rStyle w:val="Hyperlink"/>
+            </w:rPr>
+            <w:t xml:space="preserve"> its place </w:t>
+          </w:r>
+        </w:hyperlink>
+      </w:r>
+      <w:r>
+        <w:rPr>
+          <w:rFonts w:ascii="Charis SIL Regular" w:hAnsi="Charis SIL Regular" w:eastAsia="Charis SIL Regular"/>
+          <w:b w:val="0"/>
+          <w:i w:val="0"/>
+          <w:color w:val="000000"/>
+          <w:sz w:val="24"/>
+        </w:rPr>
+        <w:t>w</w:t>
       </w:r>
       <w:r>
         <w:rPr>
@@ -2196,70 +2224,8 @@
           <w:i w:val="0"/>
           <w:color w:val="0000FF"/>
           <w:sz w:val="24"/>
-          <w:u w:val="single"/>
         </w:rPr>
-        <w:hyperlink r:id="rId15" w:history="1">
-          <w:r>
-            <w:rPr>
-              <w:rStyle w:val="Hyperlink"/>
-            </w:rPr>
-            <w:t>archives</w:t>
-          </w:r>
-        </w:hyperlink>
-      </w:r>
-      <w:r>
-        <w:rPr>
-          <w:rFonts w:ascii="Charis SIL Regular" w:hAnsi="Charis SIL Regular" w:eastAsia="Charis SIL Regular"/>
-          <w:b w:val="0"/>
-          <w:i w:val="0"/>
-          <w:color w:val="0000FF"/>
-          <w:sz w:val="24"/>
-          <w:u w:val="single"/>
-        </w:rPr>
-        <w:hyperlink r:id="rId15" w:history="1">
-          <w:r>
-            <w:rPr>
-              <w:rStyle w:val="Hyperlink"/>
-            </w:rPr>
-            <w:t>-</w:t>
-          </w:r>
-        </w:hyperlink>
-      </w:r>
-      <w:r>
-        <w:rPr>
-          <w:rFonts w:ascii="Charis SIL Regular" w:hAnsi="Charis SIL Regular" w:eastAsia="Charis SIL Regular"/>
-          <w:b w:val="0"/>
-          <w:i w:val="0"/>
-          <w:color w:val="0000FF"/>
-          <w:sz w:val="24"/>
-          <w:u w:val="single"/>
-        </w:rPr>
-        <w:hyperlink r:id="rId15" w:history="1">
-          <w:r>
-            <w:rPr>
-              <w:rStyle w:val="Hyperlink"/>
-            </w:rPr>
-            <w:t>inventories/</w:t>
-          </w:r>
-        </w:hyperlink>
-      </w:r>
-      <w:r>
-        <w:rPr>
-          <w:rFonts w:ascii="Charis SIL Regular" w:hAnsi="Charis SIL Regular" w:eastAsia="Charis SIL Regular"/>
-          <w:b w:val="0"/>
-          <w:i w:val="0"/>
-          <w:color w:val="0000FF"/>
-          <w:sz w:val="24"/>
-          <w:u w:val="single"/>
-        </w:rPr>
-        <w:hyperlink r:id="rId15" w:history="1">
-          <w:r>
-            <w:rPr>
-              <w:rStyle w:val="Hyperlink"/>
-            </w:rPr>
-            <w:t>baaren/</w:t>
-          </w:r>
-        </w:hyperlink>
+        <w:t>archives-inventories/baaren/</w:t>
       </w:r>
       <w:r>
         <w:rPr>

--- a/EXPORTS/DOCX/published/niveau3/English/GerardusLeeuw.docx
+++ b/EXPORTS/DOCX/published/niveau3/English/GerardusLeeuw.docx
@@ -288,14 +288,7 @@
           <w:color w:val="000000"/>
           <w:sz w:val="24"/>
         </w:rPr>
-        <w:hyperlink r:id="rId9" w:history="1">
-          <w:r>
-            <w:rPr>
-              <w:rStyle w:val="Hyperlink"/>
-            </w:rPr>
-            <w:t>ethno</w:t>
-          </w:r>
-        </w:hyperlink>
+        <w:t>ethno</w:t>
       </w:r>
       <w:r>
         <w:rPr>
@@ -1359,6 +1352,7 @@
       </w:r>
       <w:r>
         <w:rPr>
+          <w:u w:val="single" w:color="0000ff"/>
           <w:rFonts w:ascii="Charis SIL Regular" w:hAnsi="Charis SIL Regular" w:eastAsia="Charis SIL Regular"/>
           <w:b w:val="0"/>
           <w:i w:val="0"/>
@@ -2224,8 +2218,70 @@
           <w:i w:val="0"/>
           <w:color w:val="0000FF"/>
           <w:sz w:val="24"/>
+          <w:u w:val="single"/>
         </w:rPr>
-        <w:t>archives-inventories/baaren/</w:t>
+        <w:hyperlink r:id="rId15" w:history="1">
+          <w:r>
+            <w:rPr>
+              <w:rStyle w:val="Hyperlink"/>
+            </w:rPr>
+            <w:t>archives</w:t>
+          </w:r>
+        </w:hyperlink>
+      </w:r>
+      <w:r>
+        <w:rPr>
+          <w:rFonts w:ascii="Charis SIL Regular" w:hAnsi="Charis SIL Regular" w:eastAsia="Charis SIL Regular"/>
+          <w:b w:val="0"/>
+          <w:i w:val="0"/>
+          <w:color w:val="0000FF"/>
+          <w:sz w:val="24"/>
+          <w:u w:val="single"/>
+        </w:rPr>
+        <w:hyperlink r:id="rId15" w:history="1">
+          <w:r>
+            <w:rPr>
+              <w:rStyle w:val="Hyperlink"/>
+            </w:rPr>
+            <w:t>-</w:t>
+          </w:r>
+        </w:hyperlink>
+      </w:r>
+      <w:r>
+        <w:rPr>
+          <w:rFonts w:ascii="Charis SIL Regular" w:hAnsi="Charis SIL Regular" w:eastAsia="Charis SIL Regular"/>
+          <w:b w:val="0"/>
+          <w:i w:val="0"/>
+          <w:color w:val="0000FF"/>
+          <w:sz w:val="24"/>
+          <w:u w:val="single"/>
+        </w:rPr>
+        <w:hyperlink r:id="rId15" w:history="1">
+          <w:r>
+            <w:rPr>
+              <w:rStyle w:val="Hyperlink"/>
+            </w:rPr>
+            <w:t>inventories/</w:t>
+          </w:r>
+        </w:hyperlink>
+      </w:r>
+      <w:r>
+        <w:rPr>
+          <w:rFonts w:ascii="Charis SIL Regular" w:hAnsi="Charis SIL Regular" w:eastAsia="Charis SIL Regular"/>
+          <w:b w:val="0"/>
+          <w:i w:val="0"/>
+          <w:color w:val="0000FF"/>
+          <w:sz w:val="24"/>
+          <w:u w:val="single"/>
+        </w:rPr>
+        <w:hyperlink r:id="rId15" w:history="1">
+          <w:r>
+            <w:rPr>
+              <w:rStyle w:val="Hyperlink"/>
+            </w:rPr>
+            <w:t>baaren/</w:t>
+          </w:r>
+        </w:hyperlink>
       </w:r>
       <w:r>
         <w:rPr>

--- a/EXPORTS/DOCX/published/niveau3/English/GerardusLeeuw.docx
+++ b/EXPORTS/DOCX/published/niveau3/English/GerardusLeeuw.docx
@@ -288,7 +288,14 @@
           <w:color w:val="000000"/>
           <w:sz w:val="24"/>
         </w:rPr>
-        <w:t>ethno</w:t>
+        <w:hyperlink r:id="rId9" w:history="1">
+          <w:r>
+            <w:rPr>
+              <w:rStyle w:val="Hyperlink"/>
+            </w:rPr>
+            <w:t>ethno</w:t>
+          </w:r>
+        </w:hyperlink>
       </w:r>
       <w:r>
         <w:rPr>
@@ -1341,25 +1348,7 @@
           <w:color w:val="000000"/>
           <w:sz w:val="24"/>
         </w:rPr>
-        <w:hyperlink r:id="rId13" w:history="1">
-          <w:r>
-            <w:rPr>
-              <w:rStyle w:val="Hyperlink"/>
-            </w:rPr>
-            <w:t xml:space="preserve"> its place </w:t>
-          </w:r>
-        </w:hyperlink>
-      </w:r>
-      <w:r>
-        <w:rPr>
-          <w:u w:val="single" w:color="0000ff"/>
-          <w:rFonts w:ascii="Charis SIL Regular" w:hAnsi="Charis SIL Regular" w:eastAsia="Charis SIL Regular"/>
-          <w:b w:val="0"/>
-          <w:i w:val="0"/>
-          <w:color w:val="000000"/>
-          <w:sz w:val="24"/>
-        </w:rPr>
-        <w:t>w</w:t>
+        <w:t xml:space="preserve"> its place w</w:t>
       </w:r>
       <w:r>
         <w:rPr>

--- a/EXPORTS/DOCX/published/niveau3/English/GerardusLeeuw.docx
+++ b/EXPORTS/DOCX/published/niveau3/English/GerardusLeeuw.docx
@@ -1348,7 +1348,25 @@
           <w:color w:val="000000"/>
           <w:sz w:val="24"/>
         </w:rPr>
-        <w:t xml:space="preserve"> its place w</w:t>
+        <w:hyperlink r:id="rId13" w:history="1">
+          <w:r>
+            <w:rPr>
+              <w:rStyle w:val="Hyperlink"/>
+            </w:rPr>
+            <w:t xml:space="preserve"> its place </w:t>
+          </w:r>
+        </w:hyperlink>
+      </w:r>
+      <w:r>
+        <w:rPr>
+          <w:u w:val="single" w:color="0000ff"/>
+          <w:rFonts w:ascii="Charis SIL Regular" w:hAnsi="Charis SIL Regular" w:eastAsia="Charis SIL Regular"/>
+          <w:b w:val="0"/>
+          <w:i w:val="0"/>
+          <w:color w:val="000000"/>
+          <w:sz w:val="24"/>
+        </w:rPr>
+        <w:t>w</w:t>
       </w:r>
       <w:r>
         <w:rPr>

--- a/EXPORTS/DOCX/published/niveau3/English/GerardusLeeuw.docx
+++ b/EXPORTS/DOCX/published/niveau3/English/GerardusLeeuw.docx
@@ -2225,52 +2225,8 @@
           <w:i w:val="0"/>
           <w:color w:val="0000FF"/>
           <w:sz w:val="24"/>
-          <w:u w:val="single"/>
         </w:rPr>
-        <w:hyperlink r:id="rId15" w:history="1">
-          <w:r>
-            <w:rPr>
-              <w:rStyle w:val="Hyperlink"/>
-            </w:rPr>
-            <w:t>archives</w:t>
-          </w:r>
-        </w:hyperlink>
-      </w:r>
-      <w:r>
-        <w:rPr>
-          <w:rFonts w:ascii="Charis SIL Regular" w:hAnsi="Charis SIL Regular" w:eastAsia="Charis SIL Regular"/>
-          <w:b w:val="0"/>
-          <w:i w:val="0"/>
-          <w:color w:val="0000FF"/>
-          <w:sz w:val="24"/>
-          <w:u w:val="single"/>
-        </w:rPr>
-        <w:hyperlink r:id="rId15" w:history="1">
-          <w:r>
-            <w:rPr>
-              <w:rStyle w:val="Hyperlink"/>
-            </w:rPr>
-            <w:t>-</w:t>
-          </w:r>
-        </w:hyperlink>
-      </w:r>
-      <w:r>
-        <w:rPr>
-          <w:rFonts w:ascii="Charis SIL Regular" w:hAnsi="Charis SIL Regular" w:eastAsia="Charis SIL Regular"/>
-          <w:b w:val="0"/>
-          <w:i w:val="0"/>
-          <w:color w:val="0000FF"/>
-          <w:sz w:val="24"/>
-          <w:u w:val="single"/>
-        </w:rPr>
-        <w:hyperlink r:id="rId15" w:history="1">
-          <w:r>
-            <w:rPr>
-              <w:rStyle w:val="Hyperlink"/>
-            </w:rPr>
-            <w:t>inventories/</w:t>
-          </w:r>
-        </w:hyperlink>
+        <w:t>archives-inventories/</w:t>
       </w:r>
       <w:r>
         <w:rPr>

--- a/EXPORTS/DOCX/published/niveau3/English/GerardusLeeuw.docx
+++ b/EXPORTS/DOCX/published/niveau3/English/GerardusLeeuw.docx
@@ -1359,7 +1359,6 @@
       </w:r>
       <w:r>
         <w:rPr>
-          <w:u w:val="single" w:color="0000ff"/>
           <w:rFonts w:ascii="Charis SIL Regular" w:hAnsi="Charis SIL Regular" w:eastAsia="Charis SIL Regular"/>
           <w:b w:val="0"/>
           <w:i w:val="0"/>
@@ -2225,8 +2224,52 @@
           <w:i w:val="0"/>
           <w:color w:val="0000FF"/>
           <w:sz w:val="24"/>
+          <w:u w:val="single"/>
         </w:rPr>
-        <w:t>archives-inventories/</w:t>
+        <w:hyperlink r:id="rId15" w:history="1">
+          <w:r>
+            <w:rPr>
+              <w:rStyle w:val="Hyperlink"/>
+            </w:rPr>
+            <w:t>archives</w:t>
+          </w:r>
+        </w:hyperlink>
+      </w:r>
+      <w:r>
+        <w:rPr>
+          <w:rFonts w:ascii="Charis SIL Regular" w:hAnsi="Charis SIL Regular" w:eastAsia="Charis SIL Regular"/>
+          <w:b w:val="0"/>
+          <w:i w:val="0"/>
+          <w:color w:val="0000FF"/>
+          <w:sz w:val="24"/>
+          <w:u w:val="single"/>
+        </w:rPr>
+        <w:hyperlink r:id="rId15" w:history="1">
+          <w:r>
+            <w:rPr>
+              <w:rStyle w:val="Hyperlink"/>
+            </w:rPr>
+            <w:t>-</w:t>
+          </w:r>
+        </w:hyperlink>
+      </w:r>
+      <w:r>
+        <w:rPr>
+          <w:rFonts w:ascii="Charis SIL Regular" w:hAnsi="Charis SIL Regular" w:eastAsia="Charis SIL Regular"/>
+          <w:b w:val="0"/>
+          <w:i w:val="0"/>
+          <w:color w:val="0000FF"/>
+          <w:sz w:val="24"/>
+          <w:u w:val="single"/>
+        </w:rPr>
+        <w:hyperlink r:id="rId15" w:history="1">
+          <w:r>
+            <w:rPr>
+              <w:rStyle w:val="Hyperlink"/>
+            </w:rPr>
+            <w:t>inventories/</w:t>
+          </w:r>
+        </w:hyperlink>
       </w:r>
       <w:r>
         <w:rPr>

--- a/EXPORTS/DOCX/published/niveau3/English/GerardusLeeuw.docx
+++ b/EXPORTS/DOCX/published/niveau3/English/GerardusLeeuw.docx
@@ -2262,32 +2262,7 @@
           <w:sz w:val="24"/>
           <w:u w:val="single"/>
         </w:rPr>
-        <w:hyperlink r:id="rId15" w:history="1">
-          <w:r>
-            <w:rPr>
-              <w:rStyle w:val="Hyperlink"/>
-            </w:rPr>
-            <w:t>inventories/</w:t>
-          </w:r>
-        </w:hyperlink>
-      </w:r>
-      <w:r>
-        <w:rPr>
-          <w:rFonts w:ascii="Charis SIL Regular" w:hAnsi="Charis SIL Regular" w:eastAsia="Charis SIL Regular"/>
-          <w:b w:val="0"/>
-          <w:i w:val="0"/>
-          <w:color w:val="0000FF"/>
-          <w:sz w:val="24"/>
-          <w:u w:val="single"/>
-        </w:rPr>
-        <w:hyperlink r:id="rId15" w:history="1">
-          <w:r>
-            <w:rPr>
-              <w:rStyle w:val="Hyperlink"/>
-            </w:rPr>
-            <w:t>baaren/</w:t>
-          </w:r>
-        </w:hyperlink>
+        <w:t>inventories/baaren/</w:t>
       </w:r>
       <w:r>
         <w:rPr>

--- a/EXPORTS/DOCX/published/niveau3/English/GerardusLeeuw.docx
+++ b/EXPORTS/DOCX/published/niveau3/English/GerardusLeeuw.docx
@@ -791,25 +791,7 @@
           <w:color w:val="000000"/>
           <w:sz w:val="24"/>
         </w:rPr>
-        <w:t>called MG collection, the collect</w:t>
-      </w:r>
-      <w:r>
-        <w:rPr>
-          <w:u w:val="single" w:color="0000ff"/>
-          <w:rFonts w:ascii="Charis SIL Regular" w:hAnsi="Charis SIL Regular" w:eastAsia="Charis SIL Regular"/>
-          <w:b w:val="0"/>
-          <w:i w:val="0"/>
-          <w:color w:val="000000"/>
-          <w:sz w:val="24"/>
-        </w:rPr>
-        <w:hyperlink r:id="rId11" w:history="1">
-          <w:r>
-            <w:rPr>
-              <w:rStyle w:val="Hyperlink"/>
-            </w:rPr>
-            <w:t xml:space="preserve">ion </w:t>
-          </w:r>
-        </w:hyperlink>
+        <w:t xml:space="preserve">called MG collection, the collection </w:t>
       </w:r>
       <w:r>
         <w:rPr>
@@ -2262,7 +2244,32 @@
           <w:sz w:val="24"/>
           <w:u w:val="single"/>
         </w:rPr>
-        <w:t>inventories/baaren/</w:t>
+        <w:hyperlink r:id="rId15" w:history="1">
+          <w:r>
+            <w:rPr>
+              <w:rStyle w:val="Hyperlink"/>
+            </w:rPr>
+            <w:t>inventories/</w:t>
+          </w:r>
+        </w:hyperlink>
+      </w:r>
+      <w:r>
+        <w:rPr>
+          <w:rFonts w:ascii="Charis SIL Regular" w:hAnsi="Charis SIL Regular" w:eastAsia="Charis SIL Regular"/>
+          <w:b w:val="0"/>
+          <w:i w:val="0"/>
+          <w:color w:val="0000FF"/>
+          <w:sz w:val="24"/>
+          <w:u w:val="single"/>
+        </w:rPr>
+        <w:hyperlink r:id="rId15" w:history="1">
+          <w:r>
+            <w:rPr>
+              <w:rStyle w:val="Hyperlink"/>
+            </w:rPr>
+            <w:t>baaren/</w:t>
+          </w:r>
+        </w:hyperlink>
       </w:r>
       <w:r>
         <w:rPr>

--- a/EXPORTS/DOCX/published/niveau3/English/GerardusLeeuw.docx
+++ b/EXPORTS/DOCX/published/niveau3/English/GerardusLeeuw.docx
@@ -277,25 +277,7 @@
           <w:color w:val="000000"/>
           <w:sz w:val="24"/>
         </w:rPr>
-        <w:t xml:space="preserve">personal </w:t>
-      </w:r>
-      <w:r>
-        <w:rPr>
-          <w:u w:val="single" w:color="0000ff"/>
-          <w:rFonts w:ascii="Charis SIL Regular" w:hAnsi="Charis SIL Regular" w:eastAsia="Charis SIL Regular"/>
-          <w:b w:val="0"/>
-          <w:i w:val="0"/>
-          <w:color w:val="000000"/>
-          <w:sz w:val="24"/>
-        </w:rPr>
-        <w:hyperlink r:id="rId9" w:history="1">
-          <w:r>
-            <w:rPr>
-              <w:rStyle w:val="Hyperlink"/>
-            </w:rPr>
-            <w:t>ethno</w:t>
-          </w:r>
-        </w:hyperlink>
+        <w:t>personal ethno</w:t>
       </w:r>
       <w:r>
         <w:rPr>
@@ -791,7 +773,25 @@
           <w:color w:val="000000"/>
           <w:sz w:val="24"/>
         </w:rPr>
-        <w:t xml:space="preserve">called MG collection, the collection </w:t>
+        <w:t>called MG collection, the collect</w:t>
+      </w:r>
+      <w:r>
+        <w:rPr>
+          <w:u w:val="single" w:color="0000ff"/>
+          <w:rFonts w:ascii="Charis SIL Regular" w:hAnsi="Charis SIL Regular" w:eastAsia="Charis SIL Regular"/>
+          <w:b w:val="0"/>
+          <w:i w:val="0"/>
+          <w:color w:val="000000"/>
+          <w:sz w:val="24"/>
+        </w:rPr>
+        <w:hyperlink r:id="rId11" w:history="1">
+          <w:r>
+            <w:rPr>
+              <w:rStyle w:val="Hyperlink"/>
+            </w:rPr>
+            <w:t xml:space="preserve">ion </w:t>
+          </w:r>
+        </w:hyperlink>
       </w:r>
       <w:r>
         <w:rPr>
@@ -1341,6 +1341,7 @@
       </w:r>
       <w:r>
         <w:rPr>
+          <w:u w:val="single" w:color="0000ff"/>
           <w:rFonts w:ascii="Charis SIL Regular" w:hAnsi="Charis SIL Regular" w:eastAsia="Charis SIL Regular"/>
           <w:b w:val="0"/>
           <w:i w:val="0"/>
@@ -2206,70 +2207,8 @@
           <w:i w:val="0"/>
           <w:color w:val="0000FF"/>
           <w:sz w:val="24"/>
-          <w:u w:val="single"/>
         </w:rPr>
-        <w:hyperlink r:id="rId15" w:history="1">
-          <w:r>
-            <w:rPr>
-              <w:rStyle w:val="Hyperlink"/>
-            </w:rPr>
-            <w:t>archives</w:t>
-          </w:r>
-        </w:hyperlink>
-      </w:r>
-      <w:r>
-        <w:rPr>
-          <w:rFonts w:ascii="Charis SIL Regular" w:hAnsi="Charis SIL Regular" w:eastAsia="Charis SIL Regular"/>
-          <w:b w:val="0"/>
-          <w:i w:val="0"/>
-          <w:color w:val="0000FF"/>
-          <w:sz w:val="24"/>
-          <w:u w:val="single"/>
-        </w:rPr>
-        <w:hyperlink r:id="rId15" w:history="1">
-          <w:r>
-            <w:rPr>
-              <w:rStyle w:val="Hyperlink"/>
-            </w:rPr>
-            <w:t>-</w:t>
-          </w:r>
-        </w:hyperlink>
-      </w:r>
-      <w:r>
-        <w:rPr>
-          <w:rFonts w:ascii="Charis SIL Regular" w:hAnsi="Charis SIL Regular" w:eastAsia="Charis SIL Regular"/>
-          <w:b w:val="0"/>
-          <w:i w:val="0"/>
-          <w:color w:val="0000FF"/>
-          <w:sz w:val="24"/>
-          <w:u w:val="single"/>
-        </w:rPr>
-        <w:hyperlink r:id="rId15" w:history="1">
-          <w:r>
-            <w:rPr>
-              <w:rStyle w:val="Hyperlink"/>
-            </w:rPr>
-            <w:t>inventories/</w:t>
-          </w:r>
-        </w:hyperlink>
-      </w:r>
-      <w:r>
-        <w:rPr>
-          <w:rFonts w:ascii="Charis SIL Regular" w:hAnsi="Charis SIL Regular" w:eastAsia="Charis SIL Regular"/>
-          <w:b w:val="0"/>
-          <w:i w:val="0"/>
-          <w:color w:val="0000FF"/>
-          <w:sz w:val="24"/>
-          <w:u w:val="single"/>
-        </w:rPr>
-        <w:hyperlink r:id="rId15" w:history="1">
-          <w:r>
-            <w:rPr>
-              <w:rStyle w:val="Hyperlink"/>
-            </w:rPr>
-            <w:t>baaren/</w:t>
-          </w:r>
-        </w:hyperlink>
+        <w:t>archives-inventories/baaren/</w:t>
       </w:r>
       <w:r>
         <w:rPr>
